--- a/_site/EL7.docx
+++ b/_site/EL7.docx
@@ -7,7 +7,7 @@
         <w:pStyle w:val="Title"/>
       </w:pPr>
       <w:r>
-        <w:t xml:space="preserve">EL7: Health care registers</w:t>
+        <w:t xml:space="preserve">EL7: Standardized vocabularies</w:t>
       </w:r>
     </w:p>
     <w:p>
@@ -15,10 +15,10 @@
         <w:pStyle w:val="Subtitle"/>
       </w:pPr>
       <w:r>
-        <w:t xml:space="preserve">LISA, RTB, dödsorsak, kvalreg, cancerreg, …</w:t>
+        <w:t xml:space="preserve">ICD, ATC, SNOMED, regex</w:t>
       </w:r>
     </w:p>
-    <w:bookmarkStart w:id="22" w:name="reading"/>
+    <w:bookmarkStart w:id="20" w:name="reading"/>
     <w:p>
       <w:pPr>
         <w:pStyle w:val="Heading2"/>
@@ -36,25 +36,7 @@
         </w:numPr>
       </w:pPr>
       <w:r>
-        <w:t xml:space="preserve">(Nguyen 2022, ch. 4)</w:t>
-      </w:r>
-    </w:p>
-    <w:p>
-      <w:pPr>
-        <w:pStyle w:val="Compact"/>
-        <w:numPr>
-          <w:ilvl w:val="0"/>
-          <w:numId w:val="1001"/>
-        </w:numPr>
-      </w:pPr>
-      <w:r>
-        <w:t xml:space="preserve">(Nguyen 2022, ch. 5)</w:t>
-      </w:r>
-      <w:r>
-        <w:t xml:space="preserve"> </w:t>
-      </w:r>
-      <w:r>
-        <w:t xml:space="preserve">Claims data is less commonly used in Sweden but is more important for example in the US where the health care system is more decentralized.</w:t>
+        <w:t xml:space="preserve">(Nguyen 2022, ch. 3)</w:t>
       </w:r>
     </w:p>
     <w:p>
@@ -69,8 +51,15 @@
         <w:t xml:space="preserve">Recommended references:</w:t>
       </w:r>
     </w:p>
-    <w:bookmarkStart w:id="21" w:name="refs"/>
-    <w:bookmarkStart w:id="20" w:name="ref-nguyen2022a"/>
+    <w:bookmarkEnd w:id="20"/>
+    <w:bookmarkStart w:id="23" w:name="section"/>
+    <w:p>
+      <w:pPr>
+        <w:pStyle w:val="Heading1"/>
+      </w:pPr>
+    </w:p>
+    <w:bookmarkStart w:id="22" w:name="refs"/>
+    <w:bookmarkStart w:id="21" w:name="ref-nguyen2022a"/>
     <w:p>
       <w:pPr>
         <w:pStyle w:val="Bibliography"/>
@@ -92,9 +81,9 @@
         <w:t xml:space="preserve">. First edition. Beijing Boston Farnham Sebastopol Tokyo: O’Reilly.</w:t>
       </w:r>
     </w:p>
-    <w:bookmarkEnd w:id="20"/>
     <w:bookmarkEnd w:id="21"/>
     <w:bookmarkEnd w:id="22"/>
+    <w:bookmarkEnd w:id="23"/>
     <w:sectPr>
       <w:footnotePr>
         <w:numRestart w:val="eachSect"/>

--- a/_site/EL7.docx
+++ b/_site/EL7.docx
@@ -7,7 +7,7 @@
         <w:pStyle w:val="Title"/>
       </w:pPr>
       <w:r>
-        <w:t xml:space="preserve">EL7: Standardized vocabularies</w:t>
+        <w:t xml:space="preserve">EL7: Medical codes</w:t>
       </w:r>
     </w:p>
     <w:p>
@@ -15,10 +15,10 @@
         <w:pStyle w:val="Subtitle"/>
       </w:pPr>
       <w:r>
-        <w:t xml:space="preserve">ICD, ATC, SNOMED, regex</w:t>
-      </w:r>
-    </w:p>
-    <w:bookmarkStart w:id="20" w:name="reading"/>
+        <w:t xml:space="preserve">ICD, ATC, KVÅ, regex</w:t>
+      </w:r>
+    </w:p>
+    <w:bookmarkStart w:id="23" w:name="reading"/>
     <w:p>
       <w:pPr>
         <w:pStyle w:val="Heading2"/>
@@ -37,6 +37,138 @@
       </w:pPr>
       <w:r>
         <w:t xml:space="preserve">(Nguyen 2022, ch. 3)</w:t>
+      </w:r>
+      <w:r>
+        <w:t xml:space="preserve"> </w:t>
+      </w:r>
+      <w:r>
+        <w:t xml:space="preserve">on standardized vocabularies. You may skip the sections</w:t>
+      </w:r>
+      <w:r>
+        <w:t xml:space="preserve"> </w:t>
+      </w:r>
+      <w:r>
+        <w:t xml:space="preserve">“CPT”</w:t>
+      </w:r>
+      <w:r>
+        <w:t xml:space="preserve">,</w:t>
+      </w:r>
+      <w:r>
+        <w:t xml:space="preserve"> </w:t>
+      </w:r>
+      <w:r>
+        <w:t xml:space="preserve">“LOINC”</w:t>
+      </w:r>
+      <w:r>
+        <w:t xml:space="preserve">,</w:t>
+      </w:r>
+      <w:r>
+        <w:t xml:space="preserve"> </w:t>
+      </w:r>
+      <w:r>
+        <w:t xml:space="preserve">“RxNorm”</w:t>
+      </w:r>
+      <w:r>
+        <w:t xml:space="preserve"> </w:t>
+      </w:r>
+      <w:r>
+        <w:t xml:space="preserve">and</w:t>
+      </w:r>
+      <w:r>
+        <w:t xml:space="preserve"> </w:t>
+      </w:r>
+      <w:r>
+        <w:t xml:space="preserve">“Using the Unified Medical Language System”</w:t>
+      </w:r>
+      <w:r>
+        <w:t xml:space="preserve"> </w:t>
+      </w:r>
+      <w:r>
+        <w:t xml:space="preserve">(not examined within the course). Even if you skip those section, remember to read the conclusions in the end of the chapter!</w:t>
+      </w:r>
+    </w:p>
+    <w:p>
+      <w:pPr>
+        <w:pStyle w:val="Compact"/>
+        <w:numPr>
+          <w:ilvl w:val="0"/>
+          <w:numId w:val="1001"/>
+        </w:numPr>
+      </w:pPr>
+      <w:r>
+        <w:t xml:space="preserve">Alharbi, Isouard, and Tolchard (2021)</w:t>
+      </w:r>
+      <w:r>
+        <w:t xml:space="preserve"> </w:t>
+      </w:r>
+      <w:r>
+        <w:t xml:space="preserve">provides an historical expose of the development of medical coding, with focus on the International Classificatin of Diseases (ICD).</w:t>
+      </w:r>
+    </w:p>
+    <w:p>
+      <w:pPr>
+        <w:pStyle w:val="Compact"/>
+        <w:numPr>
+          <w:ilvl w:val="0"/>
+          <w:numId w:val="1001"/>
+        </w:numPr>
+      </w:pPr>
+      <w:r>
+        <w:t xml:space="preserve">Nelson et al. (2024)</w:t>
+      </w:r>
+      <w:r>
+        <w:t xml:space="preserve"> </w:t>
+      </w:r>
+      <w:r>
+        <w:t xml:space="preserve">argue (based on a statistical analysis) that we should not put to much trust in the coded data (you may skip the methods section).</w:t>
+      </w:r>
+    </w:p>
+    <w:p>
+      <w:pPr>
+        <w:pStyle w:val="Compact"/>
+        <w:numPr>
+          <w:ilvl w:val="0"/>
+          <w:numId w:val="1001"/>
+        </w:numPr>
+      </w:pPr>
+      <w:r>
+        <w:t xml:space="preserve">Bindel and Seifert (2025)</w:t>
+      </w:r>
+      <w:r>
+        <w:t xml:space="preserve"> </w:t>
+      </w:r>
+      <w:r>
+        <w:t xml:space="preserve">introduces the Anatomical Therapeutic Chemical (ATC) and some associated problems. Focus on the introduction and conclusion sections (results and discussion may be skipped).</w:t>
+      </w:r>
+    </w:p>
+    <w:p>
+      <w:pPr>
+        <w:pStyle w:val="Compact"/>
+        <w:numPr>
+          <w:ilvl w:val="0"/>
+          <w:numId w:val="1001"/>
+        </w:numPr>
+      </w:pPr>
+      <w:r>
+        <w:t xml:space="preserve">(Wickham, Çetinkaya-Rundel, and Grolemund, n.d., ch. 15)</w:t>
+      </w:r>
+      <w:r>
+        <w:t xml:space="preserve">: Using</w:t>
+      </w:r>
+      <w:r>
+        <w:t xml:space="preserve"> </w:t>
+      </w:r>
+      <w:r>
+        <w:rPr>
+          <w:rStyle w:val="VerbatimChar"/>
+        </w:rPr>
+        <w:t xml:space="preserve">{stringr}</w:t>
+      </w:r>
+      <w:r>
+        <w:t xml:space="preserve"> </w:t>
+      </w:r>
+      <w:r>
+        <w:t xml:space="preserve">for regular expressions in R including exercises</w:t>
       </w:r>
     </w:p>
     <w:p>
@@ -51,21 +183,4149 @@
         <w:t xml:space="preserve">Recommended references:</w:t>
       </w:r>
     </w:p>
-    <w:bookmarkEnd w:id="20"/>
-    <w:bookmarkStart w:id="23" w:name="section"/>
-    <w:p>
-      <w:pPr>
-        <w:pStyle w:val="Heading1"/>
-      </w:pPr>
-    </w:p>
-    <w:bookmarkStart w:id="22" w:name="refs"/>
-    <w:bookmarkStart w:id="21" w:name="ref-nguyen2022a"/>
-    <w:p>
-      <w:pPr>
-        <w:pStyle w:val="Bibliography"/>
-      </w:pPr>
-      <w:r>
-        <w:t xml:space="preserve">Nguyen, Andrew. 2022.</w:t>
+    <w:p>
+      <w:pPr>
+        <w:pStyle w:val="Compact"/>
+        <w:numPr>
+          <w:ilvl w:val="0"/>
+          <w:numId w:val="1002"/>
+        </w:numPr>
+      </w:pPr>
+      <w:hyperlink r:id="rId20">
+        <w:r>
+          <w:rPr>
+            <w:rStyle w:val="Hyperlink"/>
+          </w:rPr>
+          <w:t xml:space="preserve">History of the Statistical Classification of Diseases</w:t>
+        </w:r>
+      </w:hyperlink>
+      <w:hyperlink r:id="rId21">
+        <w:r>
+          <w:rPr>
+            <w:rStyle w:val="Hyperlink"/>
+          </w:rPr>
+          <w:t xml:space="preserve">and</w:t>
+        </w:r>
+      </w:hyperlink>
+      <w:hyperlink r:id="rId20">
+        <w:r>
+          <w:rPr>
+            <w:rStyle w:val="Hyperlink"/>
+          </w:rPr>
+          <w:t xml:space="preserve">Causes of Death</w:t>
+        </w:r>
+      </w:hyperlink>
+    </w:p>
+    <w:p>
+      <w:pPr>
+        <w:pStyle w:val="FirstParagraph"/>
+      </w:pPr>
+      <w:r>
+        <w:rPr>
+          <w:b/>
+          <w:bCs/>
+        </w:rPr>
+        <w:t xml:space="preserve">Recommended practice:</w:t>
+      </w:r>
+    </w:p>
+    <w:p>
+      <w:pPr>
+        <w:pStyle w:val="Compact"/>
+        <w:numPr>
+          <w:ilvl w:val="0"/>
+          <w:numId w:val="1003"/>
+        </w:numPr>
+      </w:pPr>
+      <w:hyperlink r:id="rId22">
+        <w:r>
+          <w:rPr>
+            <w:rStyle w:val="Hyperlink"/>
+          </w:rPr>
+          <w:t xml:space="preserve">Regular expressins</w:t>
+        </w:r>
+      </w:hyperlink>
+      <w:r>
+        <w:t xml:space="preserve">: But please not that this is general practice and deviations may exist between those exercises and R.</w:t>
+      </w:r>
+    </w:p>
+    <w:bookmarkEnd w:id="23"/>
+    <w:bookmarkStart w:id="24" w:name="overview"/>
+    <w:p>
+      <w:pPr>
+        <w:pStyle w:val="Heading2"/>
+      </w:pPr>
+      <w:r>
+        <w:t xml:space="preserve">Overview</w:t>
+      </w:r>
+    </w:p>
+    <w:p>
+      <w:pPr>
+        <w:pStyle w:val="Compact"/>
+        <w:numPr>
+          <w:ilvl w:val="0"/>
+          <w:numId w:val="1004"/>
+        </w:numPr>
+      </w:pPr>
+      <w:r>
+        <w:t xml:space="preserve">Standardized vocabularies, controlled vocabularies, terminologies and ontologies …</w:t>
+      </w:r>
+    </w:p>
+    <w:p>
+      <w:pPr>
+        <w:pStyle w:val="Compact"/>
+        <w:numPr>
+          <w:ilvl w:val="0"/>
+          <w:numId w:val="1004"/>
+        </w:numPr>
+      </w:pPr>
+      <w:r>
+        <w:t xml:space="preserve">This is a field of its onwn (health informatics and clinical terminology)</w:t>
+      </w:r>
+    </w:p>
+    <w:p>
+      <w:pPr>
+        <w:pStyle w:val="Compact"/>
+        <w:numPr>
+          <w:ilvl w:val="0"/>
+          <w:numId w:val="1004"/>
+        </w:numPr>
+      </w:pPr>
+      <w:r>
+        <w:t xml:space="preserve">Let’s just call it</w:t>
+      </w:r>
+      <w:r>
+        <w:t xml:space="preserve"> </w:t>
+      </w:r>
+      <w:r>
+        <w:t xml:space="preserve">“medical coding”</w:t>
+      </w:r>
+      <w:r>
+        <w:t xml:space="preserve"> </w:t>
+      </w:r>
+      <w:r>
+        <w:t xml:space="preserve">for now.</w:t>
+      </w:r>
+    </w:p>
+    <w:bookmarkEnd w:id="24"/>
+    <w:bookmarkStart w:id="25" w:name="relevance"/>
+    <w:p>
+      <w:pPr>
+        <w:pStyle w:val="Heading2"/>
+      </w:pPr>
+      <w:r>
+        <w:t xml:space="preserve">Relevance</w:t>
+      </w:r>
+    </w:p>
+    <w:p>
+      <w:pPr>
+        <w:pStyle w:val="Compact"/>
+        <w:numPr>
+          <w:ilvl w:val="0"/>
+          <w:numId w:val="1005"/>
+        </w:numPr>
+      </w:pPr>
+      <w:r>
+        <w:t xml:space="preserve">Imaganine you are diagnosed with</w:t>
+      </w:r>
+      <w:r>
+        <w:t xml:space="preserve"> </w:t>
+      </w:r>
+      <w:r>
+        <w:t xml:space="preserve">“cancer”</w:t>
+      </w:r>
+      <w:r>
+        <w:t xml:space="preserve"> </w:t>
+      </w:r>
+      <w:r>
+        <w:t xml:space="preserve">(hope not …)</w:t>
+      </w:r>
+    </w:p>
+    <w:p>
+      <w:pPr>
+        <w:pStyle w:val="Compact"/>
+        <w:numPr>
+          <w:ilvl w:val="0"/>
+          <w:numId w:val="1005"/>
+        </w:numPr>
+      </w:pPr>
+      <w:r>
+        <w:t xml:space="preserve">Your doctor writes that you have</w:t>
+      </w:r>
+      <w:r>
+        <w:t xml:space="preserve"> </w:t>
+      </w:r>
+      <w:r>
+        <w:t xml:space="preserve">“kräfta”</w:t>
+      </w:r>
+      <w:r>
+        <w:t xml:space="preserve"> </w:t>
+      </w:r>
+      <w:r>
+        <w:t xml:space="preserve">in your medical records</w:t>
+      </w:r>
+    </w:p>
+    <w:p>
+      <w:pPr>
+        <w:pStyle w:val="Compact"/>
+        <w:numPr>
+          <w:ilvl w:val="1"/>
+          <w:numId w:val="1006"/>
+        </w:numPr>
+      </w:pPr>
+      <w:r>
+        <w:t xml:space="preserve">“kräfta”</w:t>
+      </w:r>
+      <w:r>
+        <w:t xml:space="preserve"> </w:t>
+      </w:r>
+      <w:r>
+        <w:t xml:space="preserve">(Swedish) = cancer (latin), although the astrological sign</w:t>
+      </w:r>
+      <w:r>
+        <w:t xml:space="preserve"> </w:t>
+      </w:r>
+      <w:r>
+        <w:t xml:space="preserve">“cancer”</w:t>
+      </w:r>
+      <w:r>
+        <w:t xml:space="preserve"> </w:t>
+      </w:r>
+      <w:r>
+        <w:t xml:space="preserve">is actually a</w:t>
+      </w:r>
+      <w:r>
+        <w:t xml:space="preserve"> </w:t>
+      </w:r>
+      <w:r>
+        <w:t xml:space="preserve">“crab”</w:t>
+      </w:r>
+    </w:p>
+    <w:p>
+      <w:pPr>
+        <w:pStyle w:val="Compact"/>
+        <w:numPr>
+          <w:ilvl w:val="0"/>
+          <w:numId w:val="1005"/>
+        </w:numPr>
+      </w:pPr>
+      <w:r>
+        <w:t xml:space="preserve">She might as well write:</w:t>
+      </w:r>
+    </w:p>
+    <w:p>
+      <w:pPr>
+        <w:pStyle w:val="Compact"/>
+        <w:numPr>
+          <w:ilvl w:val="1"/>
+          <w:numId w:val="1007"/>
+        </w:numPr>
+      </w:pPr>
+      <w:r>
+        <w:t xml:space="preserve">The patient was diagnosed with a malignant neoplasm of the colon.</w:t>
+      </w:r>
+    </w:p>
+    <w:p>
+      <w:pPr>
+        <w:pStyle w:val="Compact"/>
+        <w:numPr>
+          <w:ilvl w:val="1"/>
+          <w:numId w:val="1007"/>
+        </w:numPr>
+      </w:pPr>
+      <w:r>
+        <w:t xml:space="preserve">Histology confirms invasive adenocarcinoma.</w:t>
+      </w:r>
+    </w:p>
+    <w:p>
+      <w:pPr>
+        <w:pStyle w:val="Compact"/>
+        <w:numPr>
+          <w:ilvl w:val="1"/>
+          <w:numId w:val="1007"/>
+        </w:numPr>
+      </w:pPr>
+      <w:r>
+        <w:t xml:space="preserve">Evidence of metastatic disease to the liver.</w:t>
+      </w:r>
+    </w:p>
+    <w:p>
+      <w:pPr>
+        <w:pStyle w:val="Compact"/>
+        <w:numPr>
+          <w:ilvl w:val="0"/>
+          <w:numId w:val="1005"/>
+        </w:numPr>
+      </w:pPr>
+      <w:r>
+        <w:t xml:space="preserve">Natural languages (English/Swedish etc) are not well suited for statistical analysis</w:t>
+      </w:r>
+    </w:p>
+    <w:p>
+      <w:pPr>
+        <w:pStyle w:val="Compact"/>
+        <w:numPr>
+          <w:ilvl w:val="1"/>
+          <w:numId w:val="1008"/>
+        </w:numPr>
+      </w:pPr>
+      <w:r>
+        <w:t xml:space="preserve">Natural language processing (NLP) is nice but outside the scope of the course</w:t>
+      </w:r>
+    </w:p>
+    <w:p>
+      <w:pPr>
+        <w:pStyle w:val="Compact"/>
+        <w:numPr>
+          <w:ilvl w:val="0"/>
+          <w:numId w:val="1005"/>
+        </w:numPr>
+      </w:pPr>
+      <w:r>
+        <w:t xml:space="preserve">Statisticians need clear definitions of diagnoses, procedures, medications etc.</w:t>
+      </w:r>
+    </w:p>
+    <w:p>
+      <w:pPr>
+        <w:pStyle w:val="Compact"/>
+        <w:numPr>
+          <w:ilvl w:val="0"/>
+          <w:numId w:val="1005"/>
+        </w:numPr>
+      </w:pPr>
+      <w:r>
+        <w:t xml:space="preserve">Therefore, such information is encoded in a standardized way</w:t>
+      </w:r>
+    </w:p>
+    <w:bookmarkEnd w:id="25"/>
+    <w:bookmarkStart w:id="26" w:name="granularityreliabaility"/>
+    <w:p>
+      <w:pPr>
+        <w:pStyle w:val="Heading2"/>
+      </w:pPr>
+      <w:r>
+        <w:t xml:space="preserve">Granularity/reliabaility</w:t>
+      </w:r>
+    </w:p>
+    <w:p>
+      <w:pPr>
+        <w:pStyle w:val="Compact"/>
+        <w:numPr>
+          <w:ilvl w:val="0"/>
+          <w:numId w:val="1009"/>
+        </w:numPr>
+      </w:pPr>
+      <w:r>
+        <w:t xml:space="preserve">Cancer might be coded by an ICD-10 code (International Classificatin of Diseases v. 10) as</w:t>
+      </w:r>
+      <w:r>
+        <w:t xml:space="preserve"> </w:t>
+      </w:r>
+      <w:r>
+        <w:t xml:space="preserve">“C”</w:t>
+      </w:r>
+      <w:r>
+        <w:t xml:space="preserve"> </w:t>
+      </w:r>
+      <w:r>
+        <w:t xml:space="preserve">(or possibly</w:t>
+      </w:r>
+      <w:r>
+        <w:t xml:space="preserve"> </w:t>
+      </w:r>
+      <w:r>
+        <w:t xml:space="preserve">“D”</w:t>
+      </w:r>
+      <w:r>
+        <w:t xml:space="preserve">)</w:t>
+      </w:r>
+    </w:p>
+    <w:p>
+      <w:pPr>
+        <w:pStyle w:val="Compact"/>
+        <w:numPr>
+          <w:ilvl w:val="0"/>
+          <w:numId w:val="1009"/>
+        </w:numPr>
+      </w:pPr>
+      <w:r>
+        <w:t xml:space="preserve">Cancer, however, is a very general term. Is it lung cancer, brain cancer, skin cancer etc (those are very different)</w:t>
+      </w:r>
+    </w:p>
+    <w:p>
+      <w:pPr>
+        <w:pStyle w:val="Compact"/>
+        <w:numPr>
+          <w:ilvl w:val="0"/>
+          <w:numId w:val="1009"/>
+        </w:numPr>
+      </w:pPr>
+      <w:r>
+        <w:t xml:space="preserve">The more we learn about a diseases, the more granularity we expect from the coding</w:t>
+      </w:r>
+    </w:p>
+    <w:p>
+      <w:pPr>
+        <w:pStyle w:val="Compact"/>
+        <w:numPr>
+          <w:ilvl w:val="0"/>
+          <w:numId w:val="1009"/>
+        </w:numPr>
+      </w:pPr>
+      <w:r>
+        <w:t xml:space="preserve">The coding systems therefore tend to be quite complex, evolve over time and often have regional differences</w:t>
+      </w:r>
+    </w:p>
+    <w:p>
+      <w:pPr>
+        <w:pStyle w:val="Compact"/>
+        <w:numPr>
+          <w:ilvl w:val="0"/>
+          <w:numId w:val="1009"/>
+        </w:numPr>
+      </w:pPr>
+      <w:r>
+        <w:t xml:space="preserve">Even though the intention of the coding system might be grannular and precise, the data quality often relies on different coding practicies in different hospitals etc.</w:t>
+      </w:r>
+    </w:p>
+    <w:p>
+      <w:pPr>
+        <w:pStyle w:val="Compact"/>
+        <w:numPr>
+          <w:ilvl w:val="0"/>
+          <w:numId w:val="1009"/>
+        </w:numPr>
+      </w:pPr>
+      <w:r>
+        <w:t xml:space="preserve">The codes might also be misued for re-imbursment practices</w:t>
+      </w:r>
+    </w:p>
+    <w:p>
+      <w:pPr>
+        <w:pStyle w:val="Compact"/>
+        <w:numPr>
+          <w:ilvl w:val="1"/>
+          <w:numId w:val="1010"/>
+        </w:numPr>
+      </w:pPr>
+      <w:r>
+        <w:t xml:space="preserve">There was a regional scandal in Western Sweden not so many years ago</w:t>
+      </w:r>
+    </w:p>
+    <w:p>
+      <w:pPr>
+        <w:pStyle w:val="Compact"/>
+        <w:numPr>
+          <w:ilvl w:val="0"/>
+          <w:numId w:val="1009"/>
+        </w:numPr>
+      </w:pPr>
+      <w:r>
+        <w:t xml:space="preserve">In practice, the medical doctor might dictate a diagnosis, which then needs to be translaed to a code by administrative staff</w:t>
+      </w:r>
+    </w:p>
+    <w:bookmarkEnd w:id="26"/>
+    <w:bookmarkStart w:id="27" w:name="example"/>
+    <w:p>
+      <w:pPr>
+        <w:pStyle w:val="Heading2"/>
+      </w:pPr>
+      <w:r>
+        <w:t xml:space="preserve">Example</w:t>
+      </w:r>
+    </w:p>
+    <w:p>
+      <w:pPr>
+        <w:pStyle w:val="Compact"/>
+        <w:numPr>
+          <w:ilvl w:val="0"/>
+          <w:numId w:val="1011"/>
+        </w:numPr>
+      </w:pPr>
+      <w:r>
+        <w:t xml:space="preserve">The Swedish Hip Arthroplasty Register identified that one hospital appeared to have an unusually high number of patients recorded with severe respiratory problems</w:t>
+      </w:r>
+    </w:p>
+    <w:p>
+      <w:pPr>
+        <w:pStyle w:val="Compact"/>
+        <w:numPr>
+          <w:ilvl w:val="0"/>
+          <w:numId w:val="1011"/>
+        </w:numPr>
+      </w:pPr>
+      <w:r>
+        <w:t xml:space="preserve">At first glance, this raised a clinical question: could hip problems somehow lead to serious breathing problems?</w:t>
+      </w:r>
+    </w:p>
+    <w:p>
+      <w:pPr>
+        <w:pStyle w:val="Compact"/>
+        <w:numPr>
+          <w:ilvl w:val="0"/>
+          <w:numId w:val="1011"/>
+        </w:numPr>
+      </w:pPr>
+      <w:r>
+        <w:t xml:space="preserve">However, hip surgery is often performed under general anaesthesia. During general anaesthesia, patients are intubated and mechanically ventilated, which involves procedures related to the respiratory system.</w:t>
+      </w:r>
+    </w:p>
+    <w:p>
+      <w:pPr>
+        <w:pStyle w:val="Compact"/>
+        <w:numPr>
+          <w:ilvl w:val="0"/>
+          <w:numId w:val="1011"/>
+        </w:numPr>
+      </w:pPr>
+      <w:r>
+        <w:t xml:space="preserve">It was eventually discovered that a procedural code related to anaesthesia and airway management had been incorrectly registered as a severe respiratory diagnosis.</w:t>
+      </w:r>
+    </w:p>
+    <w:p>
+      <w:pPr>
+        <w:pStyle w:val="Compact"/>
+        <w:numPr>
+          <w:ilvl w:val="0"/>
+          <w:numId w:val="1011"/>
+        </w:numPr>
+      </w:pPr>
+      <w:r>
+        <w:t xml:space="preserve">The apparent</w:t>
+      </w:r>
+      <w:r>
+        <w:t xml:space="preserve"> </w:t>
+      </w:r>
+      <w:r>
+        <w:t xml:space="preserve">“complication”</w:t>
+      </w:r>
+      <w:r>
+        <w:t xml:space="preserve"> </w:t>
+      </w:r>
+      <w:r>
+        <w:t xml:space="preserve">was therefore not a real clinical problem, but a coding error.</w:t>
+      </w:r>
+    </w:p>
+    <w:p>
+      <w:pPr>
+        <w:pStyle w:val="FirstParagraph"/>
+      </w:pPr>
+      <w:r>
+        <w:rPr>
+          <w:b/>
+          <w:bCs/>
+        </w:rPr>
+        <w:t xml:space="preserve">Lesson:</w:t>
+      </w:r>
+      <w:r>
+        <w:t xml:space="preserve"> </w:t>
+      </w:r>
+      <w:r>
+        <w:t xml:space="preserve">Register data reflect coding practices. Without understanding how variables are defined and recorded, one may draw incorrect conclusions.</w:t>
+      </w:r>
+    </w:p>
+    <w:bookmarkEnd w:id="27"/>
+    <w:bookmarkStart w:id="28" w:name="X677b3cfbe6245edec760c3d9bae235d1254926d"/>
+    <w:p>
+      <w:pPr>
+        <w:pStyle w:val="Heading2"/>
+      </w:pPr>
+      <w:r>
+        <w:t xml:space="preserve">ICD – International Classification of Diseases</w:t>
+      </w:r>
+    </w:p>
+    <w:p>
+      <w:pPr>
+        <w:pStyle w:val="Compact"/>
+        <w:numPr>
+          <w:ilvl w:val="0"/>
+          <w:numId w:val="1012"/>
+        </w:numPr>
+      </w:pPr>
+      <w:r>
+        <w:t xml:space="preserve">Maintained by the World Health Organization (WHO)</w:t>
+      </w:r>
+    </w:p>
+    <w:p>
+      <w:pPr>
+        <w:pStyle w:val="Compact"/>
+        <w:numPr>
+          <w:ilvl w:val="0"/>
+          <w:numId w:val="1012"/>
+        </w:numPr>
+      </w:pPr>
+      <w:r>
+        <w:t xml:space="preserve">Global standard for coding diseases and causes of death</w:t>
+      </w:r>
+    </w:p>
+    <w:p>
+      <w:pPr>
+        <w:pStyle w:val="Compact"/>
+        <w:numPr>
+          <w:ilvl w:val="0"/>
+          <w:numId w:val="1012"/>
+        </w:numPr>
+      </w:pPr>
+      <w:r>
+        <w:t xml:space="preserve">Used for:</w:t>
+      </w:r>
+    </w:p>
+    <w:p>
+      <w:pPr>
+        <w:pStyle w:val="Compact"/>
+        <w:numPr>
+          <w:ilvl w:val="1"/>
+          <w:numId w:val="1013"/>
+        </w:numPr>
+      </w:pPr>
+      <w:r>
+        <w:t xml:space="preserve">Clinical documentation</w:t>
+      </w:r>
+    </w:p>
+    <w:p>
+      <w:pPr>
+        <w:pStyle w:val="Compact"/>
+        <w:numPr>
+          <w:ilvl w:val="1"/>
+          <w:numId w:val="1013"/>
+        </w:numPr>
+      </w:pPr>
+      <w:r>
+        <w:t xml:space="preserve">Mortality statistics</w:t>
+      </w:r>
+    </w:p>
+    <w:p>
+      <w:pPr>
+        <w:pStyle w:val="Compact"/>
+        <w:numPr>
+          <w:ilvl w:val="1"/>
+          <w:numId w:val="1013"/>
+        </w:numPr>
+      </w:pPr>
+      <w:r>
+        <w:t xml:space="preserve">Epidemiological research</w:t>
+      </w:r>
+    </w:p>
+    <w:p>
+      <w:pPr>
+        <w:pStyle w:val="Compact"/>
+        <w:numPr>
+          <w:ilvl w:val="1"/>
+          <w:numId w:val="1013"/>
+        </w:numPr>
+      </w:pPr>
+      <w:r>
+        <w:t xml:space="preserve">Health system planning and monitoring</w:t>
+      </w:r>
+    </w:p>
+    <w:bookmarkEnd w:id="28"/>
+    <w:bookmarkStart w:id="29" w:name="historical-background"/>
+    <w:p>
+      <w:pPr>
+        <w:pStyle w:val="Heading2"/>
+      </w:pPr>
+      <w:r>
+        <w:t xml:space="preserve">Historical Background</w:t>
+      </w:r>
+    </w:p>
+    <w:p>
+      <w:pPr>
+        <w:pStyle w:val="Compact"/>
+        <w:numPr>
+          <w:ilvl w:val="0"/>
+          <w:numId w:val="1014"/>
+        </w:numPr>
+      </w:pPr>
+      <w:r>
+        <w:t xml:space="preserve">First version: 1893 (International List of Causes of Death)</w:t>
+      </w:r>
+    </w:p>
+    <w:p>
+      <w:pPr>
+        <w:pStyle w:val="Compact"/>
+        <w:numPr>
+          <w:ilvl w:val="0"/>
+          <w:numId w:val="1014"/>
+        </w:numPr>
+      </w:pPr>
+      <w:r>
+        <w:t xml:space="preserve">WHO assumed responsibility in 1948 (ICD-6)</w:t>
+      </w:r>
+    </w:p>
+    <w:p>
+      <w:pPr>
+        <w:pStyle w:val="Compact"/>
+        <w:numPr>
+          <w:ilvl w:val="0"/>
+          <w:numId w:val="1014"/>
+        </w:numPr>
+      </w:pPr>
+      <w:r>
+        <w:t xml:space="preserve">Major revisions approximately every 10–20 years</w:t>
+      </w:r>
+    </w:p>
+    <w:p>
+      <w:pPr>
+        <w:pStyle w:val="Compact"/>
+        <w:numPr>
+          <w:ilvl w:val="0"/>
+          <w:numId w:val="1014"/>
+        </w:numPr>
+      </w:pPr>
+      <w:r>
+        <w:t xml:space="preserve">Each revision reflects:</w:t>
+      </w:r>
+    </w:p>
+    <w:p>
+      <w:pPr>
+        <w:pStyle w:val="Compact"/>
+        <w:numPr>
+          <w:ilvl w:val="1"/>
+          <w:numId w:val="1015"/>
+        </w:numPr>
+      </w:pPr>
+      <w:r>
+        <w:t xml:space="preserve">Advances in medical knowledge</w:t>
+      </w:r>
+    </w:p>
+    <w:p>
+      <w:pPr>
+        <w:pStyle w:val="Compact"/>
+        <w:numPr>
+          <w:ilvl w:val="1"/>
+          <w:numId w:val="1015"/>
+        </w:numPr>
+      </w:pPr>
+      <w:r>
+        <w:t xml:space="preserve">Changes in disease concepts</w:t>
+      </w:r>
+    </w:p>
+    <w:p>
+      <w:pPr>
+        <w:pStyle w:val="Compact"/>
+        <w:numPr>
+          <w:ilvl w:val="1"/>
+          <w:numId w:val="1015"/>
+        </w:numPr>
+      </w:pPr>
+      <w:r>
+        <w:t xml:space="preserve">Administrative and reporting needs</w:t>
+      </w:r>
+    </w:p>
+    <w:p>
+      <w:pPr>
+        <w:pStyle w:val="FirstParagraph"/>
+      </w:pPr>
+      <w:r>
+        <w:t xml:space="preserve">ICD has evolved from a mortality list to a comprehensive disease classification.</w:t>
+      </w:r>
+    </w:p>
+    <w:bookmarkEnd w:id="29"/>
+    <w:bookmarkStart w:id="30" w:name="major-icd-versions"/>
+    <w:p>
+      <w:pPr>
+        <w:pStyle w:val="Heading2"/>
+      </w:pPr>
+      <w:r>
+        <w:t xml:space="preserve">Major ICD Versions</w:t>
+      </w:r>
+    </w:p>
+    <w:p>
+      <w:pPr>
+        <w:pStyle w:val="Compact"/>
+        <w:numPr>
+          <w:ilvl w:val="0"/>
+          <w:numId w:val="1016"/>
+        </w:numPr>
+      </w:pPr>
+      <w:r>
+        <w:t xml:space="preserve">ICD-7 (used in many countries in the 1950s–1970s)</w:t>
+      </w:r>
+    </w:p>
+    <w:p>
+      <w:pPr>
+        <w:pStyle w:val="Compact"/>
+        <w:numPr>
+          <w:ilvl w:val="1"/>
+          <w:numId w:val="1017"/>
+        </w:numPr>
+      </w:pPr>
+      <w:r>
+        <w:t xml:space="preserve">Still used in the Swedish cancer register for backward compability</w:t>
+      </w:r>
+    </w:p>
+    <w:p>
+      <w:pPr>
+        <w:pStyle w:val="Compact"/>
+        <w:numPr>
+          <w:ilvl w:val="0"/>
+          <w:numId w:val="1016"/>
+        </w:numPr>
+      </w:pPr>
+      <w:r>
+        <w:t xml:space="preserve">ICD-8 (used in many countries in the 1960s–1980s)</w:t>
+      </w:r>
+    </w:p>
+    <w:p>
+      <w:pPr>
+        <w:pStyle w:val="Compact"/>
+        <w:numPr>
+          <w:ilvl w:val="0"/>
+          <w:numId w:val="1016"/>
+        </w:numPr>
+      </w:pPr>
+      <w:r>
+        <w:t xml:space="preserve">ICD-9 (widely used until the early 2000s)</w:t>
+      </w:r>
+    </w:p>
+    <w:p>
+      <w:pPr>
+        <w:pStyle w:val="Compact"/>
+        <w:numPr>
+          <w:ilvl w:val="1"/>
+          <w:numId w:val="1018"/>
+        </w:numPr>
+      </w:pPr>
+      <w:r>
+        <w:t xml:space="preserve">Also still used in the Swedish cancer register</w:t>
+      </w:r>
+    </w:p>
+    <w:p>
+      <w:pPr>
+        <w:pStyle w:val="Compact"/>
+        <w:numPr>
+          <w:ilvl w:val="0"/>
+          <w:numId w:val="1016"/>
+        </w:numPr>
+      </w:pPr>
+      <w:r>
+        <w:t xml:space="preserve">ICD-10 (introduced in the 1990s; still dominant in many countries)</w:t>
+      </w:r>
+    </w:p>
+    <w:p>
+      <w:pPr>
+        <w:pStyle w:val="Compact"/>
+        <w:numPr>
+          <w:ilvl w:val="1"/>
+          <w:numId w:val="1019"/>
+        </w:numPr>
+      </w:pPr>
+      <w:r>
+        <w:t xml:space="preserve">From 1997 in Sweden. What we currently most care about</w:t>
+      </w:r>
+    </w:p>
+    <w:p>
+      <w:pPr>
+        <w:pStyle w:val="Compact"/>
+        <w:numPr>
+          <w:ilvl w:val="0"/>
+          <w:numId w:val="1016"/>
+        </w:numPr>
+      </w:pPr>
+      <w:r>
+        <w:t xml:space="preserve">ICD-11 (adopted in 2019; gradually being implemented)</w:t>
+      </w:r>
+    </w:p>
+    <w:p>
+      <w:pPr>
+        <w:pStyle w:val="FirstParagraph"/>
+      </w:pPr>
+      <w:r>
+        <w:t xml:space="preserve">Different countries adopted versions at different times, creating challenges for international comparisons.</w:t>
+      </w:r>
+    </w:p>
+    <w:bookmarkEnd w:id="30"/>
+    <w:bookmarkStart w:id="31" w:name="national-modifications"/>
+    <w:p>
+      <w:pPr>
+        <w:pStyle w:val="Heading2"/>
+      </w:pPr>
+      <w:r>
+        <w:t xml:space="preserve">National Modifications</w:t>
+      </w:r>
+    </w:p>
+    <w:p>
+      <w:pPr>
+        <w:pStyle w:val="FirstParagraph"/>
+      </w:pPr>
+      <w:r>
+        <w:t xml:space="preserve">Many countries use national adaptations:</w:t>
+      </w:r>
+    </w:p>
+    <w:p>
+      <w:pPr>
+        <w:pStyle w:val="Compact"/>
+        <w:numPr>
+          <w:ilvl w:val="0"/>
+          <w:numId w:val="1020"/>
+        </w:numPr>
+      </w:pPr>
+      <w:r>
+        <w:t xml:space="preserve">ICD-10-CM (USA; Clinical Modification)</w:t>
+      </w:r>
+    </w:p>
+    <w:p>
+      <w:pPr>
+        <w:pStyle w:val="Compact"/>
+        <w:numPr>
+          <w:ilvl w:val="0"/>
+          <w:numId w:val="1020"/>
+        </w:numPr>
+      </w:pPr>
+      <w:r>
+        <w:t xml:space="preserve">ICD-10-CA (Canada)</w:t>
+      </w:r>
+    </w:p>
+    <w:p>
+      <w:pPr>
+        <w:pStyle w:val="Compact"/>
+        <w:numPr>
+          <w:ilvl w:val="0"/>
+          <w:numId w:val="1020"/>
+        </w:numPr>
+      </w:pPr>
+      <w:r>
+        <w:t xml:space="preserve">ICD-10-SE (Sweden)</w:t>
+      </w:r>
+    </w:p>
+    <w:p>
+      <w:pPr>
+        <w:pStyle w:val="Compact"/>
+        <w:numPr>
+          <w:ilvl w:val="1"/>
+          <w:numId w:val="1021"/>
+        </w:numPr>
+      </w:pPr>
+      <w:r>
+        <w:t xml:space="preserve">A fifth position (ignoring the dot) sometimes used for more granularity</w:t>
+      </w:r>
+    </w:p>
+    <w:p>
+      <w:pPr>
+        <w:pStyle w:val="Compact"/>
+        <w:numPr>
+          <w:ilvl w:val="1"/>
+          <w:numId w:val="1021"/>
+        </w:numPr>
+      </w:pPr>
+      <w:r>
+        <w:t xml:space="preserve">ICD-10: S72.0 Fracture of neck of femur</w:t>
+      </w:r>
+    </w:p>
+    <w:p>
+      <w:pPr>
+        <w:pStyle w:val="Compact"/>
+        <w:numPr>
+          <w:ilvl w:val="1"/>
+          <w:numId w:val="1021"/>
+        </w:numPr>
+      </w:pPr>
+      <w:r>
+        <w:t xml:space="preserve">ICD-10-SE: S72.00 Fracture of neck of femur, closed; S72.01 Fracture of neck of femur, open; S72.10 Pertrochanteric fracture, closed; S72.11 Pertrochanteric fracture, open, …</w:t>
+      </w:r>
+    </w:p>
+    <w:p>
+      <w:r>
+        <w:pict>
+          <v:rect style="width:0;height:1.5pt" o:hralign="center" o:hrstd="t" o:hr="t"/>
+        </w:pict>
+      </w:r>
+    </w:p>
+    <w:tbl>
+      <w:tblPr>
+        <w:tblStyle w:val="Table"/>
+        <w:tblW w:type="pct" w:w="5000"/>
+        <w:tblLayout w:type="fixed"/>
+        <w:tblLook w:firstRow="1" w:lastRow="0" w:firstColumn="0" w:lastColumn="0" w:noHBand="0" w:noVBand="0" w:val="0020"/>
+      </w:tblPr>
+      <w:tblGrid>
+        <w:gridCol w:w="1298"/>
+        <w:gridCol w:w="1687"/>
+        <w:gridCol w:w="2596"/>
+        <w:gridCol w:w="2337"/>
+      </w:tblGrid>
+      <w:tr>
+        <w:trPr>
+          <w:tblHeader w:val="on"/>
+        </w:trPr>
+        <w:tc>
+          <w:tcPr/>
+          <w:p>
+            <w:pPr>
+              <w:pStyle w:val="Compact"/>
+            </w:pPr>
+            <w:r>
+              <w:t xml:space="preserve">Feature</w:t>
+            </w:r>
+          </w:p>
+        </w:tc>
+        <w:tc>
+          <w:tcPr/>
+          <w:p>
+            <w:pPr>
+              <w:pStyle w:val="Compact"/>
+            </w:pPr>
+            <w:r>
+              <w:t xml:space="preserve">WHO ICD-10</w:t>
+            </w:r>
+          </w:p>
+        </w:tc>
+        <w:tc>
+          <w:tcPr/>
+          <w:p>
+            <w:pPr>
+              <w:pStyle w:val="Compact"/>
+            </w:pPr>
+            <w:r>
+              <w:t xml:space="preserve">ICD-10-SE (Sweden)</w:t>
+            </w:r>
+          </w:p>
+        </w:tc>
+        <w:tc>
+          <w:tcPr/>
+          <w:p>
+            <w:pPr>
+              <w:pStyle w:val="Compact"/>
+            </w:pPr>
+            <w:r>
+              <w:t xml:space="preserve">ICD-10-CM (USA)</w:t>
+            </w:r>
+          </w:p>
+        </w:tc>
+      </w:tr>
+      <w:tr>
+        <w:tc>
+          <w:tcPr/>
+          <w:p>
+            <w:pPr>
+              <w:pStyle w:val="Compact"/>
+            </w:pPr>
+            <w:r>
+              <w:t xml:space="preserve">Maintained by</w:t>
+            </w:r>
+          </w:p>
+        </w:tc>
+        <w:tc>
+          <w:tcPr/>
+          <w:p>
+            <w:pPr>
+              <w:pStyle w:val="Compact"/>
+            </w:pPr>
+            <w:r>
+              <w:t xml:space="preserve">WHO</w:t>
+            </w:r>
+          </w:p>
+        </w:tc>
+        <w:tc>
+          <w:tcPr/>
+          <w:p>
+            <w:pPr>
+              <w:pStyle w:val="Compact"/>
+            </w:pPr>
+            <w:r>
+              <w:t xml:space="preserve">Swedish National Board of Health and Welfare (Socialstyrelsen)</w:t>
+            </w:r>
+          </w:p>
+        </w:tc>
+        <w:tc>
+          <w:tcPr/>
+          <w:p>
+            <w:pPr>
+              <w:pStyle w:val="Compact"/>
+            </w:pPr>
+            <w:r>
+              <w:t xml:space="preserve">U.S. National Center for Health Statistics (NCHS)</w:t>
+            </w:r>
+          </w:p>
+        </w:tc>
+      </w:tr>
+      <w:tr>
+        <w:tc>
+          <w:tcPr/>
+          <w:p>
+            <w:pPr>
+              <w:pStyle w:val="Compact"/>
+            </w:pPr>
+            <w:r>
+              <w:t xml:space="preserve">Primary purpose</w:t>
+            </w:r>
+          </w:p>
+        </w:tc>
+        <w:tc>
+          <w:tcPr/>
+          <w:p>
+            <w:pPr>
+              <w:pStyle w:val="Compact"/>
+            </w:pPr>
+            <w:r>
+              <w:t xml:space="preserve">Global disease classification</w:t>
+            </w:r>
+          </w:p>
+        </w:tc>
+        <w:tc>
+          <w:tcPr/>
+          <w:p>
+            <w:pPr>
+              <w:pStyle w:val="Compact"/>
+            </w:pPr>
+            <w:r>
+              <w:t xml:space="preserve">National clinical and statistical reporting</w:t>
+            </w:r>
+          </w:p>
+        </w:tc>
+        <w:tc>
+          <w:tcPr/>
+          <w:p>
+            <w:pPr>
+              <w:pStyle w:val="Compact"/>
+            </w:pPr>
+            <w:r>
+              <w:t xml:space="preserve">Clinical documentation and reimbursement</w:t>
+            </w:r>
+          </w:p>
+        </w:tc>
+      </w:tr>
+      <w:tr>
+        <w:tc>
+          <w:tcPr/>
+          <w:p>
+            <w:pPr>
+              <w:pStyle w:val="Compact"/>
+            </w:pPr>
+            <w:r>
+              <w:t xml:space="preserve">Level of detail</w:t>
+            </w:r>
+          </w:p>
+        </w:tc>
+        <w:tc>
+          <w:tcPr/>
+          <w:p>
+            <w:pPr>
+              <w:pStyle w:val="Compact"/>
+            </w:pPr>
+            <w:r>
+              <w:t xml:space="preserve">Moderate</w:t>
+            </w:r>
+          </w:p>
+        </w:tc>
+        <w:tc>
+          <w:tcPr/>
+          <w:p>
+            <w:pPr>
+              <w:pStyle w:val="Compact"/>
+            </w:pPr>
+            <w:r>
+              <w:t xml:space="preserve">More detailed than WHO ICD-10</w:t>
+            </w:r>
+          </w:p>
+        </w:tc>
+        <w:tc>
+          <w:tcPr/>
+          <w:p>
+            <w:pPr>
+              <w:pStyle w:val="Compact"/>
+            </w:pPr>
+            <w:r>
+              <w:t xml:space="preserve">Much more detailed than WHO ICD-10</w:t>
+            </w:r>
+          </w:p>
+        </w:tc>
+      </w:tr>
+      <w:tr>
+        <w:tc>
+          <w:tcPr/>
+          <w:p>
+            <w:pPr>
+              <w:pStyle w:val="Compact"/>
+            </w:pPr>
+            <w:r>
+              <w:t xml:space="preserve">Additional digits</w:t>
+            </w:r>
+          </w:p>
+        </w:tc>
+        <w:tc>
+          <w:tcPr/>
+          <w:p>
+            <w:pPr>
+              <w:pStyle w:val="Compact"/>
+            </w:pPr>
+            <w:r>
+              <w:t xml:space="preserve">Typically 3–4 characters</w:t>
+            </w:r>
+          </w:p>
+        </w:tc>
+        <w:tc>
+          <w:tcPr/>
+          <w:p>
+            <w:pPr>
+              <w:pStyle w:val="Compact"/>
+            </w:pPr>
+            <w:r>
+              <w:t xml:space="preserve">Often includes 5th character extensions</w:t>
+            </w:r>
+          </w:p>
+        </w:tc>
+        <w:tc>
+          <w:tcPr/>
+          <w:p>
+            <w:pPr>
+              <w:pStyle w:val="Compact"/>
+            </w:pPr>
+            <w:r>
+              <w:t xml:space="preserve">Up to 7 characters</w:t>
+            </w:r>
+          </w:p>
+        </w:tc>
+      </w:tr>
+      <w:tr>
+        <w:tc>
+          <w:tcPr/>
+          <w:p>
+            <w:pPr>
+              <w:pStyle w:val="Compact"/>
+            </w:pPr>
+            <w:r>
+              <w:t xml:space="preserve">Laterality (right/left)</w:t>
+            </w:r>
+          </w:p>
+        </w:tc>
+        <w:tc>
+          <w:tcPr/>
+          <w:p>
+            <w:pPr>
+              <w:pStyle w:val="Compact"/>
+            </w:pPr>
+            <w:r>
+              <w:t xml:space="preserve">Usually not specified</w:t>
+            </w:r>
+          </w:p>
+        </w:tc>
+        <w:tc>
+          <w:tcPr/>
+          <w:p>
+            <w:pPr>
+              <w:pStyle w:val="Compact"/>
+            </w:pPr>
+            <w:r>
+              <w:t xml:space="preserve">Limited</w:t>
+            </w:r>
+          </w:p>
+        </w:tc>
+        <w:tc>
+          <w:tcPr/>
+          <w:p>
+            <w:pPr>
+              <w:pStyle w:val="Compact"/>
+            </w:pPr>
+            <w:r>
+              <w:t xml:space="preserve">Frequently specified</w:t>
+            </w:r>
+          </w:p>
+        </w:tc>
+      </w:tr>
+      <w:tr>
+        <w:tc>
+          <w:tcPr/>
+          <w:p>
+            <w:pPr>
+              <w:pStyle w:val="Compact"/>
+            </w:pPr>
+            <w:r>
+              <w:t xml:space="preserve">Encounter type (initial, follow-up, sequela)</w:t>
+            </w:r>
+          </w:p>
+        </w:tc>
+        <w:tc>
+          <w:tcPr/>
+          <w:p>
+            <w:pPr>
+              <w:pStyle w:val="Compact"/>
+            </w:pPr>
+            <w:r>
+              <w:t xml:space="preserve">Not included</w:t>
+            </w:r>
+          </w:p>
+        </w:tc>
+        <w:tc>
+          <w:tcPr/>
+          <w:p>
+            <w:pPr>
+              <w:pStyle w:val="Compact"/>
+            </w:pPr>
+            <w:r>
+              <w:t xml:space="preserve">Not included</w:t>
+            </w:r>
+          </w:p>
+        </w:tc>
+        <w:tc>
+          <w:tcPr/>
+          <w:p>
+            <w:pPr>
+              <w:pStyle w:val="Compact"/>
+            </w:pPr>
+            <w:r>
+              <w:t xml:space="preserve">Explicitly coded</w:t>
+            </w:r>
+          </w:p>
+        </w:tc>
+      </w:tr>
+      <w:tr>
+        <w:tc>
+          <w:tcPr/>
+          <w:p>
+            <w:pPr>
+              <w:pStyle w:val="Compact"/>
+            </w:pPr>
+            <w:r>
+              <w:t xml:space="preserve">Administrative focus</w:t>
+            </w:r>
+          </w:p>
+        </w:tc>
+        <w:tc>
+          <w:tcPr/>
+          <w:p>
+            <w:pPr>
+              <w:pStyle w:val="Compact"/>
+            </w:pPr>
+            <w:r>
+              <w:t xml:space="preserve">Epidemiology and mortality statistics</w:t>
+            </w:r>
+          </w:p>
+        </w:tc>
+        <w:tc>
+          <w:tcPr/>
+          <w:p>
+            <w:pPr>
+              <w:pStyle w:val="Compact"/>
+            </w:pPr>
+            <w:r>
+              <w:t xml:space="preserve">Clinical and national register reporting</w:t>
+            </w:r>
+          </w:p>
+        </w:tc>
+        <w:tc>
+          <w:tcPr/>
+          <w:p>
+            <w:pPr>
+              <w:pStyle w:val="Compact"/>
+            </w:pPr>
+            <w:r>
+              <w:t xml:space="preserve">Strongly tied to billing and reimbursement</w:t>
+            </w:r>
+          </w:p>
+        </w:tc>
+      </w:tr>
+      <w:tr>
+        <w:tc>
+          <w:tcPr/>
+          <w:p>
+            <w:pPr>
+              <w:pStyle w:val="Compact"/>
+            </w:pPr>
+            <w:r>
+              <w:t xml:space="preserve">International comparability</w:t>
+            </w:r>
+          </w:p>
+        </w:tc>
+        <w:tc>
+          <w:tcPr/>
+          <w:p>
+            <w:pPr>
+              <w:pStyle w:val="Compact"/>
+            </w:pPr>
+            <w:r>
+              <w:t xml:space="preserve">High (reference standard)</w:t>
+            </w:r>
+          </w:p>
+        </w:tc>
+        <w:tc>
+          <w:tcPr/>
+          <w:p>
+            <w:pPr>
+              <w:pStyle w:val="Compact"/>
+            </w:pPr>
+            <w:r>
+              <w:t xml:space="preserve">High within Nordic context, requires mapping internationally</w:t>
+            </w:r>
+          </w:p>
+        </w:tc>
+        <w:tc>
+          <w:tcPr/>
+          <w:p>
+            <w:pPr>
+              <w:pStyle w:val="Compact"/>
+            </w:pPr>
+            <w:r>
+              <w:t xml:space="preserve">Requires crosswalk to WHO ICD-10 for comparison</w:t>
+            </w:r>
+          </w:p>
+        </w:tc>
+      </w:tr>
+    </w:tbl>
+    <w:bookmarkEnd w:id="31"/>
+    <w:bookmarkStart w:id="32" w:name="structure-of-icd-10"/>
+    <w:p>
+      <w:pPr>
+        <w:pStyle w:val="Heading2"/>
+      </w:pPr>
+      <w:r>
+        <w:t xml:space="preserve">Structure of ICD-10</w:t>
+      </w:r>
+    </w:p>
+    <w:p>
+      <w:pPr>
+        <w:pStyle w:val="FirstParagraph"/>
+      </w:pPr>
+      <w:r>
+        <w:t xml:space="preserve">Typical format:</w:t>
+      </w:r>
+    </w:p>
+    <w:p>
+      <w:pPr>
+        <w:pStyle w:val="Compact"/>
+        <w:numPr>
+          <w:ilvl w:val="0"/>
+          <w:numId w:val="1022"/>
+        </w:numPr>
+      </w:pPr>
+      <w:r>
+        <w:t xml:space="preserve">One letter (chapter)</w:t>
+      </w:r>
+    </w:p>
+    <w:p>
+      <w:pPr>
+        <w:pStyle w:val="Compact"/>
+        <w:numPr>
+          <w:ilvl w:val="0"/>
+          <w:numId w:val="1022"/>
+        </w:numPr>
+      </w:pPr>
+      <w:r>
+        <w:t xml:space="preserve">Two digits (category)</w:t>
+      </w:r>
+    </w:p>
+    <w:p>
+      <w:pPr>
+        <w:pStyle w:val="Compact"/>
+        <w:numPr>
+          <w:ilvl w:val="0"/>
+          <w:numId w:val="1022"/>
+        </w:numPr>
+      </w:pPr>
+      <w:r>
+        <w:t xml:space="preserve">Optional dot and additional digit(s) (subcategory)</w:t>
+      </w:r>
+    </w:p>
+    <w:p>
+      <w:pPr>
+        <w:pStyle w:val="FirstParagraph"/>
+      </w:pPr>
+      <w:r>
+        <w:t xml:space="preserve">Example:</w:t>
+      </w:r>
+    </w:p>
+    <w:p>
+      <w:pPr>
+        <w:pStyle w:val="Compact"/>
+        <w:numPr>
+          <w:ilvl w:val="0"/>
+          <w:numId w:val="1023"/>
+        </w:numPr>
+      </w:pPr>
+      <w:r>
+        <w:rPr>
+          <w:b/>
+          <w:bCs/>
+        </w:rPr>
+        <w:t xml:space="preserve">I21</w:t>
+      </w:r>
+      <w:r>
+        <w:t xml:space="preserve"> </w:t>
+      </w:r>
+      <w:r>
+        <w:t xml:space="preserve">– Acute myocardial infarction (AMI)</w:t>
+      </w:r>
+    </w:p>
+    <w:p>
+      <w:pPr>
+        <w:pStyle w:val="Compact"/>
+        <w:numPr>
+          <w:ilvl w:val="0"/>
+          <w:numId w:val="1023"/>
+        </w:numPr>
+      </w:pPr>
+      <w:r>
+        <w:rPr>
+          <w:b/>
+          <w:bCs/>
+        </w:rPr>
+        <w:t xml:space="preserve">I21.0</w:t>
+      </w:r>
+      <w:r>
+        <w:t xml:space="preserve"> </w:t>
+      </w:r>
+      <w:r>
+        <w:t xml:space="preserve">– AMI of anterior wall</w:t>
+      </w:r>
+    </w:p>
+    <w:p>
+      <w:pPr>
+        <w:pStyle w:val="Compact"/>
+        <w:numPr>
+          <w:ilvl w:val="0"/>
+          <w:numId w:val="1023"/>
+        </w:numPr>
+      </w:pPr>
+      <w:r>
+        <w:rPr>
+          <w:b/>
+          <w:bCs/>
+        </w:rPr>
+        <w:t xml:space="preserve">I21.9</w:t>
+      </w:r>
+      <w:r>
+        <w:t xml:space="preserve"> </w:t>
+      </w:r>
+      <w:r>
+        <w:t xml:space="preserve">– AMI, unspecified</w:t>
+      </w:r>
+    </w:p>
+    <w:bookmarkEnd w:id="32"/>
+    <w:bookmarkStart w:id="33" w:name="hierarchy"/>
+    <w:p>
+      <w:pPr>
+        <w:pStyle w:val="Heading2"/>
+      </w:pPr>
+      <w:r>
+        <w:t xml:space="preserve">Hierarchy</w:t>
+      </w:r>
+    </w:p>
+    <w:p>
+      <w:pPr>
+        <w:pStyle w:val="Compact"/>
+        <w:numPr>
+          <w:ilvl w:val="0"/>
+          <w:numId w:val="1024"/>
+        </w:numPr>
+      </w:pPr>
+      <w:r>
+        <w:t xml:space="preserve">Chapter → Block → Category (3-digit) → Subcategory (4-digit+)</w:t>
+      </w:r>
+    </w:p>
+    <w:p>
+      <w:pPr>
+        <w:pStyle w:val="FirstParagraph"/>
+      </w:pPr>
+      <w:r>
+        <w:t xml:space="preserve">Researchers must decide:</w:t>
+      </w:r>
+    </w:p>
+    <w:p>
+      <w:pPr>
+        <w:pStyle w:val="Compact"/>
+        <w:numPr>
+          <w:ilvl w:val="0"/>
+          <w:numId w:val="1025"/>
+        </w:numPr>
+      </w:pPr>
+      <w:r>
+        <w:t xml:space="preserve">Analyse at 3-digit level?</w:t>
+      </w:r>
+    </w:p>
+    <w:p>
+      <w:pPr>
+        <w:pStyle w:val="Compact"/>
+        <w:numPr>
+          <w:ilvl w:val="0"/>
+          <w:numId w:val="1025"/>
+        </w:numPr>
+      </w:pPr>
+      <w:r>
+        <w:t xml:space="preserve">Or at more detailed subcategory level?</w:t>
+      </w:r>
+    </w:p>
+    <w:p>
+      <w:pPr>
+        <w:pStyle w:val="FirstParagraph"/>
+      </w:pPr>
+      <w:r>
+        <w:t xml:space="preserve">There is a trade-off between specificity and statistical power.</w:t>
+      </w:r>
+    </w:p>
+    <w:bookmarkEnd w:id="33"/>
+    <w:bookmarkStart w:id="34" w:name="what-does-an-icd-code-represent"/>
+    <w:p>
+      <w:pPr>
+        <w:pStyle w:val="Heading2"/>
+      </w:pPr>
+      <w:r>
+        <w:t xml:space="preserve">What Does an ICD Code Represent?</w:t>
+      </w:r>
+    </w:p>
+    <w:p>
+      <w:pPr>
+        <w:pStyle w:val="FirstParagraph"/>
+      </w:pPr>
+      <w:r>
+        <w:t xml:space="preserve">An ICD code reflects:</w:t>
+      </w:r>
+    </w:p>
+    <w:p>
+      <w:pPr>
+        <w:pStyle w:val="Compact"/>
+        <w:numPr>
+          <w:ilvl w:val="0"/>
+          <w:numId w:val="1026"/>
+        </w:numPr>
+      </w:pPr>
+      <w:r>
+        <w:t xml:space="preserve">Clinical documentation</w:t>
+      </w:r>
+    </w:p>
+    <w:p>
+      <w:pPr>
+        <w:pStyle w:val="Compact"/>
+        <w:numPr>
+          <w:ilvl w:val="0"/>
+          <w:numId w:val="1026"/>
+        </w:numPr>
+      </w:pPr>
+      <w:r>
+        <w:t xml:space="preserve">Coding rules</w:t>
+      </w:r>
+    </w:p>
+    <w:p>
+      <w:pPr>
+        <w:pStyle w:val="Compact"/>
+        <w:numPr>
+          <w:ilvl w:val="0"/>
+          <w:numId w:val="1026"/>
+        </w:numPr>
+      </w:pPr>
+      <w:r>
+        <w:t xml:space="preserve">Administrative structure</w:t>
+      </w:r>
+    </w:p>
+    <w:p>
+      <w:pPr>
+        <w:pStyle w:val="Compact"/>
+        <w:numPr>
+          <w:ilvl w:val="0"/>
+          <w:numId w:val="1026"/>
+        </w:numPr>
+      </w:pPr>
+      <w:r>
+        <w:t xml:space="preserve">Local practice</w:t>
+      </w:r>
+    </w:p>
+    <w:p>
+      <w:pPr>
+        <w:pStyle w:val="FirstParagraph"/>
+      </w:pPr>
+      <w:r>
+        <w:t xml:space="preserve">It does not necessarily reflect:</w:t>
+      </w:r>
+    </w:p>
+    <w:p>
+      <w:pPr>
+        <w:pStyle w:val="Compact"/>
+        <w:numPr>
+          <w:ilvl w:val="0"/>
+          <w:numId w:val="1027"/>
+        </w:numPr>
+      </w:pPr>
+      <w:r>
+        <w:t xml:space="preserve">Biological mechanism</w:t>
+      </w:r>
+    </w:p>
+    <w:p>
+      <w:pPr>
+        <w:pStyle w:val="Compact"/>
+        <w:numPr>
+          <w:ilvl w:val="0"/>
+          <w:numId w:val="1027"/>
+        </w:numPr>
+      </w:pPr>
+      <w:r>
+        <w:t xml:space="preserve">Diagnostic certainty</w:t>
+      </w:r>
+    </w:p>
+    <w:p>
+      <w:pPr>
+        <w:pStyle w:val="Compact"/>
+        <w:numPr>
+          <w:ilvl w:val="0"/>
+          <w:numId w:val="1027"/>
+        </w:numPr>
+      </w:pPr>
+      <w:r>
+        <w:t xml:space="preserve">Uniform clinical interpretation</w:t>
+      </w:r>
+    </w:p>
+    <w:p>
+      <w:pPr>
+        <w:pStyle w:val="FirstParagraph"/>
+      </w:pPr>
+      <w:r>
+        <w:t xml:space="preserve">Register data therefore reflect both medicine and administration.</w:t>
+      </w:r>
+    </w:p>
+    <w:bookmarkEnd w:id="34"/>
+    <w:bookmarkStart w:id="35" w:name="changes-over-time"/>
+    <w:p>
+      <w:pPr>
+        <w:pStyle w:val="Heading2"/>
+      </w:pPr>
+      <w:r>
+        <w:t xml:space="preserve">Changes Over Time</w:t>
+      </w:r>
+    </w:p>
+    <w:p>
+      <w:pPr>
+        <w:pStyle w:val="FirstParagraph"/>
+      </w:pPr>
+      <w:r>
+        <w:t xml:space="preserve">Between ICD versions:</w:t>
+      </w:r>
+    </w:p>
+    <w:p>
+      <w:pPr>
+        <w:pStyle w:val="Compact"/>
+        <w:numPr>
+          <w:ilvl w:val="0"/>
+          <w:numId w:val="1028"/>
+        </w:numPr>
+      </w:pPr>
+      <w:r>
+        <w:t xml:space="preserve">Codes may be split into more detailed categories</w:t>
+      </w:r>
+    </w:p>
+    <w:p>
+      <w:pPr>
+        <w:pStyle w:val="Compact"/>
+        <w:numPr>
+          <w:ilvl w:val="0"/>
+          <w:numId w:val="1028"/>
+        </w:numPr>
+      </w:pPr>
+      <w:r>
+        <w:t xml:space="preserve">Codes may be merged</w:t>
+      </w:r>
+    </w:p>
+    <w:p>
+      <w:pPr>
+        <w:pStyle w:val="Compact"/>
+        <w:numPr>
+          <w:ilvl w:val="0"/>
+          <w:numId w:val="1028"/>
+        </w:numPr>
+      </w:pPr>
+      <w:r>
+        <w:t xml:space="preserve">Codes may move between chapters</w:t>
+      </w:r>
+    </w:p>
+    <w:p>
+      <w:pPr>
+        <w:pStyle w:val="Compact"/>
+        <w:numPr>
+          <w:ilvl w:val="0"/>
+          <w:numId w:val="1028"/>
+        </w:numPr>
+      </w:pPr>
+      <w:r>
+        <w:t xml:space="preserve">Definitions may change</w:t>
+      </w:r>
+    </w:p>
+    <w:p>
+      <w:pPr>
+        <w:pStyle w:val="FirstParagraph"/>
+      </w:pPr>
+      <w:r>
+        <w:t xml:space="preserve">Example: A condition classified under one chapter in ICD-9 may appear elsewhere in ICD-10.</w:t>
+      </w:r>
+    </w:p>
+    <w:p>
+      <w:pPr>
+        <w:pStyle w:val="BodyText"/>
+      </w:pPr>
+      <w:r>
+        <w:t xml:space="preserve">Implication: Observed changes in incidence may reflect coding changes rather than true epidemiology.</w:t>
+      </w:r>
+    </w:p>
+    <w:bookmarkEnd w:id="35"/>
+    <w:bookmarkStart w:id="36" w:name="crosswalks-between-versions"/>
+    <w:p>
+      <w:pPr>
+        <w:pStyle w:val="Heading2"/>
+      </w:pPr>
+      <w:r>
+        <w:t xml:space="preserve">Crosswalks Between Versions</w:t>
+      </w:r>
+    </w:p>
+    <w:p>
+      <w:pPr>
+        <w:pStyle w:val="FirstParagraph"/>
+      </w:pPr>
+      <w:r>
+        <w:t xml:space="preserve">When analysing long time series:</w:t>
+      </w:r>
+    </w:p>
+    <w:p>
+      <w:pPr>
+        <w:pStyle w:val="Compact"/>
+        <w:numPr>
+          <w:ilvl w:val="0"/>
+          <w:numId w:val="1029"/>
+        </w:numPr>
+      </w:pPr>
+      <w:r>
+        <w:t xml:space="preserve">Mapping tables (</w:t>
+      </w:r>
+      <w:r>
+        <w:t xml:space="preserve">“crosswalks”</w:t>
+      </w:r>
+      <w:r>
+        <w:t xml:space="preserve">) are often used</w:t>
+      </w:r>
+    </w:p>
+    <w:p>
+      <w:pPr>
+        <w:pStyle w:val="Compact"/>
+        <w:numPr>
+          <w:ilvl w:val="0"/>
+          <w:numId w:val="1029"/>
+        </w:numPr>
+      </w:pPr>
+      <w:r>
+        <w:t xml:space="preserve">Mapping may be:</w:t>
+      </w:r>
+    </w:p>
+    <w:p>
+      <w:pPr>
+        <w:pStyle w:val="Compact"/>
+        <w:numPr>
+          <w:ilvl w:val="1"/>
+          <w:numId w:val="1030"/>
+        </w:numPr>
+      </w:pPr>
+      <w:r>
+        <w:t xml:space="preserve">One-to-one</w:t>
+      </w:r>
+    </w:p>
+    <w:p>
+      <w:pPr>
+        <w:pStyle w:val="Compact"/>
+        <w:numPr>
+          <w:ilvl w:val="1"/>
+          <w:numId w:val="1030"/>
+        </w:numPr>
+      </w:pPr>
+      <w:r>
+        <w:t xml:space="preserve">One-to-many (most common)</w:t>
+      </w:r>
+    </w:p>
+    <w:p>
+      <w:pPr>
+        <w:pStyle w:val="Compact"/>
+        <w:numPr>
+          <w:ilvl w:val="1"/>
+          <w:numId w:val="1030"/>
+        </w:numPr>
+      </w:pPr>
+      <w:r>
+        <w:t xml:space="preserve">Many-to-one</w:t>
+      </w:r>
+    </w:p>
+    <w:p>
+      <w:pPr>
+        <w:pStyle w:val="FirstParagraph"/>
+      </w:pPr>
+      <w:r>
+        <w:t xml:space="preserve">Crosswalks are rarely exact. Information loss or ambiguity is common.</w:t>
+      </w:r>
+    </w:p>
+    <w:p>
+      <w:pPr>
+        <w:pStyle w:val="BodyText"/>
+      </w:pPr>
+      <w:r>
+        <w:t xml:space="preserve">Aggregation to broader diagnostic groups is often necessary.</w:t>
+      </w:r>
+    </w:p>
+    <w:bookmarkEnd w:id="36"/>
+    <w:bookmarkStart w:id="37" w:name="crosswalk-patterns-who-icd-9-who-icd-10"/>
+    <w:p>
+      <w:pPr>
+        <w:pStyle w:val="Heading2"/>
+      </w:pPr>
+      <w:r>
+        <w:t xml:space="preserve">Crosswalk Patterns (WHO ICD-9 → WHO ICD-10)</w:t>
+      </w:r>
+    </w:p>
+    <w:p>
+      <w:pPr>
+        <w:pStyle w:val="FirstParagraph"/>
+      </w:pPr>
+      <w:r>
+        <w:t xml:space="preserve">When mapping between ICD versions, different structural relationships may occur.</w:t>
+      </w:r>
+    </w:p>
+    <w:tbl>
+      <w:tblPr>
+        <w:tblStyle w:val="Table"/>
+        <w:tblW w:type="pct" w:w="5000"/>
+        <w:tblLayout w:type="fixed"/>
+        <w:tblLook w:firstRow="1" w:lastRow="0" w:firstColumn="0" w:lastColumn="0" w:noHBand="0" w:noVBand="0" w:val="0020"/>
+      </w:tblPr>
+      <w:tblGrid>
+        <w:gridCol w:w="1980"/>
+        <w:gridCol w:w="1848"/>
+        <w:gridCol w:w="1980"/>
+        <w:gridCol w:w="2112"/>
+      </w:tblGrid>
+      <w:tr>
+        <w:trPr>
+          <w:tblHeader w:val="on"/>
+        </w:trPr>
+        <w:tc>
+          <w:tcPr/>
+          <w:p>
+            <w:pPr>
+              <w:pStyle w:val="Compact"/>
+            </w:pPr>
+            <w:r>
+              <w:t xml:space="preserve">Mapping type</w:t>
+            </w:r>
+          </w:p>
+        </w:tc>
+        <w:tc>
+          <w:tcPr/>
+          <w:p>
+            <w:pPr>
+              <w:pStyle w:val="Compact"/>
+            </w:pPr>
+            <w:r>
+              <w:t xml:space="preserve">ICD-9 (WHO)</w:t>
+            </w:r>
+          </w:p>
+        </w:tc>
+        <w:tc>
+          <w:tcPr/>
+          <w:p>
+            <w:pPr>
+              <w:pStyle w:val="Compact"/>
+            </w:pPr>
+            <w:r>
+              <w:t xml:space="preserve">ICD-10 (WHO)</w:t>
+            </w:r>
+          </w:p>
+        </w:tc>
+        <w:tc>
+          <w:tcPr/>
+          <w:p>
+            <w:pPr>
+              <w:pStyle w:val="Compact"/>
+            </w:pPr>
+            <w:r>
+              <w:t xml:space="preserve">Interpretation</w:t>
+            </w:r>
+          </w:p>
+        </w:tc>
+      </w:tr>
+      <w:tr>
+        <w:tc>
+          <w:tcPr/>
+          <w:p>
+            <w:pPr>
+              <w:pStyle w:val="Compact"/>
+            </w:pPr>
+            <w:r>
+              <w:t xml:space="preserve">One → Many (Split)</w:t>
+            </w:r>
+          </w:p>
+        </w:tc>
+        <w:tc>
+          <w:tcPr/>
+          <w:p>
+            <w:pPr>
+              <w:pStyle w:val="Compact"/>
+            </w:pPr>
+            <w:r>
+              <w:t xml:space="preserve">250 – Diabetes mellitus</w:t>
+            </w:r>
+          </w:p>
+        </w:tc>
+        <w:tc>
+          <w:tcPr/>
+          <w:p>
+            <w:pPr>
+              <w:pStyle w:val="Compact"/>
+            </w:pPr>
+            <w:r>
+              <w:t xml:space="preserve">E10–E14</w:t>
+            </w:r>
+          </w:p>
+        </w:tc>
+        <w:tc>
+          <w:tcPr/>
+          <w:p>
+            <w:pPr>
+              <w:pStyle w:val="Compact"/>
+            </w:pPr>
+            <w:r>
+              <w:t xml:space="preserve">One broad ICD-9 category split into multiple etiological types</w:t>
+            </w:r>
+          </w:p>
+        </w:tc>
+      </w:tr>
+      <w:tr>
+        <w:tc>
+          <w:tcPr/>
+          <w:p>
+            <w:pPr>
+              <w:pStyle w:val="Compact"/>
+            </w:pPr>
+            <w:r>
+              <w:t xml:space="preserve">Many → One (Merge)</w:t>
+            </w:r>
+          </w:p>
+        </w:tc>
+        <w:tc>
+          <w:tcPr/>
+          <w:p>
+            <w:pPr>
+              <w:pStyle w:val="Compact"/>
+            </w:pPr>
+            <w:r>
+              <w:t xml:space="preserve">038 – Septicaemia</w:t>
+            </w:r>
+            <w:r>
+              <w:t xml:space="preserve">790.7 – Bacteraemia</w:t>
+            </w:r>
+          </w:p>
+        </w:tc>
+        <w:tc>
+          <w:tcPr/>
+          <w:p>
+            <w:pPr>
+              <w:pStyle w:val="Compact"/>
+            </w:pPr>
+            <w:r>
+              <w:t xml:space="preserve">A41 – Other sepsis</w:t>
+            </w:r>
+          </w:p>
+        </w:tc>
+        <w:tc>
+          <w:tcPr/>
+          <w:p>
+            <w:pPr>
+              <w:pStyle w:val="Compact"/>
+            </w:pPr>
+            <w:r>
+              <w:t xml:space="preserve">Separate ICD-9 concepts consolidated into broader ICD-10 category</w:t>
+            </w:r>
+          </w:p>
+        </w:tc>
+      </w:tr>
+      <w:tr>
+        <w:tc>
+          <w:tcPr/>
+          <w:p>
+            <w:pPr>
+              <w:pStyle w:val="Compact"/>
+            </w:pPr>
+            <w:r>
+              <w:t xml:space="preserve">Many ↔ Many (Reorganisation)</w:t>
+            </w:r>
+          </w:p>
+        </w:tc>
+        <w:tc>
+          <w:tcPr/>
+          <w:p>
+            <w:pPr>
+              <w:pStyle w:val="Compact"/>
+            </w:pPr>
+            <w:r>
+              <w:t xml:space="preserve">296 – Affective psychoses</w:t>
+            </w:r>
+            <w:r>
+              <w:t xml:space="preserve">300 – Neurotic disorders</w:t>
+            </w:r>
+          </w:p>
+        </w:tc>
+        <w:tc>
+          <w:tcPr/>
+          <w:p>
+            <w:pPr>
+              <w:pStyle w:val="Compact"/>
+            </w:pPr>
+            <w:r>
+              <w:t xml:space="preserve">F30–F39 (Mood disorders)</w:t>
+            </w:r>
+            <w:r>
+              <w:t xml:space="preserve">F40–F48 (Neurotic disorders)</w:t>
+            </w:r>
+          </w:p>
+        </w:tc>
+        <w:tc>
+          <w:tcPr/>
+          <w:p>
+            <w:pPr>
+              <w:pStyle w:val="Compact"/>
+            </w:pPr>
+            <w:r>
+              <w:t xml:space="preserve">Structural reorganisation and conceptual reclassification across chapters</w:t>
+            </w:r>
+          </w:p>
+        </w:tc>
+      </w:tr>
+      <w:tr>
+        <w:tc>
+          <w:tcPr/>
+          <w:p>
+            <w:pPr>
+              <w:pStyle w:val="Compact"/>
+            </w:pPr>
+            <w:r>
+              <w:t xml:space="preserve">Chapter relocation</w:t>
+            </w:r>
+          </w:p>
+        </w:tc>
+        <w:tc>
+          <w:tcPr/>
+          <w:p>
+            <w:pPr>
+              <w:pStyle w:val="Compact"/>
+            </w:pPr>
+            <w:r>
+              <w:t xml:space="preserve">011 – Pulmonary tuberculosis</w:t>
+            </w:r>
+          </w:p>
+        </w:tc>
+        <w:tc>
+          <w:tcPr/>
+          <w:p>
+            <w:pPr>
+              <w:pStyle w:val="Compact"/>
+            </w:pPr>
+            <w:r>
+              <w:t xml:space="preserve">A15 – Respiratory tuberculosis</w:t>
+            </w:r>
+          </w:p>
+        </w:tc>
+        <w:tc>
+          <w:tcPr/>
+          <w:p>
+            <w:pPr>
+              <w:pStyle w:val="Compact"/>
+            </w:pPr>
+            <w:r>
+              <w:t xml:space="preserve">Infectious diseases reorganised under new chapter structure</w:t>
+            </w:r>
+          </w:p>
+        </w:tc>
+      </w:tr>
+    </w:tbl>
+    <w:bookmarkEnd w:id="37"/>
+    <w:bookmarkStart w:id="38" w:name="crosswalk-before-or-after"/>
+    <w:p>
+      <w:pPr>
+        <w:pStyle w:val="Heading2"/>
+      </w:pPr>
+      <w:r>
+        <w:t xml:space="preserve">Crosswalk before or after</w:t>
+      </w:r>
+    </w:p>
+    <w:p>
+      <w:pPr>
+        <w:pStyle w:val="Compact"/>
+        <w:numPr>
+          <w:ilvl w:val="0"/>
+          <w:numId w:val="1031"/>
+        </w:numPr>
+      </w:pPr>
+      <w:r>
+        <w:t xml:space="preserve">The Swedish caner register has an internal</w:t>
+      </w:r>
+      <w:r>
+        <w:t xml:space="preserve"> </w:t>
+      </w:r>
+      <w:r>
+        <w:t xml:space="preserve">“crosswalk”</w:t>
+      </w:r>
+      <w:r>
+        <w:t xml:space="preserve"> </w:t>
+      </w:r>
+      <w:r>
+        <w:t xml:space="preserve">applied uniformly to the register itself</w:t>
+      </w:r>
+    </w:p>
+    <w:p>
+      <w:pPr>
+        <w:pStyle w:val="Compact"/>
+        <w:numPr>
+          <w:ilvl w:val="0"/>
+          <w:numId w:val="1031"/>
+        </w:numPr>
+      </w:pPr>
+      <w:r>
+        <w:t xml:space="preserve">Other registers typically only records the current version in use</w:t>
+      </w:r>
+    </w:p>
+    <w:p>
+      <w:pPr>
+        <w:pStyle w:val="Compact"/>
+        <w:numPr>
+          <w:ilvl w:val="0"/>
+          <w:numId w:val="1031"/>
+        </w:numPr>
+      </w:pPr>
+      <w:r>
+        <w:t xml:space="preserve">If so, you might perform the crosswalk yourself after receiving the data</w:t>
+      </w:r>
+    </w:p>
+    <w:p>
+      <w:pPr>
+        <w:pStyle w:val="Compact"/>
+        <w:numPr>
+          <w:ilvl w:val="1"/>
+          <w:numId w:val="1032"/>
+        </w:numPr>
+      </w:pPr>
+      <w:r>
+        <w:t xml:space="preserve">Applies if you want to look at longer time trends etc or combine data from different periods</w:t>
+      </w:r>
+    </w:p>
+    <w:bookmarkEnd w:id="38"/>
+    <w:bookmarkStart w:id="39" w:name="icd-o"/>
+    <w:p>
+      <w:pPr>
+        <w:pStyle w:val="Heading2"/>
+      </w:pPr>
+      <w:r>
+        <w:t xml:space="preserve">ICD-O</w:t>
+      </w:r>
+    </w:p>
+    <w:p>
+      <w:pPr>
+        <w:pStyle w:val="FirstParagraph"/>
+      </w:pPr>
+      <w:r>
+        <w:t xml:space="preserve">ICD-O (International Classification of Diseases for Oncology):</w:t>
+      </w:r>
+    </w:p>
+    <w:p>
+      <w:pPr>
+        <w:pStyle w:val="Compact"/>
+        <w:numPr>
+          <w:ilvl w:val="0"/>
+          <w:numId w:val="1033"/>
+        </w:numPr>
+      </w:pPr>
+      <w:r>
+        <w:t xml:space="preserve">Used mainly in cancer registries</w:t>
+      </w:r>
+    </w:p>
+    <w:p>
+      <w:pPr>
+        <w:pStyle w:val="Compact"/>
+        <w:numPr>
+          <w:ilvl w:val="0"/>
+          <w:numId w:val="1033"/>
+        </w:numPr>
+      </w:pPr>
+      <w:r>
+        <w:t xml:space="preserve">Combines:</w:t>
+      </w:r>
+    </w:p>
+    <w:p>
+      <w:pPr>
+        <w:pStyle w:val="Compact"/>
+        <w:numPr>
+          <w:ilvl w:val="1"/>
+          <w:numId w:val="1034"/>
+        </w:numPr>
+      </w:pPr>
+      <w:r>
+        <w:t xml:space="preserve">Topography (tumour site)</w:t>
+      </w:r>
+    </w:p>
+    <w:p>
+      <w:pPr>
+        <w:pStyle w:val="Compact"/>
+        <w:numPr>
+          <w:ilvl w:val="1"/>
+          <w:numId w:val="1034"/>
+        </w:numPr>
+      </w:pPr>
+      <w:r>
+        <w:t xml:space="preserve">Morphology (histology and behaviour)</w:t>
+      </w:r>
+    </w:p>
+    <w:p>
+      <w:pPr>
+        <w:pStyle w:val="Compact"/>
+        <w:numPr>
+          <w:ilvl w:val="0"/>
+          <w:numId w:val="1033"/>
+        </w:numPr>
+      </w:pPr>
+      <w:r>
+        <w:t xml:space="preserve">Current commonly used version: - ICD-O-3</w:t>
+      </w:r>
+    </w:p>
+    <w:p>
+      <w:pPr>
+        <w:pStyle w:val="Compact"/>
+        <w:numPr>
+          <w:ilvl w:val="0"/>
+          <w:numId w:val="1033"/>
+        </w:numPr>
+      </w:pPr>
+      <w:r>
+        <w:t xml:space="preserve">Earlier versions: - ICD-O-1 - ICD-O-2</w:t>
+      </w:r>
+    </w:p>
+    <w:p>
+      <w:pPr>
+        <w:pStyle w:val="Compact"/>
+        <w:numPr>
+          <w:ilvl w:val="0"/>
+          <w:numId w:val="1033"/>
+        </w:numPr>
+      </w:pPr>
+      <w:r>
+        <w:t xml:space="preserve">ICD-O is more detailed than ICD-10 for cancer incidence studies.</w:t>
+      </w:r>
+    </w:p>
+    <w:bookmarkEnd w:id="39"/>
+    <w:bookmarkStart w:id="46" w:name="relationship-between-icd-10-and-icd-o"/>
+    <w:p>
+      <w:pPr>
+        <w:pStyle w:val="Heading2"/>
+      </w:pPr>
+      <w:r>
+        <w:t xml:space="preserve">Relationship Between ICD-10 and ICD-O</w:t>
+      </w:r>
+    </w:p>
+    <w:p>
+      <w:pPr>
+        <w:pStyle w:val="Compact"/>
+        <w:numPr>
+          <w:ilvl w:val="0"/>
+          <w:numId w:val="1035"/>
+        </w:numPr>
+      </w:pPr>
+      <w:r>
+        <w:t xml:space="preserve">ICD-10 commonly used for mortality and hospital discharge diagnoses</w:t>
+      </w:r>
+    </w:p>
+    <w:p>
+      <w:pPr>
+        <w:pStyle w:val="Compact"/>
+        <w:numPr>
+          <w:ilvl w:val="0"/>
+          <w:numId w:val="1035"/>
+        </w:numPr>
+      </w:pPr>
+      <w:r>
+        <w:t xml:space="preserve">ICD-O primarily used for cancer registry incidence data</w:t>
+      </w:r>
+    </w:p>
+    <w:p>
+      <w:pPr>
+        <w:pStyle w:val="FirstParagraph"/>
+      </w:pPr>
+      <w:r>
+        <w:t xml:space="preserve">A cancer case may have:</w:t>
+      </w:r>
+    </w:p>
+    <w:p>
+      <w:pPr>
+        <w:pStyle w:val="Compact"/>
+        <w:numPr>
+          <w:ilvl w:val="0"/>
+          <w:numId w:val="1036"/>
+        </w:numPr>
+      </w:pPr>
+      <w:r>
+        <w:t xml:space="preserve">An ICD-10 code in hospital data</w:t>
+      </w:r>
+    </w:p>
+    <w:p>
+      <w:pPr>
+        <w:pStyle w:val="Compact"/>
+        <w:numPr>
+          <w:ilvl w:val="0"/>
+          <w:numId w:val="1036"/>
+        </w:numPr>
+      </w:pPr>
+      <w:r>
+        <w:t xml:space="preserve">An ICD-O morphology and topography code in a cancer registry</w:t>
+      </w:r>
+    </w:p>
+    <w:p>
+      <w:pPr>
+        <w:pStyle w:val="FirstParagraph"/>
+      </w:pPr>
+      <w:r>
+        <w:t xml:space="preserve">Researchers must understand which system underlies their dataset.</w:t>
+      </w:r>
+    </w:p>
+    <w:p>
+      <w:r>
+        <w:pict>
+          <v:rect style="width:0;height:1.5pt" o:hralign="center" o:hrstd="t" o:hr="t"/>
+        </w:pict>
+      </w:r>
+    </w:p>
+    <w:p>
+      <w:pPr>
+        <w:pStyle w:val="FirstParagraph"/>
+      </w:pPr>
+      <w:r>
+        <w:drawing>
+          <wp:inline>
+            <wp:extent cx="5334000" cy="3710093"/>
+            <wp:effectExtent b="0" l="0" r="0" t="0"/>
+            <wp:docPr descr="" title="" id="41" name="Picture"/>
+            <a:graphic>
+              <a:graphicData uri="http://schemas.openxmlformats.org/drawingml/2006/picture">
+                <pic:pic>
+                  <pic:nvPicPr>
+                    <pic:cNvPr descr="images/paste-30.png" id="42" name="Picture"/>
+                    <pic:cNvPicPr>
+                      <a:picLocks noChangeArrowheads="1" noChangeAspect="1"/>
+                    </pic:cNvPicPr>
+                  </pic:nvPicPr>
+                  <pic:blipFill>
+                    <a:blip r:embed="rId40"/>
+                    <a:stretch>
+                      <a:fillRect/>
+                    </a:stretch>
+                  </pic:blipFill>
+                  <pic:spPr bwMode="auto">
+                    <a:xfrm>
+                      <a:off x="0" y="0"/>
+                      <a:ext cx="5334000" cy="3710093"/>
+                    </a:xfrm>
+                    <a:prstGeom prst="rect">
+                      <a:avLst/>
+                    </a:prstGeom>
+                    <a:noFill/>
+                    <a:ln w="9525">
+                      <a:noFill/>
+                      <a:headEnd/>
+                      <a:tailEnd/>
+                    </a:ln>
+                  </pic:spPr>
+                </pic:pic>
+              </a:graphicData>
+            </a:graphic>
+          </wp:inline>
+        </w:drawing>
+      </w:r>
+    </w:p>
+    <w:p>
+      <w:r>
+        <w:pict>
+          <v:rect style="width:0;height:1.5pt" o:hralign="center" o:hrstd="t" o:hr="t"/>
+        </w:pict>
+      </w:r>
+    </w:p>
+    <w:p>
+      <w:pPr>
+        <w:pStyle w:val="FirstParagraph"/>
+      </w:pPr>
+      <w:r>
+        <w:drawing>
+          <wp:inline>
+            <wp:extent cx="5334000" cy="3355827"/>
+            <wp:effectExtent b="0" l="0" r="0" t="0"/>
+            <wp:docPr descr="" title="" id="44" name="Picture"/>
+            <a:graphic>
+              <a:graphicData uri="http://schemas.openxmlformats.org/drawingml/2006/picture">
+                <pic:pic>
+                  <pic:nvPicPr>
+                    <pic:cNvPr descr="images/paste-31.png" id="45" name="Picture"/>
+                    <pic:cNvPicPr>
+                      <a:picLocks noChangeArrowheads="1" noChangeAspect="1"/>
+                    </pic:cNvPicPr>
+                  </pic:nvPicPr>
+                  <pic:blipFill>
+                    <a:blip r:embed="rId43"/>
+                    <a:stretch>
+                      <a:fillRect/>
+                    </a:stretch>
+                  </pic:blipFill>
+                  <pic:spPr bwMode="auto">
+                    <a:xfrm>
+                      <a:off x="0" y="0"/>
+                      <a:ext cx="5334000" cy="3355827"/>
+                    </a:xfrm>
+                    <a:prstGeom prst="rect">
+                      <a:avLst/>
+                    </a:prstGeom>
+                    <a:noFill/>
+                    <a:ln w="9525">
+                      <a:noFill/>
+                      <a:headEnd/>
+                      <a:tailEnd/>
+                    </a:ln>
+                  </pic:spPr>
+                </pic:pic>
+              </a:graphicData>
+            </a:graphic>
+          </wp:inline>
+        </w:drawing>
+      </w:r>
+    </w:p>
+    <w:bookmarkEnd w:id="46"/>
+    <w:bookmarkStart w:id="47" w:name="regional-variation-in-coding"/>
+    <w:p>
+      <w:pPr>
+        <w:pStyle w:val="Heading2"/>
+      </w:pPr>
+      <w:r>
+        <w:t xml:space="preserve">Regional Variation in Coding</w:t>
+      </w:r>
+    </w:p>
+    <w:p>
+      <w:pPr>
+        <w:pStyle w:val="FirstParagraph"/>
+      </w:pPr>
+      <w:r>
+        <w:t xml:space="preserve">Differences between hospitals or regions may arise due to:</w:t>
+      </w:r>
+    </w:p>
+    <w:p>
+      <w:pPr>
+        <w:pStyle w:val="Compact"/>
+        <w:numPr>
+          <w:ilvl w:val="0"/>
+          <w:numId w:val="1037"/>
+        </w:numPr>
+      </w:pPr>
+      <w:r>
+        <w:t xml:space="preserve">Coding training</w:t>
+      </w:r>
+    </w:p>
+    <w:p>
+      <w:pPr>
+        <w:pStyle w:val="Compact"/>
+        <w:numPr>
+          <w:ilvl w:val="0"/>
+          <w:numId w:val="1037"/>
+        </w:numPr>
+      </w:pPr>
+      <w:r>
+        <w:t xml:space="preserve">Local guidelines</w:t>
+      </w:r>
+    </w:p>
+    <w:p>
+      <w:pPr>
+        <w:pStyle w:val="Compact"/>
+        <w:numPr>
+          <w:ilvl w:val="0"/>
+          <w:numId w:val="1037"/>
+        </w:numPr>
+      </w:pPr>
+      <w:r>
+        <w:t xml:space="preserve">Administrative incentives</w:t>
+      </w:r>
+    </w:p>
+    <w:p>
+      <w:pPr>
+        <w:pStyle w:val="Compact"/>
+        <w:numPr>
+          <w:ilvl w:val="0"/>
+          <w:numId w:val="1037"/>
+        </w:numPr>
+      </w:pPr>
+      <w:r>
+        <w:t xml:space="preserve">Reimbursement systems</w:t>
+      </w:r>
+    </w:p>
+    <w:p>
+      <w:pPr>
+        <w:pStyle w:val="Compact"/>
+        <w:numPr>
+          <w:ilvl w:val="0"/>
+          <w:numId w:val="1037"/>
+        </w:numPr>
+      </w:pPr>
+      <w:r>
+        <w:t xml:space="preserve">Electronic health record design</w:t>
+      </w:r>
+    </w:p>
+    <w:p>
+      <w:pPr>
+        <w:pStyle w:val="FirstParagraph"/>
+      </w:pPr>
+      <w:r>
+        <w:t xml:space="preserve">Registers capture both clinical events and coding behaviour.</w:t>
+      </w:r>
+    </w:p>
+    <w:bookmarkEnd w:id="47"/>
+    <w:bookmarkStart w:id="48" w:name="validity-of-icd-codes"/>
+    <w:p>
+      <w:pPr>
+        <w:pStyle w:val="Heading2"/>
+      </w:pPr>
+      <w:r>
+        <w:t xml:space="preserve">Validity of ICD Codes</w:t>
+      </w:r>
+    </w:p>
+    <w:p>
+      <w:pPr>
+        <w:pStyle w:val="FirstParagraph"/>
+      </w:pPr>
+      <w:r>
+        <w:t xml:space="preserve">Important research question:</w:t>
+      </w:r>
+    </w:p>
+    <w:p>
+      <w:pPr>
+        <w:pStyle w:val="Compact"/>
+        <w:numPr>
+          <w:ilvl w:val="0"/>
+          <w:numId w:val="1038"/>
+        </w:numPr>
+      </w:pPr>
+      <w:r>
+        <w:t xml:space="preserve">Does the code correspond to the true disease?</w:t>
+      </w:r>
+    </w:p>
+    <w:p>
+      <w:pPr>
+        <w:pStyle w:val="FirstParagraph"/>
+      </w:pPr>
+      <w:r>
+        <w:t xml:space="preserve">Validation studies compare ICD codes with a reference standard</w:t>
+      </w:r>
+      <w:r>
+        <w:br/>
+      </w:r>
+      <w:r>
+        <w:t xml:space="preserve">(e.g., chart review, clinical registry, laboratory confirmation).</w:t>
+      </w:r>
+    </w:p>
+    <w:bookmarkEnd w:id="48"/>
+    <w:bookmarkStart w:id="49" w:name="key-measures-of-validity"/>
+    <w:p>
+      <w:pPr>
+        <w:pStyle w:val="Heading2"/>
+      </w:pPr>
+      <w:r>
+        <w:t xml:space="preserve">Key Measures of Validity</w:t>
+      </w:r>
+    </w:p>
+    <w:p>
+      <w:pPr>
+        <w:numPr>
+          <w:ilvl w:val="0"/>
+          <w:numId w:val="1039"/>
+        </w:numPr>
+      </w:pPr>
+      <w:r>
+        <w:rPr>
+          <w:b/>
+          <w:bCs/>
+        </w:rPr>
+        <w:t xml:space="preserve">Sensitivity</w:t>
+      </w:r>
+      <w:r>
+        <w:br/>
+      </w:r>
+      <w:r>
+        <w:t xml:space="preserve">Among patients who truly have the disease,</w:t>
+      </w:r>
+      <w:r>
+        <w:br/>
+      </w:r>
+      <w:r>
+        <w:t xml:space="preserve">how many receive the correct ICD code?</w:t>
+      </w:r>
+      <w:r>
+        <w:br/>
+      </w:r>
+      <w:r>
+        <w:t xml:space="preserve">→ Measures undercoding (missed cases).</w:t>
+      </w:r>
+    </w:p>
+    <w:p>
+      <w:pPr>
+        <w:numPr>
+          <w:ilvl w:val="0"/>
+          <w:numId w:val="1039"/>
+        </w:numPr>
+      </w:pPr>
+      <w:r>
+        <w:rPr>
+          <w:b/>
+          <w:bCs/>
+        </w:rPr>
+        <w:t xml:space="preserve">Specificity</w:t>
+      </w:r>
+      <w:r>
+        <w:br/>
+      </w:r>
+      <w:r>
+        <w:t xml:space="preserve">Among patients who do not have the disease,</w:t>
+      </w:r>
+      <w:r>
+        <w:br/>
+      </w:r>
+      <w:r>
+        <w:t xml:space="preserve">how many are correctly not assigned the code?</w:t>
+      </w:r>
+      <w:r>
+        <w:br/>
+      </w:r>
+      <w:r>
+        <w:t xml:space="preserve">→ Measures overcoding (false positives).</w:t>
+      </w:r>
+    </w:p>
+    <w:p>
+      <w:pPr>
+        <w:numPr>
+          <w:ilvl w:val="0"/>
+          <w:numId w:val="1039"/>
+        </w:numPr>
+      </w:pPr>
+      <w:r>
+        <w:rPr>
+          <w:b/>
+          <w:bCs/>
+        </w:rPr>
+        <w:t xml:space="preserve">Positive Predictive Value (PPV)</w:t>
+      </w:r>
+      <w:r>
+        <w:br/>
+      </w:r>
+      <w:r>
+        <w:t xml:space="preserve">Among patients assigned the ICD code,</w:t>
+      </w:r>
+      <w:r>
+        <w:br/>
+      </w:r>
+      <w:r>
+        <w:t xml:space="preserve">how many truly have the disease?</w:t>
+      </w:r>
+      <w:r>
+        <w:br/>
+      </w:r>
+      <w:r>
+        <w:t xml:space="preserve">→ Measures how reliable the code is for identifying true cases.</w:t>
+      </w:r>
+    </w:p>
+    <w:bookmarkEnd w:id="49"/>
+    <w:bookmarkStart w:id="50" w:name="conceptual-22-table"/>
+    <w:p>
+      <w:pPr>
+        <w:pStyle w:val="Heading2"/>
+      </w:pPr>
+      <w:r>
+        <w:t xml:space="preserve">Conceptual 2×2 Table</w:t>
+      </w:r>
+    </w:p>
+    <w:tbl>
+      <w:tblPr>
+        <w:tblStyle w:val="Table"/>
+        <w:tblW w:type="auto" w:w="0"/>
+        <w:tblLook w:firstRow="1" w:lastRow="0" w:firstColumn="0" w:lastColumn="0" w:noHBand="0" w:noVBand="0" w:val="0020"/>
+      </w:tblPr>
+      <w:tblGrid>
+        <w:gridCol w:w="2640"/>
+        <w:gridCol w:w="2640"/>
+        <w:gridCol w:w="2640"/>
+      </w:tblGrid>
+      <w:tr>
+        <w:trPr>
+          <w:tblHeader w:val="on"/>
+        </w:trPr>
+        <w:tc>
+          <w:tcPr/>
+          <w:p>
+            <w:pPr>
+              <w:pStyle w:val="Compact"/>
+            </w:pPr>
+          </w:p>
+        </w:tc>
+        <w:tc>
+          <w:tcPr/>
+          <w:p>
+            <w:pPr>
+              <w:pStyle w:val="Compact"/>
+            </w:pPr>
+            <w:r>
+              <w:t xml:space="preserve">True disease</w:t>
+            </w:r>
+          </w:p>
+        </w:tc>
+        <w:tc>
+          <w:tcPr/>
+          <w:p>
+            <w:pPr>
+              <w:pStyle w:val="Compact"/>
+            </w:pPr>
+            <w:r>
+              <w:t xml:space="preserve">No disease</w:t>
+            </w:r>
+          </w:p>
+        </w:tc>
+      </w:tr>
+      <w:tr>
+        <w:tc>
+          <w:tcPr/>
+          <w:p>
+            <w:pPr>
+              <w:pStyle w:val="Compact"/>
+            </w:pPr>
+            <w:r>
+              <w:t xml:space="preserve">ICD code present</w:t>
+            </w:r>
+          </w:p>
+        </w:tc>
+        <w:tc>
+          <w:tcPr/>
+          <w:p>
+            <w:pPr>
+              <w:pStyle w:val="Compact"/>
+            </w:pPr>
+            <w:r>
+              <w:t xml:space="preserve">True positive</w:t>
+            </w:r>
+          </w:p>
+        </w:tc>
+        <w:tc>
+          <w:tcPr/>
+          <w:p>
+            <w:pPr>
+              <w:pStyle w:val="Compact"/>
+            </w:pPr>
+            <w:r>
+              <w:t xml:space="preserve">False positive</w:t>
+            </w:r>
+          </w:p>
+        </w:tc>
+      </w:tr>
+      <w:tr>
+        <w:tc>
+          <w:tcPr/>
+          <w:p>
+            <w:pPr>
+              <w:pStyle w:val="Compact"/>
+            </w:pPr>
+            <w:r>
+              <w:t xml:space="preserve">ICD code absent</w:t>
+            </w:r>
+          </w:p>
+        </w:tc>
+        <w:tc>
+          <w:tcPr/>
+          <w:p>
+            <w:pPr>
+              <w:pStyle w:val="Compact"/>
+            </w:pPr>
+            <w:r>
+              <w:t xml:space="preserve">False negative</w:t>
+            </w:r>
+          </w:p>
+        </w:tc>
+        <w:tc>
+          <w:tcPr/>
+          <w:p>
+            <w:pPr>
+              <w:pStyle w:val="Compact"/>
+            </w:pPr>
+            <w:r>
+              <w:t xml:space="preserve">True negative</w:t>
+            </w:r>
+          </w:p>
+        </w:tc>
+      </w:tr>
+    </w:tbl>
+    <w:p>
+      <w:pPr>
+        <w:pStyle w:val="Compact"/>
+        <w:numPr>
+          <w:ilvl w:val="0"/>
+          <w:numId w:val="1040"/>
+        </w:numPr>
+      </w:pPr>
+      <w:r>
+        <w:t xml:space="preserve">Sensitivity = True positives / (True positives + False negatives)</w:t>
+      </w:r>
+    </w:p>
+    <w:p>
+      <w:pPr>
+        <w:pStyle w:val="Compact"/>
+        <w:numPr>
+          <w:ilvl w:val="0"/>
+          <w:numId w:val="1040"/>
+        </w:numPr>
+      </w:pPr>
+      <w:r>
+        <w:t xml:space="preserve">Specificity = True negatives / (True negatives + False positives)</w:t>
+      </w:r>
+    </w:p>
+    <w:p>
+      <w:pPr>
+        <w:pStyle w:val="Compact"/>
+        <w:numPr>
+          <w:ilvl w:val="0"/>
+          <w:numId w:val="1040"/>
+        </w:numPr>
+      </w:pPr>
+      <w:r>
+        <w:t xml:space="preserve">PPV = True positives / (True positives + False positives)</w:t>
+      </w:r>
+    </w:p>
+    <w:bookmarkEnd w:id="50"/>
+    <w:bookmarkStart w:id="51" w:name="why-it-matters"/>
+    <w:p>
+      <w:pPr>
+        <w:pStyle w:val="Heading2"/>
+      </w:pPr>
+      <w:r>
+        <w:t xml:space="preserve">Why It Matters</w:t>
+      </w:r>
+    </w:p>
+    <w:p>
+      <w:pPr>
+        <w:pStyle w:val="FirstParagraph"/>
+      </w:pPr>
+      <w:r>
+        <w:t xml:space="preserve">Low sensitivity → underestimated incidence</w:t>
+      </w:r>
+      <w:r>
+        <w:br/>
+      </w:r>
+      <w:r>
+        <w:t xml:space="preserve">Low PPV → inflated case counts</w:t>
+      </w:r>
+      <w:r>
+        <w:br/>
+      </w:r>
+      <w:r>
+        <w:t xml:space="preserve">Variation in validity may depend on:</w:t>
+      </w:r>
+    </w:p>
+    <w:p>
+      <w:pPr>
+        <w:pStyle w:val="Compact"/>
+        <w:numPr>
+          <w:ilvl w:val="0"/>
+          <w:numId w:val="1041"/>
+        </w:numPr>
+      </w:pPr>
+      <w:r>
+        <w:t xml:space="preserve">Diagnosis (e.g., myocardial infarction vs mild depression)</w:t>
+      </w:r>
+    </w:p>
+    <w:p>
+      <w:pPr>
+        <w:pStyle w:val="Compact"/>
+        <w:numPr>
+          <w:ilvl w:val="0"/>
+          <w:numId w:val="1041"/>
+        </w:numPr>
+      </w:pPr>
+      <w:r>
+        <w:t xml:space="preserve">Care setting (inpatient vs primary care)</w:t>
+      </w:r>
+    </w:p>
+    <w:p>
+      <w:pPr>
+        <w:pStyle w:val="Compact"/>
+        <w:numPr>
+          <w:ilvl w:val="0"/>
+          <w:numId w:val="1041"/>
+        </w:numPr>
+      </w:pPr>
+      <w:r>
+        <w:t xml:space="preserve">Time period (coding changes)</w:t>
+      </w:r>
+    </w:p>
+    <w:p>
+      <w:pPr>
+        <w:pStyle w:val="Compact"/>
+        <w:numPr>
+          <w:ilvl w:val="0"/>
+          <w:numId w:val="1041"/>
+        </w:numPr>
+      </w:pPr>
+      <w:r>
+        <w:t xml:space="preserve">ICD version and national modification</w:t>
+      </w:r>
+    </w:p>
+    <w:p>
+      <w:pPr>
+        <w:pStyle w:val="FirstParagraph"/>
+      </w:pPr>
+      <w:r>
+        <w:t xml:space="preserve">Not all ICD codes are equally reliable for research.</w:t>
+      </w:r>
+    </w:p>
+    <w:bookmarkEnd w:id="51"/>
+    <w:bookmarkStart w:id="52" w:name="practical-implications-for-statisticians"/>
+    <w:p>
+      <w:pPr>
+        <w:pStyle w:val="Heading2"/>
+      </w:pPr>
+      <w:r>
+        <w:t xml:space="preserve">Practical Implications for Statisticians</w:t>
+      </w:r>
+    </w:p>
+    <w:p>
+      <w:pPr>
+        <w:pStyle w:val="FirstParagraph"/>
+      </w:pPr>
+      <w:r>
+        <w:t xml:space="preserve">Before analysis, always clarify:</w:t>
+      </w:r>
+    </w:p>
+    <w:p>
+      <w:pPr>
+        <w:pStyle w:val="Compact"/>
+        <w:numPr>
+          <w:ilvl w:val="0"/>
+          <w:numId w:val="1042"/>
+        </w:numPr>
+      </w:pPr>
+      <w:r>
+        <w:t xml:space="preserve">Which ICD version?</w:t>
+      </w:r>
+    </w:p>
+    <w:p>
+      <w:pPr>
+        <w:pStyle w:val="Compact"/>
+        <w:numPr>
+          <w:ilvl w:val="0"/>
+          <w:numId w:val="1042"/>
+        </w:numPr>
+      </w:pPr>
+      <w:r>
+        <w:t xml:space="preserve">Which national modification?</w:t>
+      </w:r>
+    </w:p>
+    <w:p>
+      <w:pPr>
+        <w:pStyle w:val="Compact"/>
+        <w:numPr>
+          <w:ilvl w:val="0"/>
+          <w:numId w:val="1042"/>
+        </w:numPr>
+      </w:pPr>
+      <w:r>
+        <w:t xml:space="preserve">Which coding level (3-digit vs 4-digit)?</w:t>
+      </w:r>
+    </w:p>
+    <w:p>
+      <w:pPr>
+        <w:pStyle w:val="Compact"/>
+        <w:numPr>
+          <w:ilvl w:val="0"/>
+          <w:numId w:val="1042"/>
+        </w:numPr>
+      </w:pPr>
+      <w:r>
+        <w:t xml:space="preserve">Has coding practice changed over time?</w:t>
+      </w:r>
+    </w:p>
+    <w:p>
+      <w:pPr>
+        <w:pStyle w:val="Compact"/>
+        <w:numPr>
+          <w:ilvl w:val="0"/>
+          <w:numId w:val="1042"/>
+        </w:numPr>
+      </w:pPr>
+      <w:r>
+        <w:t xml:space="preserve">Are crosswalks required?</w:t>
+      </w:r>
+    </w:p>
+    <w:p>
+      <w:pPr>
+        <w:pStyle w:val="Compact"/>
+        <w:numPr>
+          <w:ilvl w:val="0"/>
+          <w:numId w:val="1042"/>
+        </w:numPr>
+      </w:pPr>
+      <w:r>
+        <w:t xml:space="preserve">Is there validation evidence for the diagnosis?</w:t>
+      </w:r>
+    </w:p>
+    <w:p>
+      <w:pPr>
+        <w:pStyle w:val="FirstParagraph"/>
+      </w:pPr>
+      <w:r>
+        <w:t xml:space="preserve">ICD is a classification system. It is not identical to clinical truth. Transparent documentation of code selection is essential for reproducible research.</w:t>
+      </w:r>
+    </w:p>
+    <w:bookmarkEnd w:id="52"/>
+    <w:bookmarkStart w:id="56" w:name="atc"/>
+    <w:p>
+      <w:pPr>
+        <w:pStyle w:val="Heading2"/>
+      </w:pPr>
+      <w:r>
+        <w:t xml:space="preserve">ATC</w:t>
+      </w:r>
+    </w:p>
+    <w:p>
+      <w:pPr>
+        <w:pStyle w:val="Compact"/>
+        <w:numPr>
+          <w:ilvl w:val="0"/>
+          <w:numId w:val="1043"/>
+        </w:numPr>
+      </w:pPr>
+      <w:r>
+        <w:t xml:space="preserve">Anatomical Therapeutic Chemical (ATC) classification</w:t>
+      </w:r>
+    </w:p>
+    <w:p>
+      <w:pPr>
+        <w:pStyle w:val="Compact"/>
+        <w:numPr>
+          <w:ilvl w:val="0"/>
+          <w:numId w:val="1043"/>
+        </w:numPr>
+      </w:pPr>
+      <w:r>
+        <w:t xml:space="preserve">categorizing therapeutic drugs,</w:t>
+      </w:r>
+    </w:p>
+    <w:p>
+      <w:pPr>
+        <w:pStyle w:val="Compact"/>
+        <w:numPr>
+          <w:ilvl w:val="0"/>
+          <w:numId w:val="1043"/>
+        </w:numPr>
+      </w:pPr>
+      <w:r>
+        <w:t xml:space="preserve">structured into 14 main groups and 5 levels, with a disease-oriented focus</w:t>
+      </w:r>
+    </w:p>
+    <w:p>
+      <w:pPr>
+        <w:pStyle w:val="Compact"/>
+        <w:numPr>
+          <w:ilvl w:val="0"/>
+          <w:numId w:val="1043"/>
+        </w:numPr>
+      </w:pPr>
+      <w:r>
+        <w:t xml:space="preserve">introduced in the 1960s</w:t>
+      </w:r>
+    </w:p>
+    <w:p>
+      <w:pPr>
+        <w:pStyle w:val="Compact"/>
+        <w:numPr>
+          <w:ilvl w:val="0"/>
+          <w:numId w:val="1043"/>
+        </w:numPr>
+      </w:pPr>
+      <w:r>
+        <w:t xml:space="preserve">In 1980, the World Health Organization (WHO) recommended the ATC system as the</w:t>
+      </w:r>
+      <w:r>
+        <w:t xml:space="preserve"> </w:t>
+      </w:r>
+      <w:r>
+        <w:t xml:space="preserve">“state of the art”</w:t>
+      </w:r>
+    </w:p>
+    <w:p>
+      <w:pPr>
+        <w:pStyle w:val="Compact"/>
+        <w:numPr>
+          <w:ilvl w:val="0"/>
+          <w:numId w:val="1043"/>
+        </w:numPr>
+      </w:pPr>
+      <w:r>
+        <w:t xml:space="preserve">follow a hierarchical structure:</w:t>
+      </w:r>
+    </w:p>
+    <w:p>
+      <w:pPr>
+        <w:pStyle w:val="Compact"/>
+        <w:numPr>
+          <w:ilvl w:val="1"/>
+          <w:numId w:val="1044"/>
+        </w:numPr>
+      </w:pPr>
+      <w:r>
+        <w:t xml:space="preserve">1 letter</w:t>
+      </w:r>
+    </w:p>
+    <w:p>
+      <w:pPr>
+        <w:pStyle w:val="Compact"/>
+        <w:numPr>
+          <w:ilvl w:val="1"/>
+          <w:numId w:val="1044"/>
+        </w:numPr>
+      </w:pPr>
+      <w:r>
+        <w:t xml:space="preserve">2 digits</w:t>
+      </w:r>
+    </w:p>
+    <w:p>
+      <w:pPr>
+        <w:pStyle w:val="Compact"/>
+        <w:numPr>
+          <w:ilvl w:val="1"/>
+          <w:numId w:val="1044"/>
+        </w:numPr>
+      </w:pPr>
+      <w:r>
+        <w:t xml:space="preserve">2 letters</w:t>
+      </w:r>
+    </w:p>
+    <w:p>
+      <w:pPr>
+        <w:pStyle w:val="Compact"/>
+        <w:numPr>
+          <w:ilvl w:val="1"/>
+          <w:numId w:val="1044"/>
+        </w:numPr>
+      </w:pPr>
+      <w:r>
+        <w:t xml:space="preserve">2 digits</w:t>
+      </w:r>
+    </w:p>
+    <w:p>
+      <w:pPr>
+        <w:pStyle w:val="Compact"/>
+        <w:numPr>
+          <w:ilvl w:val="1"/>
+          <w:numId w:val="1044"/>
+        </w:numPr>
+      </w:pPr>
+      <w:r>
+        <w:t xml:space="preserve">Example:</w:t>
+      </w:r>
+      <w:r>
+        <w:t xml:space="preserve"> </w:t>
+      </w:r>
+      <w:r>
+        <w:rPr>
+          <w:rStyle w:val="VerbatimChar"/>
+        </w:rPr>
+        <w:t xml:space="preserve">C09AA05</w:t>
+      </w:r>
+    </w:p>
+    <w:p>
+      <w:pPr>
+        <w:pStyle w:val="Compact"/>
+        <w:numPr>
+          <w:ilvl w:val="0"/>
+          <w:numId w:val="1043"/>
+        </w:numPr>
+      </w:pPr>
+      <w:r>
+        <w:t xml:space="preserve">Several problems exist</w:t>
+      </w:r>
+      <w:r>
+        <w:t xml:space="preserve"> </w:t>
+      </w:r>
+      <w:r>
+        <w:t xml:space="preserve">(Bindel and Seifert 2025)</w:t>
+      </w:r>
+      <w:r>
+        <w:t xml:space="preserve"> </w:t>
+      </w:r>
+      <w:r>
+        <w:t xml:space="preserve">but it is nevertheless widely used</w:t>
+      </w:r>
+    </w:p>
+    <w:p>
+      <w:r>
+        <w:pict>
+          <v:rect style="width:0;height:1.5pt" o:hralign="center" o:hrstd="t" o:hr="t"/>
+        </w:pict>
+      </w:r>
+    </w:p>
+    <w:p>
+      <w:pPr>
+        <w:pStyle w:val="FirstParagraph"/>
+      </w:pPr>
+      <w:r>
+        <w:drawing>
+          <wp:inline>
+            <wp:extent cx="5334000" cy="3510410"/>
+            <wp:effectExtent b="0" l="0" r="0" t="0"/>
+            <wp:docPr descr="" title="" id="54" name="Picture"/>
+            <a:graphic>
+              <a:graphicData uri="http://schemas.openxmlformats.org/drawingml/2006/picture">
+                <pic:pic>
+                  <pic:nvPicPr>
+                    <pic:cNvPr descr="images/paste-29.png" id="55" name="Picture"/>
+                    <pic:cNvPicPr>
+                      <a:picLocks noChangeArrowheads="1" noChangeAspect="1"/>
+                    </pic:cNvPicPr>
+                  </pic:nvPicPr>
+                  <pic:blipFill>
+                    <a:blip r:embed="rId53"/>
+                    <a:stretch>
+                      <a:fillRect/>
+                    </a:stretch>
+                  </pic:blipFill>
+                  <pic:spPr bwMode="auto">
+                    <a:xfrm>
+                      <a:off x="0" y="0"/>
+                      <a:ext cx="5334000" cy="3510410"/>
+                    </a:xfrm>
+                    <a:prstGeom prst="rect">
+                      <a:avLst/>
+                    </a:prstGeom>
+                    <a:noFill/>
+                    <a:ln w="9525">
+                      <a:noFill/>
+                      <a:headEnd/>
+                      <a:tailEnd/>
+                    </a:ln>
+                  </pic:spPr>
+                </pic:pic>
+              </a:graphicData>
+            </a:graphic>
+          </wp:inline>
+        </w:drawing>
+      </w:r>
+    </w:p>
+    <w:bookmarkEnd w:id="56"/>
+    <w:bookmarkStart w:id="58" w:name="sweden"/>
+    <w:p>
+      <w:pPr>
+        <w:pStyle w:val="Heading2"/>
+      </w:pPr>
+      <w:r>
+        <w:t xml:space="preserve">Sweden</w:t>
+      </w:r>
+    </w:p>
+    <w:p>
+      <w:pPr>
+        <w:pStyle w:val="Compact"/>
+        <w:numPr>
+          <w:ilvl w:val="0"/>
+          <w:numId w:val="1045"/>
+        </w:numPr>
+      </w:pPr>
+      <w:r>
+        <w:t xml:space="preserve">We have ATC codes in the national prescription register</w:t>
+      </w:r>
+    </w:p>
+    <w:p>
+      <w:pPr>
+        <w:pStyle w:val="Compact"/>
+        <w:numPr>
+          <w:ilvl w:val="0"/>
+          <w:numId w:val="1045"/>
+        </w:numPr>
+      </w:pPr>
+      <w:r>
+        <w:t xml:space="preserve">When a doctor prescribes a medicatin, the ATC code will follow automatically</w:t>
+      </w:r>
+    </w:p>
+    <w:p>
+      <w:pPr>
+        <w:pStyle w:val="Compact"/>
+        <w:numPr>
+          <w:ilvl w:val="0"/>
+          <w:numId w:val="1045"/>
+        </w:numPr>
+      </w:pPr>
+      <w:r>
+        <w:t xml:space="preserve">Less room for interpretation when coding</w:t>
+      </w:r>
+    </w:p>
+    <w:p>
+      <w:pPr>
+        <w:pStyle w:val="Compact"/>
+        <w:numPr>
+          <w:ilvl w:val="0"/>
+          <w:numId w:val="1045"/>
+        </w:numPr>
+      </w:pPr>
+      <w:r>
+        <w:t xml:space="preserve">New medications are introduced over time</w:t>
+      </w:r>
+    </w:p>
+    <w:p>
+      <w:pPr>
+        <w:pStyle w:val="Compact"/>
+        <w:numPr>
+          <w:ilvl w:val="0"/>
+          <w:numId w:val="1045"/>
+        </w:numPr>
+      </w:pPr>
+      <w:r>
+        <w:t xml:space="preserve">The Swedish Medical Products Agency (MPA; Läkemedelsverket) make such decisions</w:t>
+      </w:r>
+    </w:p>
+    <w:p>
+      <w:pPr>
+        <w:pStyle w:val="Compact"/>
+        <w:numPr>
+          <w:ilvl w:val="0"/>
+          <w:numId w:val="1045"/>
+        </w:numPr>
+      </w:pPr>
+      <w:r>
+        <w:t xml:space="preserve">Daily updates to the</w:t>
+      </w:r>
+      <w:r>
+        <w:t xml:space="preserve"> </w:t>
+      </w:r>
+      <w:hyperlink r:id="rId57">
+        <w:r>
+          <w:rPr>
+            <w:rStyle w:val="Hyperlink"/>
+          </w:rPr>
+          <w:t xml:space="preserve">National Substance Register</w:t>
+        </w:r>
+      </w:hyperlink>
+    </w:p>
+    <w:bookmarkEnd w:id="58"/>
+    <w:bookmarkStart w:id="59" w:name="procedure-codes"/>
+    <w:p>
+      <w:pPr>
+        <w:pStyle w:val="Heading2"/>
+      </w:pPr>
+      <w:r>
+        <w:t xml:space="preserve">Procedure codes</w:t>
+      </w:r>
+    </w:p>
+    <w:p>
+      <w:pPr>
+        <w:pStyle w:val="Compact"/>
+        <w:numPr>
+          <w:ilvl w:val="0"/>
+          <w:numId w:val="1046"/>
+        </w:numPr>
+      </w:pPr>
+      <w:r>
+        <w:t xml:space="preserve">We use ICD for diagnoses and medical condition</w:t>
+      </w:r>
+    </w:p>
+    <w:p>
+      <w:pPr>
+        <w:pStyle w:val="Compact"/>
+        <w:numPr>
+          <w:ilvl w:val="0"/>
+          <w:numId w:val="1046"/>
+        </w:numPr>
+      </w:pPr>
+      <w:r>
+        <w:t xml:space="preserve">But how are patients with such diagnosis treated?</w:t>
+      </w:r>
+    </w:p>
+    <w:p>
+      <w:pPr>
+        <w:pStyle w:val="Compact"/>
+        <w:numPr>
+          <w:ilvl w:val="0"/>
+          <w:numId w:val="1046"/>
+        </w:numPr>
+      </w:pPr>
+      <w:r>
+        <w:t xml:space="preserve">What actions (in addition to the prescription of medicines) do we have?</w:t>
+      </w:r>
+    </w:p>
+    <w:p>
+      <w:pPr>
+        <w:pStyle w:val="Compact"/>
+        <w:numPr>
+          <w:ilvl w:val="0"/>
+          <w:numId w:val="1046"/>
+        </w:numPr>
+      </w:pPr>
+      <w:r>
+        <w:t xml:space="preserve">USA has a special version of ICD for this: ICD-10-PCS</w:t>
+      </w:r>
+    </w:p>
+    <w:p>
+      <w:pPr>
+        <w:pStyle w:val="Compact"/>
+        <w:numPr>
+          <w:ilvl w:val="1"/>
+          <w:numId w:val="1047"/>
+        </w:numPr>
+      </w:pPr>
+      <w:r>
+        <w:t xml:space="preserve">PCS = Procedure Coding System</w:t>
+      </w:r>
+    </w:p>
+    <w:bookmarkEnd w:id="59"/>
+    <w:bookmarkStart w:id="60" w:name="nomesco"/>
+    <w:p>
+      <w:pPr>
+        <w:pStyle w:val="Heading2"/>
+      </w:pPr>
+      <w:r>
+        <w:t xml:space="preserve">NOMESCO</w:t>
+      </w:r>
+    </w:p>
+    <w:p>
+      <w:pPr>
+        <w:pStyle w:val="FirstParagraph"/>
+      </w:pPr>
+      <w:r>
+        <w:t xml:space="preserve">In Sweden, medical procedures are coded using the</w:t>
+      </w:r>
+      <w:r>
+        <w:t xml:space="preserve"> </w:t>
+      </w:r>
+      <w:r>
+        <w:rPr>
+          <w:b/>
+          <w:bCs/>
+        </w:rPr>
+        <w:t xml:space="preserve">NOMESCO Classification of Surgical Procedures (NCSP)</w:t>
+      </w:r>
+      <w:r>
+        <w:t xml:space="preserve">.</w:t>
+      </w:r>
+    </w:p>
+    <w:p>
+      <w:pPr>
+        <w:pStyle w:val="Compact"/>
+        <w:numPr>
+          <w:ilvl w:val="0"/>
+          <w:numId w:val="1048"/>
+        </w:numPr>
+      </w:pPr>
+      <w:r>
+        <w:t xml:space="preserve">Developed by the Nordic Medico-Statistical Committee (NOMESCO)</w:t>
+      </w:r>
+    </w:p>
+    <w:p>
+      <w:pPr>
+        <w:pStyle w:val="Compact"/>
+        <w:numPr>
+          <w:ilvl w:val="0"/>
+          <w:numId w:val="1048"/>
+        </w:numPr>
+      </w:pPr>
+      <w:r>
+        <w:t xml:space="preserve">Used in Sweden, Denmark, Finland, Norway, and Iceland</w:t>
+      </w:r>
+    </w:p>
+    <w:p>
+      <w:pPr>
+        <w:pStyle w:val="Compact"/>
+        <w:numPr>
+          <w:ilvl w:val="0"/>
+          <w:numId w:val="1048"/>
+        </w:numPr>
+      </w:pPr>
+      <w:r>
+        <w:t xml:space="preserve">Primarily for on surgical procedures</w:t>
+      </w:r>
+    </w:p>
+    <w:bookmarkEnd w:id="60"/>
+    <w:bookmarkStart w:id="61" w:name="kvå"/>
+    <w:p>
+      <w:pPr>
+        <w:pStyle w:val="Heading2"/>
+      </w:pPr>
+      <w:r>
+        <w:t xml:space="preserve">KVÅ</w:t>
+      </w:r>
+    </w:p>
+    <w:p>
+      <w:pPr>
+        <w:pStyle w:val="Compact"/>
+        <w:numPr>
+          <w:ilvl w:val="0"/>
+          <w:numId w:val="1049"/>
+        </w:numPr>
+      </w:pPr>
+      <w:r>
+        <w:t xml:space="preserve">In Sweden implemented through</w:t>
+      </w:r>
+      <w:r>
+        <w:t xml:space="preserve"> </w:t>
+      </w:r>
+      <w:r>
+        <w:rPr>
+          <w:b/>
+          <w:bCs/>
+        </w:rPr>
+        <w:t xml:space="preserve">KVÅ</w:t>
+      </w:r>
+      <w:r>
+        <w:t xml:space="preserve"> </w:t>
+      </w:r>
+      <w:r>
+        <w:t xml:space="preserve">(Klassifikation av vårdåtgärder)</w:t>
+      </w:r>
+    </w:p>
+    <w:p>
+      <w:pPr>
+        <w:pStyle w:val="Compact"/>
+        <w:numPr>
+          <w:ilvl w:val="0"/>
+          <w:numId w:val="1049"/>
+        </w:numPr>
+      </w:pPr>
+      <w:r>
+        <w:t xml:space="preserve">Maintained nationally by Socialstyrelsen</w:t>
+      </w:r>
+    </w:p>
+    <w:p>
+      <w:pPr>
+        <w:pStyle w:val="Compact"/>
+        <w:numPr>
+          <w:ilvl w:val="0"/>
+          <w:numId w:val="1049"/>
+        </w:numPr>
+      </w:pPr>
+      <w:r>
+        <w:t xml:space="preserve">Includes the NOMESCO-NCSP codes for surgery</w:t>
+      </w:r>
+    </w:p>
+    <w:p>
+      <w:pPr>
+        <w:pStyle w:val="Compact"/>
+        <w:numPr>
+          <w:ilvl w:val="0"/>
+          <w:numId w:val="1049"/>
+        </w:numPr>
+      </w:pPr>
+      <w:r>
+        <w:t xml:space="preserve">Also includes additional codes for non-surgical treatments and activities</w:t>
+      </w:r>
+    </w:p>
+    <w:p>
+      <w:pPr>
+        <w:pStyle w:val="Compact"/>
+        <w:numPr>
+          <w:ilvl w:val="1"/>
+          <w:numId w:val="1050"/>
+        </w:numPr>
+      </w:pPr>
+      <w:r>
+        <w:t xml:space="preserve">Administration of chemotherapy (cytostatic treatment)</w:t>
+      </w:r>
+    </w:p>
+    <w:p>
+      <w:pPr>
+        <w:pStyle w:val="Compact"/>
+        <w:numPr>
+          <w:ilvl w:val="1"/>
+          <w:numId w:val="1050"/>
+        </w:numPr>
+      </w:pPr>
+      <w:r>
+        <w:t xml:space="preserve">Radiotherapy sessions</w:t>
+      </w:r>
+    </w:p>
+    <w:p>
+      <w:pPr>
+        <w:pStyle w:val="Compact"/>
+        <w:numPr>
+          <w:ilvl w:val="1"/>
+          <w:numId w:val="1050"/>
+        </w:numPr>
+      </w:pPr>
+      <w:r>
+        <w:t xml:space="preserve">Dialysis treatment (hemodialysis, peritoneal dialysis)</w:t>
+      </w:r>
+    </w:p>
+    <w:p>
+      <w:pPr>
+        <w:pStyle w:val="Compact"/>
+        <w:numPr>
+          <w:ilvl w:val="1"/>
+          <w:numId w:val="1050"/>
+        </w:numPr>
+      </w:pPr>
+      <w:r>
+        <w:t xml:space="preserve">Blood transfusion</w:t>
+      </w:r>
+    </w:p>
+    <w:p>
+      <w:pPr>
+        <w:pStyle w:val="Compact"/>
+        <w:numPr>
+          <w:ilvl w:val="1"/>
+          <w:numId w:val="1050"/>
+        </w:numPr>
+      </w:pPr>
+      <w:r>
+        <w:t xml:space="preserve">Vaccination</w:t>
+      </w:r>
+    </w:p>
+    <w:p>
+      <w:pPr>
+        <w:pStyle w:val="Compact"/>
+        <w:numPr>
+          <w:ilvl w:val="1"/>
+          <w:numId w:val="1050"/>
+        </w:numPr>
+      </w:pPr>
+      <w:r>
+        <w:t xml:space="preserve">Advanced wound care (non-surgical)</w:t>
+      </w:r>
+    </w:p>
+    <w:p>
+      <w:pPr>
+        <w:pStyle w:val="Compact"/>
+        <w:numPr>
+          <w:ilvl w:val="1"/>
+          <w:numId w:val="1050"/>
+        </w:numPr>
+      </w:pPr>
+      <w:r>
+        <w:t xml:space="preserve">Multidisciplinary team conference (MDT conference)</w:t>
+      </w:r>
+    </w:p>
+    <w:p>
+      <w:pPr>
+        <w:pStyle w:val="Compact"/>
+        <w:numPr>
+          <w:ilvl w:val="1"/>
+          <w:numId w:val="1050"/>
+        </w:numPr>
+      </w:pPr>
+      <w:r>
+        <w:t xml:space="preserve">Smoking cessation counselling</w:t>
+      </w:r>
+    </w:p>
+    <w:p>
+      <w:pPr>
+        <w:pStyle w:val="Compact"/>
+        <w:numPr>
+          <w:ilvl w:val="1"/>
+          <w:numId w:val="1050"/>
+        </w:numPr>
+      </w:pPr>
+      <w:r>
+        <w:t xml:space="preserve">Nutritional counselling</w:t>
+      </w:r>
+    </w:p>
+    <w:p>
+      <w:pPr>
+        <w:pStyle w:val="Compact"/>
+        <w:numPr>
+          <w:ilvl w:val="1"/>
+          <w:numId w:val="1050"/>
+        </w:numPr>
+      </w:pPr>
+      <w:r>
+        <w:t xml:space="preserve">Physiotherapy interventions</w:t>
+      </w:r>
+    </w:p>
+    <w:p>
+      <w:pPr>
+        <w:pStyle w:val="Compact"/>
+        <w:numPr>
+          <w:ilvl w:val="1"/>
+          <w:numId w:val="1050"/>
+        </w:numPr>
+      </w:pPr>
+      <w:r>
+        <w:t xml:space="preserve">Occupational therapy interventions</w:t>
+      </w:r>
+    </w:p>
+    <w:p>
+      <w:pPr>
+        <w:pStyle w:val="Compact"/>
+        <w:numPr>
+          <w:ilvl w:val="1"/>
+          <w:numId w:val="1050"/>
+        </w:numPr>
+      </w:pPr>
+      <w:r>
+        <w:t xml:space="preserve">Psychotherapeutic treatment sessions</w:t>
+      </w:r>
+    </w:p>
+    <w:p>
+      <w:pPr>
+        <w:pStyle w:val="Compact"/>
+        <w:numPr>
+          <w:ilvl w:val="1"/>
+          <w:numId w:val="1050"/>
+        </w:numPr>
+      </w:pPr>
+      <w:r>
+        <w:t xml:space="preserve">Structured patient education programmes</w:t>
+      </w:r>
+    </w:p>
+    <w:p>
+      <w:pPr>
+        <w:pStyle w:val="Compact"/>
+        <w:numPr>
+          <w:ilvl w:val="1"/>
+          <w:numId w:val="1050"/>
+        </w:numPr>
+      </w:pPr>
+      <w:r>
+        <w:t xml:space="preserve">Palliative care planning</w:t>
+      </w:r>
+    </w:p>
+    <w:bookmarkEnd w:id="61"/>
+    <w:bookmarkStart w:id="62" w:name="structure"/>
+    <w:p>
+      <w:pPr>
+        <w:pStyle w:val="Heading2"/>
+      </w:pPr>
+      <w:r>
+        <w:t xml:space="preserve">Structure</w:t>
+      </w:r>
+    </w:p>
+    <w:p>
+      <w:pPr>
+        <w:pStyle w:val="Compact"/>
+        <w:numPr>
+          <w:ilvl w:val="0"/>
+          <w:numId w:val="1051"/>
+        </w:numPr>
+      </w:pPr>
+      <w:r>
+        <w:t xml:space="preserve">Alphanumeric codes (typically 5 characters)</w:t>
+      </w:r>
+    </w:p>
+    <w:p>
+      <w:pPr>
+        <w:pStyle w:val="Compact"/>
+        <w:numPr>
+          <w:ilvl w:val="0"/>
+          <w:numId w:val="1051"/>
+        </w:numPr>
+      </w:pPr>
+      <w:r>
+        <w:t xml:space="preserve">First letter indicates anatomical or procedural group</w:t>
+      </w:r>
+    </w:p>
+    <w:p>
+      <w:pPr>
+        <w:pStyle w:val="Compact"/>
+        <w:numPr>
+          <w:ilvl w:val="0"/>
+          <w:numId w:val="1051"/>
+        </w:numPr>
+      </w:pPr>
+      <w:r>
+        <w:t xml:space="preserve">Subsequent characters specify procedure type and detail</w:t>
+      </w:r>
+    </w:p>
+    <w:p>
+      <w:pPr>
+        <w:pStyle w:val="FirstParagraph"/>
+      </w:pPr>
+      <w:r>
+        <w:t xml:space="preserve">Example:</w:t>
+      </w:r>
+    </w:p>
+    <w:p>
+      <w:pPr>
+        <w:pStyle w:val="Compact"/>
+        <w:numPr>
+          <w:ilvl w:val="0"/>
+          <w:numId w:val="1052"/>
+        </w:numPr>
+      </w:pPr>
+      <w:r>
+        <w:rPr>
+          <w:b/>
+          <w:bCs/>
+        </w:rPr>
+        <w:t xml:space="preserve">NFB49</w:t>
+      </w:r>
+      <w:r>
+        <w:t xml:space="preserve"> </w:t>
+      </w:r>
+      <w:r>
+        <w:t xml:space="preserve">– Primary total hip replacement</w:t>
+      </w:r>
+    </w:p>
+    <w:p>
+      <w:pPr>
+        <w:pStyle w:val="Compact"/>
+        <w:numPr>
+          <w:ilvl w:val="0"/>
+          <w:numId w:val="1052"/>
+        </w:numPr>
+      </w:pPr>
+      <w:r>
+        <w:rPr>
+          <w:b/>
+          <w:bCs/>
+        </w:rPr>
+        <w:t xml:space="preserve">JKA20</w:t>
+      </w:r>
+      <w:r>
+        <w:t xml:space="preserve"> </w:t>
+      </w:r>
+      <w:r>
+        <w:t xml:space="preserve">– Appendectomy</w:t>
+      </w:r>
+    </w:p>
+    <w:bookmarkEnd w:id="62"/>
+    <w:bookmarkStart w:id="63" w:name="purpose"/>
+    <w:p>
+      <w:pPr>
+        <w:pStyle w:val="Heading2"/>
+      </w:pPr>
+      <w:r>
+        <w:t xml:space="preserve">Purpose</w:t>
+      </w:r>
+    </w:p>
+    <w:p>
+      <w:pPr>
+        <w:pStyle w:val="Compact"/>
+        <w:numPr>
+          <w:ilvl w:val="0"/>
+          <w:numId w:val="1053"/>
+        </w:numPr>
+      </w:pPr>
+      <w:r>
+        <w:t xml:space="preserve">Record surgical and certain non-surgical interventions</w:t>
+      </w:r>
+    </w:p>
+    <w:p>
+      <w:pPr>
+        <w:pStyle w:val="Compact"/>
+        <w:numPr>
+          <w:ilvl w:val="0"/>
+          <w:numId w:val="1053"/>
+        </w:numPr>
+      </w:pPr>
+      <w:r>
+        <w:t xml:space="preserve">Used in:</w:t>
+      </w:r>
+    </w:p>
+    <w:p>
+      <w:pPr>
+        <w:pStyle w:val="Compact"/>
+        <w:numPr>
+          <w:ilvl w:val="1"/>
+          <w:numId w:val="1054"/>
+        </w:numPr>
+      </w:pPr>
+      <w:r>
+        <w:t xml:space="preserve">National Patient Register</w:t>
+      </w:r>
+    </w:p>
+    <w:p>
+      <w:pPr>
+        <w:pStyle w:val="Compact"/>
+        <w:numPr>
+          <w:ilvl w:val="1"/>
+          <w:numId w:val="1054"/>
+        </w:numPr>
+      </w:pPr>
+      <w:r>
+        <w:t xml:space="preserve">Quality registers</w:t>
+      </w:r>
+    </w:p>
+    <w:p>
+      <w:pPr>
+        <w:pStyle w:val="Compact"/>
+        <w:numPr>
+          <w:ilvl w:val="1"/>
+          <w:numId w:val="1054"/>
+        </w:numPr>
+      </w:pPr>
+      <w:r>
+        <w:t xml:space="preserve">Reimbursement and administrative reporting</w:t>
+      </w:r>
+    </w:p>
+    <w:p>
+      <w:pPr>
+        <w:pStyle w:val="Compact"/>
+        <w:numPr>
+          <w:ilvl w:val="1"/>
+          <w:numId w:val="1054"/>
+        </w:numPr>
+      </w:pPr>
+      <w:r>
+        <w:t xml:space="preserve">Health services research</w:t>
+      </w:r>
+    </w:p>
+    <w:bookmarkEnd w:id="63"/>
+    <w:bookmarkStart w:id="64" w:name="important-distinction"/>
+    <w:p>
+      <w:pPr>
+        <w:pStyle w:val="Heading2"/>
+      </w:pPr>
+      <w:r>
+        <w:t xml:space="preserve">Important Distinction</w:t>
+      </w:r>
+    </w:p>
+    <w:p>
+      <w:pPr>
+        <w:pStyle w:val="Compact"/>
+        <w:numPr>
+          <w:ilvl w:val="0"/>
+          <w:numId w:val="1055"/>
+        </w:numPr>
+      </w:pPr>
+      <w:r>
+        <w:rPr>
+          <w:b/>
+          <w:bCs/>
+        </w:rPr>
+        <w:t xml:space="preserve">ICD-10-SE</w:t>
+      </w:r>
+      <w:r>
+        <w:t xml:space="preserve"> </w:t>
+      </w:r>
+      <w:r>
+        <w:t xml:space="preserve">→ Diagnosis codes</w:t>
+      </w:r>
+    </w:p>
+    <w:p>
+      <w:pPr>
+        <w:pStyle w:val="Compact"/>
+        <w:numPr>
+          <w:ilvl w:val="0"/>
+          <w:numId w:val="1055"/>
+        </w:numPr>
+      </w:pPr>
+      <w:r>
+        <w:rPr>
+          <w:b/>
+          <w:bCs/>
+        </w:rPr>
+        <w:t xml:space="preserve">NOMESCO/KVÅ</w:t>
+      </w:r>
+      <w:r>
+        <w:t xml:space="preserve"> </w:t>
+      </w:r>
+      <w:r>
+        <w:t xml:space="preserve">→ Procedure codes</w:t>
+      </w:r>
+    </w:p>
+    <w:p>
+      <w:pPr>
+        <w:pStyle w:val="FirstParagraph"/>
+      </w:pPr>
+      <w:r>
+        <w:t xml:space="preserve">A patient record may therefore contain:</w:t>
+      </w:r>
+    </w:p>
+    <w:p>
+      <w:pPr>
+        <w:pStyle w:val="Compact"/>
+        <w:numPr>
+          <w:ilvl w:val="0"/>
+          <w:numId w:val="1056"/>
+        </w:numPr>
+      </w:pPr>
+      <w:r>
+        <w:t xml:space="preserve">An ICD diagnosis (e.g., hip fracture)</w:t>
+      </w:r>
+    </w:p>
+    <w:p>
+      <w:pPr>
+        <w:pStyle w:val="Compact"/>
+        <w:numPr>
+          <w:ilvl w:val="0"/>
+          <w:numId w:val="1056"/>
+        </w:numPr>
+      </w:pPr>
+      <w:r>
+        <w:t xml:space="preserve">A NOMESCO procedure code (e.g., hip replacement surgery)</w:t>
+      </w:r>
+    </w:p>
+    <w:bookmarkEnd w:id="64"/>
+    <w:bookmarkStart w:id="65" w:name="implications-for-research"/>
+    <w:p>
+      <w:pPr>
+        <w:pStyle w:val="Heading2"/>
+      </w:pPr>
+      <w:r>
+        <w:t xml:space="preserve">Implications for Research</w:t>
+      </w:r>
+    </w:p>
+    <w:p>
+      <w:pPr>
+        <w:pStyle w:val="Compact"/>
+        <w:numPr>
+          <w:ilvl w:val="0"/>
+          <w:numId w:val="1057"/>
+        </w:numPr>
+      </w:pPr>
+      <w:r>
+        <w:t xml:space="preserve">Diagnosis and procedure must not be confused</w:t>
+      </w:r>
+    </w:p>
+    <w:p>
+      <w:pPr>
+        <w:pStyle w:val="Compact"/>
+        <w:numPr>
+          <w:ilvl w:val="0"/>
+          <w:numId w:val="1057"/>
+        </w:numPr>
+      </w:pPr>
+      <w:r>
+        <w:t xml:space="preserve">Trends in procedures may reflect:</w:t>
+      </w:r>
+    </w:p>
+    <w:p>
+      <w:pPr>
+        <w:pStyle w:val="Compact"/>
+        <w:numPr>
+          <w:ilvl w:val="1"/>
+          <w:numId w:val="1058"/>
+        </w:numPr>
+      </w:pPr>
+      <w:r>
+        <w:t xml:space="preserve">Clinical practice changes</w:t>
+      </w:r>
+    </w:p>
+    <w:p>
+      <w:pPr>
+        <w:pStyle w:val="Compact"/>
+        <w:numPr>
+          <w:ilvl w:val="1"/>
+          <w:numId w:val="1058"/>
+        </w:numPr>
+      </w:pPr>
+      <w:r>
+        <w:t xml:space="preserve">Technology changes</w:t>
+      </w:r>
+    </w:p>
+    <w:p>
+      <w:pPr>
+        <w:pStyle w:val="Compact"/>
+        <w:numPr>
+          <w:ilvl w:val="1"/>
+          <w:numId w:val="1058"/>
+        </w:numPr>
+      </w:pPr>
+      <w:r>
+        <w:t xml:space="preserve">Policy and reimbursement incentives</w:t>
+      </w:r>
+    </w:p>
+    <w:p>
+      <w:pPr>
+        <w:pStyle w:val="Compact"/>
+        <w:numPr>
+          <w:ilvl w:val="0"/>
+          <w:numId w:val="1057"/>
+        </w:numPr>
+      </w:pPr>
+      <w:r>
+        <w:t xml:space="preserve">International comparisons require awareness that other countries (e.g., USA) use different coding systems</w:t>
+      </w:r>
+    </w:p>
+    <w:p>
+      <w:pPr>
+        <w:pStyle w:val="FirstParagraph"/>
+      </w:pPr>
+      <w:r>
+        <w:t xml:space="preserve">NOMESCO codes capture</w:t>
       </w:r>
       <w:r>
         <w:t xml:space="preserve"> </w:t>
@@ -75,15 +4335,2682 @@
           <w:i/>
           <w:iCs/>
         </w:rPr>
+        <w:t xml:space="preserve">what was done</w:t>
+      </w:r>
+      <w:r>
+        <w:t xml:space="preserve">, not</w:t>
+      </w:r>
+      <w:r>
+        <w:t xml:space="preserve"> </w:t>
+      </w:r>
+      <w:r>
+        <w:rPr>
+          <w:i/>
+          <w:iCs/>
+        </w:rPr>
+        <w:t xml:space="preserve">what disease the patient had</w:t>
+      </w:r>
+      <w:r>
+        <w:t xml:space="preserve">.</w:t>
+      </w:r>
+    </w:p>
+    <w:bookmarkEnd w:id="65"/>
+    <w:bookmarkStart w:id="66" w:name="drg"/>
+    <w:p>
+      <w:pPr>
+        <w:pStyle w:val="Heading2"/>
+      </w:pPr>
+      <w:r>
+        <w:t xml:space="preserve">DRG</w:t>
+      </w:r>
+    </w:p>
+    <w:p>
+      <w:pPr>
+        <w:pStyle w:val="FirstParagraph"/>
+      </w:pPr>
+      <w:r>
+        <w:rPr>
+          <w:b/>
+          <w:bCs/>
+        </w:rPr>
+        <w:t xml:space="preserve">DRG (Diagnosis-Related Groups)</w:t>
+      </w:r>
+      <w:r>
+        <w:t xml:space="preserve"> </w:t>
+      </w:r>
+      <w:r>
+        <w:t xml:space="preserve">is a classification system used to group hospital cases into categories expected to require similar levels of resources.</w:t>
+      </w:r>
+    </w:p>
+    <w:p>
+      <w:pPr>
+        <w:pStyle w:val="BodyText"/>
+      </w:pPr>
+      <w:r>
+        <w:t xml:space="preserve">In Sweden:</w:t>
+      </w:r>
+    </w:p>
+    <w:p>
+      <w:pPr>
+        <w:pStyle w:val="Compact"/>
+        <w:numPr>
+          <w:ilvl w:val="0"/>
+          <w:numId w:val="1059"/>
+        </w:numPr>
+      </w:pPr>
+      <w:r>
+        <w:t xml:space="preserve">Based on the</w:t>
+      </w:r>
+      <w:r>
+        <w:t xml:space="preserve"> </w:t>
+      </w:r>
+      <w:r>
+        <w:rPr>
+          <w:b/>
+          <w:bCs/>
+        </w:rPr>
+        <w:t xml:space="preserve">NordDRG</w:t>
+      </w:r>
+      <w:r>
+        <w:t xml:space="preserve"> </w:t>
+      </w:r>
+      <w:r>
+        <w:t xml:space="preserve">system</w:t>
+      </w:r>
+    </w:p>
+    <w:p>
+      <w:pPr>
+        <w:pStyle w:val="Compact"/>
+        <w:numPr>
+          <w:ilvl w:val="0"/>
+          <w:numId w:val="1059"/>
+        </w:numPr>
+      </w:pPr>
+      <w:r>
+        <w:t xml:space="preserve">Used for:</w:t>
+      </w:r>
+    </w:p>
+    <w:p>
+      <w:pPr>
+        <w:pStyle w:val="Compact"/>
+        <w:numPr>
+          <w:ilvl w:val="1"/>
+          <w:numId w:val="1060"/>
+        </w:numPr>
+      </w:pPr>
+      <w:r>
+        <w:t xml:space="preserve">Hospital reimbursement</w:t>
+      </w:r>
+    </w:p>
+    <w:p>
+      <w:pPr>
+        <w:pStyle w:val="Compact"/>
+        <w:numPr>
+          <w:ilvl w:val="1"/>
+          <w:numId w:val="1060"/>
+        </w:numPr>
+      </w:pPr>
+      <w:r>
+        <w:t xml:space="preserve">Resource allocation</w:t>
+      </w:r>
+    </w:p>
+    <w:p>
+      <w:pPr>
+        <w:pStyle w:val="Compact"/>
+        <w:numPr>
+          <w:ilvl w:val="1"/>
+          <w:numId w:val="1060"/>
+        </w:numPr>
+      </w:pPr>
+      <w:r>
+        <w:t xml:space="preserve">Health care management</w:t>
+      </w:r>
+    </w:p>
+    <w:p>
+      <w:pPr>
+        <w:pStyle w:val="Compact"/>
+        <w:numPr>
+          <w:ilvl w:val="1"/>
+          <w:numId w:val="1060"/>
+        </w:numPr>
+      </w:pPr>
+      <w:r>
+        <w:t xml:space="preserve">Productivity and efficiency analyses</w:t>
+      </w:r>
+    </w:p>
+    <w:bookmarkEnd w:id="66"/>
+    <w:bookmarkStart w:id="67" w:name="how-is-a-drg-determined"/>
+    <w:p>
+      <w:pPr>
+        <w:pStyle w:val="Heading2"/>
+      </w:pPr>
+      <w:r>
+        <w:t xml:space="preserve">How Is a DRG Determined?</w:t>
+      </w:r>
+    </w:p>
+    <w:p>
+      <w:pPr>
+        <w:pStyle w:val="FirstParagraph"/>
+      </w:pPr>
+      <w:r>
+        <w:t xml:space="preserve">A DRG is assigned based on a combination of:</w:t>
+      </w:r>
+    </w:p>
+    <w:p>
+      <w:pPr>
+        <w:pStyle w:val="Compact"/>
+        <w:numPr>
+          <w:ilvl w:val="0"/>
+          <w:numId w:val="1061"/>
+        </w:numPr>
+      </w:pPr>
+      <w:r>
+        <w:t xml:space="preserve">Primary diagnosis (ICD-10-SE)</w:t>
+      </w:r>
+    </w:p>
+    <w:p>
+      <w:pPr>
+        <w:pStyle w:val="Compact"/>
+        <w:numPr>
+          <w:ilvl w:val="0"/>
+          <w:numId w:val="1061"/>
+        </w:numPr>
+      </w:pPr>
+      <w:r>
+        <w:t xml:space="preserve">Secondary diagnoses</w:t>
+      </w:r>
+    </w:p>
+    <w:p>
+      <w:pPr>
+        <w:pStyle w:val="Compact"/>
+        <w:numPr>
+          <w:ilvl w:val="0"/>
+          <w:numId w:val="1061"/>
+        </w:numPr>
+      </w:pPr>
+      <w:r>
+        <w:t xml:space="preserve">Procedure codes (NOMESCO/KVÅ)</w:t>
+      </w:r>
+    </w:p>
+    <w:p>
+      <w:pPr>
+        <w:pStyle w:val="Compact"/>
+        <w:numPr>
+          <w:ilvl w:val="0"/>
+          <w:numId w:val="1061"/>
+        </w:numPr>
+      </w:pPr>
+      <w:r>
+        <w:t xml:space="preserve">Age</w:t>
+      </w:r>
+    </w:p>
+    <w:p>
+      <w:pPr>
+        <w:pStyle w:val="Compact"/>
+        <w:numPr>
+          <w:ilvl w:val="0"/>
+          <w:numId w:val="1061"/>
+        </w:numPr>
+      </w:pPr>
+      <w:r>
+        <w:t xml:space="preserve">Sex</w:t>
+      </w:r>
+    </w:p>
+    <w:p>
+      <w:pPr>
+        <w:pStyle w:val="Compact"/>
+        <w:numPr>
+          <w:ilvl w:val="0"/>
+          <w:numId w:val="1061"/>
+        </w:numPr>
+      </w:pPr>
+      <w:r>
+        <w:t xml:space="preserve">Discharge status</w:t>
+      </w:r>
+    </w:p>
+    <w:p>
+      <w:pPr>
+        <w:pStyle w:val="Compact"/>
+        <w:numPr>
+          <w:ilvl w:val="0"/>
+          <w:numId w:val="1061"/>
+        </w:numPr>
+      </w:pPr>
+      <w:r>
+        <w:t xml:space="preserve">Presence of complications or comorbidities</w:t>
+      </w:r>
+    </w:p>
+    <w:p>
+      <w:pPr>
+        <w:pStyle w:val="FirstParagraph"/>
+      </w:pPr>
+      <w:r>
+        <w:t xml:space="preserve">DRG codes are therefore derived classifications, not primary clinical codes.</w:t>
+      </w:r>
+    </w:p>
+    <w:bookmarkEnd w:id="67"/>
+    <w:bookmarkStart w:id="68" w:name="implications-for-research-1"/>
+    <w:p>
+      <w:pPr>
+        <w:pStyle w:val="Heading2"/>
+      </w:pPr>
+      <w:r>
+        <w:t xml:space="preserve">Implications for Research</w:t>
+      </w:r>
+    </w:p>
+    <w:p>
+      <w:pPr>
+        <w:pStyle w:val="Compact"/>
+        <w:numPr>
+          <w:ilvl w:val="0"/>
+          <w:numId w:val="1062"/>
+        </w:numPr>
+      </w:pPr>
+      <w:r>
+        <w:t xml:space="preserve">DRG reflects resource use, not disease incidence.</w:t>
+      </w:r>
+    </w:p>
+    <w:p>
+      <w:pPr>
+        <w:pStyle w:val="Compact"/>
+        <w:numPr>
+          <w:ilvl w:val="0"/>
+          <w:numId w:val="1062"/>
+        </w:numPr>
+      </w:pPr>
+      <w:r>
+        <w:t xml:space="preserve">Changes in reimbursement rules may influence coding behavior.</w:t>
+      </w:r>
+    </w:p>
+    <w:p>
+      <w:pPr>
+        <w:pStyle w:val="Compact"/>
+        <w:numPr>
+          <w:ilvl w:val="0"/>
+          <w:numId w:val="1062"/>
+        </w:numPr>
+      </w:pPr>
+      <w:r>
+        <w:t xml:space="preserve">Regional comparisons must consider administrative incentives.</w:t>
+      </w:r>
+    </w:p>
+    <w:p>
+      <w:pPr>
+        <w:pStyle w:val="Compact"/>
+        <w:numPr>
+          <w:ilvl w:val="0"/>
+          <w:numId w:val="1062"/>
+        </w:numPr>
+      </w:pPr>
+      <w:r>
+        <w:t xml:space="preserve">DRG is suitable for health services and economic analyses, but less appropriate for etiological research.</w:t>
+      </w:r>
+    </w:p>
+    <w:bookmarkEnd w:id="68"/>
+    <w:bookmarkStart w:id="98" w:name="regular-expressions"/>
+    <w:p>
+      <w:pPr>
+        <w:pStyle w:val="Heading1"/>
+      </w:pPr>
+      <w:r>
+        <w:t xml:space="preserve">Regular expressions</w:t>
+      </w:r>
+    </w:p>
+    <w:bookmarkStart w:id="70" w:name="regular-expressions-regex"/>
+    <w:p>
+      <w:pPr>
+        <w:pStyle w:val="Heading2"/>
+      </w:pPr>
+      <w:r>
+        <w:t xml:space="preserve">Regular Expressions (Regex)</w:t>
+      </w:r>
+    </w:p>
+    <w:p>
+      <w:pPr>
+        <w:pStyle w:val="Compact"/>
+        <w:numPr>
+          <w:ilvl w:val="0"/>
+          <w:numId w:val="1063"/>
+        </w:numPr>
+      </w:pPr>
+      <w:r>
+        <w:t xml:space="preserve">A way to describe</w:t>
+      </w:r>
+      <w:r>
+        <w:t xml:space="preserve"> </w:t>
+      </w:r>
+      <w:r>
+        <w:rPr>
+          <w:b/>
+          <w:bCs/>
+        </w:rPr>
+        <w:t xml:space="preserve">patterns in text</w:t>
+      </w:r>
+    </w:p>
+    <w:p>
+      <w:pPr>
+        <w:pStyle w:val="Compact"/>
+        <w:numPr>
+          <w:ilvl w:val="0"/>
+          <w:numId w:val="1063"/>
+        </w:numPr>
+      </w:pPr>
+      <w:r>
+        <w:t xml:space="preserve">Used to:</w:t>
+      </w:r>
+    </w:p>
+    <w:p>
+      <w:pPr>
+        <w:pStyle w:val="Compact"/>
+        <w:numPr>
+          <w:ilvl w:val="1"/>
+          <w:numId w:val="1064"/>
+        </w:numPr>
+      </w:pPr>
+      <w:r>
+        <w:t xml:space="preserve">Identify diagnosis codes (ICD-10)</w:t>
+      </w:r>
+    </w:p>
+    <w:p>
+      <w:pPr>
+        <w:pStyle w:val="Compact"/>
+        <w:numPr>
+          <w:ilvl w:val="1"/>
+          <w:numId w:val="1064"/>
+        </w:numPr>
+      </w:pPr>
+      <w:r>
+        <w:t xml:space="preserve">Identify drug codes (ATC)</w:t>
+      </w:r>
+    </w:p>
+    <w:p>
+      <w:pPr>
+        <w:pStyle w:val="Compact"/>
+        <w:numPr>
+          <w:ilvl w:val="1"/>
+          <w:numId w:val="1064"/>
+        </w:numPr>
+      </w:pPr>
+      <w:r>
+        <w:t xml:space="preserve">Clean register data</w:t>
+      </w:r>
+    </w:p>
+    <w:p>
+      <w:pPr>
+        <w:pStyle w:val="Compact"/>
+        <w:numPr>
+          <w:ilvl w:val="1"/>
+          <w:numId w:val="1064"/>
+        </w:numPr>
+      </w:pPr>
+      <w:r>
+        <w:t xml:space="preserve">Validate variables</w:t>
+      </w:r>
+    </w:p>
+    <w:p>
+      <w:pPr>
+        <w:pStyle w:val="Compact"/>
+        <w:numPr>
+          <w:ilvl w:val="0"/>
+          <w:numId w:val="1063"/>
+        </w:numPr>
+      </w:pPr>
+      <w:r>
+        <w:t xml:space="preserve">In R:</w:t>
+      </w:r>
+    </w:p>
+    <w:p>
+      <w:pPr>
+        <w:pStyle w:val="Compact"/>
+        <w:numPr>
+          <w:ilvl w:val="1"/>
+          <w:numId w:val="1065"/>
+        </w:numPr>
+      </w:pPr>
+      <w:r>
+        <w:t xml:space="preserve">Base R:</w:t>
+      </w:r>
+      <w:r>
+        <w:t xml:space="preserve"> </w:t>
+      </w:r>
+      <w:r>
+        <w:rPr>
+          <w:rStyle w:val="VerbatimChar"/>
+        </w:rPr>
+        <w:t xml:space="preserve">grepl()</w:t>
+      </w:r>
+      <w:r>
+        <w:t xml:space="preserve">,</w:t>
+      </w:r>
+      <w:r>
+        <w:t xml:space="preserve"> </w:t>
+      </w:r>
+      <w:r>
+        <w:rPr>
+          <w:rStyle w:val="VerbatimChar"/>
+        </w:rPr>
+        <w:t xml:space="preserve">sub()</w:t>
+      </w:r>
+      <w:r>
+        <w:t xml:space="preserve">,</w:t>
+      </w:r>
+      <w:r>
+        <w:t xml:space="preserve"> </w:t>
+      </w:r>
+      <w:r>
+        <w:rPr>
+          <w:rStyle w:val="VerbatimChar"/>
+        </w:rPr>
+        <w:t xml:space="preserve">gsub()</w:t>
+      </w:r>
+    </w:p>
+    <w:p>
+      <w:pPr>
+        <w:pStyle w:val="Compact"/>
+        <w:numPr>
+          <w:ilvl w:val="1"/>
+          <w:numId w:val="1065"/>
+        </w:numPr>
+      </w:pPr>
+      <w:r>
+        <w:t xml:space="preserve">Tidyverse:</w:t>
+      </w:r>
+      <w:r>
+        <w:t xml:space="preserve"> </w:t>
+      </w:r>
+      <w:r>
+        <w:rPr>
+          <w:rStyle w:val="VerbatimChar"/>
+        </w:rPr>
+        <w:t xml:space="preserve">stringr::str_detect()</w:t>
+      </w:r>
+      <w:r>
+        <w:t xml:space="preserve">,</w:t>
+      </w:r>
+      <w:r>
+        <w:t xml:space="preserve"> </w:t>
+      </w:r>
+      <w:r>
+        <w:rPr>
+          <w:rStyle w:val="VerbatimChar"/>
+        </w:rPr>
+        <w:t xml:space="preserve">str_extract()</w:t>
+      </w:r>
+      <w:r>
+        <w:t xml:space="preserve">,</w:t>
+      </w:r>
+      <w:r>
+        <w:t xml:space="preserve"> </w:t>
+      </w:r>
+      <w:r>
+        <w:rPr>
+          <w:rStyle w:val="VerbatimChar"/>
+        </w:rPr>
+        <w:t xml:space="preserve">str_replace()</w:t>
+      </w:r>
+    </w:p>
+    <w:p>
+      <w:pPr>
+        <w:pStyle w:val="Compact"/>
+        <w:numPr>
+          <w:ilvl w:val="1"/>
+          <w:numId w:val="1065"/>
+        </w:numPr>
+      </w:pPr>
+      <w:r>
+        <w:t xml:space="preserve">More efficient for big data:</w:t>
+      </w:r>
+      <w:r>
+        <w:t xml:space="preserve"> </w:t>
+      </w:r>
+      <w:hyperlink r:id="rId69">
+        <w:r>
+          <w:rPr>
+            <w:rStyle w:val="Hyperlink"/>
+          </w:rPr>
+          <w:t xml:space="preserve">stringfish</w:t>
+        </w:r>
+      </w:hyperlink>
+    </w:p>
+    <w:bookmarkEnd w:id="70"/>
+    <w:bookmarkStart w:id="71" w:name="relevance-1"/>
+    <w:p>
+      <w:pPr>
+        <w:pStyle w:val="Heading2"/>
+      </w:pPr>
+      <w:r>
+        <w:t xml:space="preserve">Relevance</w:t>
+      </w:r>
+    </w:p>
+    <w:p>
+      <w:pPr>
+        <w:pStyle w:val="FirstParagraph"/>
+      </w:pPr>
+      <w:r>
+        <w:t xml:space="preserve">Typical use cases:</w:t>
+      </w:r>
+    </w:p>
+    <w:p>
+      <w:pPr>
+        <w:pStyle w:val="Compact"/>
+        <w:numPr>
+          <w:ilvl w:val="0"/>
+          <w:numId w:val="1066"/>
+        </w:numPr>
+      </w:pPr>
+      <w:r>
+        <w:t xml:space="preserve">Select all ICD-10 codes starting with</w:t>
+      </w:r>
+      <w:r>
+        <w:t xml:space="preserve"> </w:t>
+      </w:r>
+      <w:r>
+        <w:rPr>
+          <w:rStyle w:val="VerbatimChar"/>
+        </w:rPr>
+        <w:t xml:space="preserve">"I21"</w:t>
+      </w:r>
+      <w:r>
+        <w:t xml:space="preserve"> </w:t>
+      </w:r>
+      <w:r>
+        <w:t xml:space="preserve">(acute myocardial infarction)</w:t>
+      </w:r>
+    </w:p>
+    <w:p>
+      <w:pPr>
+        <w:pStyle w:val="Compact"/>
+        <w:numPr>
+          <w:ilvl w:val="0"/>
+          <w:numId w:val="1066"/>
+        </w:numPr>
+      </w:pPr>
+      <w:r>
+        <w:t xml:space="preserve">Identify all ATC codes beginning with</w:t>
+      </w:r>
+      <w:r>
+        <w:t xml:space="preserve"> </w:t>
+      </w:r>
+      <w:r>
+        <w:rPr>
+          <w:rStyle w:val="VerbatimChar"/>
+        </w:rPr>
+        <w:t xml:space="preserve">"C09"</w:t>
+      </w:r>
+      <w:r>
+        <w:t xml:space="preserve"> </w:t>
+      </w:r>
+      <w:r>
+        <w:t xml:space="preserve">(antihypertensives)</w:t>
+      </w:r>
+    </w:p>
+    <w:p>
+      <w:pPr>
+        <w:pStyle w:val="Compact"/>
+        <w:numPr>
+          <w:ilvl w:val="0"/>
+          <w:numId w:val="1066"/>
+        </w:numPr>
+      </w:pPr>
+      <w:r>
+        <w:t xml:space="preserve">Check for malformed codes (quality control)</w:t>
+      </w:r>
+    </w:p>
+    <w:p>
+      <w:pPr>
+        <w:pStyle w:val="Compact"/>
+        <w:numPr>
+          <w:ilvl w:val="0"/>
+          <w:numId w:val="1066"/>
+        </w:numPr>
+      </w:pPr>
+      <w:r>
+        <w:t xml:space="preserve">Extract codes embedded in free text (e.g., notes, text fields)</w:t>
+      </w:r>
+    </w:p>
+    <w:p>
+      <w:r>
+        <w:pict>
+          <v:rect style="width:0;height:1.5pt" o:hralign="center" o:hrstd="t" o:hr="t"/>
+        </w:pict>
+      </w:r>
+    </w:p>
+    <w:bookmarkEnd w:id="71"/>
+    <w:bookmarkStart w:id="75" w:name="basic-building-blocks"/>
+    <w:p>
+      <w:pPr>
+        <w:pStyle w:val="Heading2"/>
+      </w:pPr>
+      <w:r>
+        <w:t xml:space="preserve">Basic Building Blocks</w:t>
+      </w:r>
+    </w:p>
+    <w:tbl>
+      <w:tblPr>
+        <w:tblStyle w:val="Table"/>
+        <w:tblW w:type="auto" w:w="0"/>
+        <w:tblLook w:firstRow="1" w:lastRow="0" w:firstColumn="0" w:lastColumn="0" w:noHBand="0" w:noVBand="0" w:val="0020"/>
+      </w:tblPr>
+      <w:tblGrid>
+        <w:gridCol w:w="3960"/>
+        <w:gridCol w:w="3960"/>
+      </w:tblGrid>
+      <w:tr>
+        <w:trPr>
+          <w:tblHeader w:val="on"/>
+        </w:trPr>
+        <w:tc>
+          <w:tcPr/>
+          <w:p>
+            <w:pPr>
+              <w:pStyle w:val="Compact"/>
+            </w:pPr>
+            <w:r>
+              <w:t xml:space="preserve">Symbol</w:t>
+            </w:r>
+          </w:p>
+        </w:tc>
+        <w:tc>
+          <w:tcPr/>
+          <w:p>
+            <w:pPr>
+              <w:pStyle w:val="Compact"/>
+            </w:pPr>
+            <w:r>
+              <w:t xml:space="preserve">Meaning</w:t>
+            </w:r>
+          </w:p>
+        </w:tc>
+      </w:tr>
+      <w:tr>
+        <w:tc>
+          <w:tcPr/>
+          <w:p>
+            <w:pPr>
+              <w:pStyle w:val="Compact"/>
+            </w:pPr>
+            <w:r>
+              <w:rPr>
+                <w:rStyle w:val="VerbatimChar"/>
+              </w:rPr>
+              <w:t xml:space="preserve">^</w:t>
+            </w:r>
+          </w:p>
+        </w:tc>
+        <w:tc>
+          <w:tcPr/>
+          <w:p>
+            <w:pPr>
+              <w:pStyle w:val="Compact"/>
+            </w:pPr>
+            <w:r>
+              <w:t xml:space="preserve">Start of string</w:t>
+            </w:r>
+          </w:p>
+        </w:tc>
+      </w:tr>
+      <w:tr>
+        <w:tc>
+          <w:tcPr/>
+          <w:p>
+            <w:pPr>
+              <w:pStyle w:val="Compact"/>
+            </w:pPr>
+            <w:r>
+              <w:rPr>
+                <w:rStyle w:val="VerbatimChar"/>
+              </w:rPr>
+              <w:t xml:space="preserve">$</w:t>
+            </w:r>
+          </w:p>
+        </w:tc>
+        <w:tc>
+          <w:tcPr/>
+          <w:p>
+            <w:pPr>
+              <w:pStyle w:val="Compact"/>
+            </w:pPr>
+            <w:r>
+              <w:t xml:space="preserve">End of string</w:t>
+            </w:r>
+          </w:p>
+        </w:tc>
+      </w:tr>
+      <w:tr>
+        <w:tc>
+          <w:tcPr/>
+          <w:p>
+            <w:pPr>
+              <w:pStyle w:val="Compact"/>
+            </w:pPr>
+            <w:r>
+              <w:rPr>
+                <w:rStyle w:val="VerbatimChar"/>
+              </w:rPr>
+              <w:t xml:space="preserve">.</w:t>
+            </w:r>
+          </w:p>
+        </w:tc>
+        <w:tc>
+          <w:tcPr/>
+          <w:p>
+            <w:pPr>
+              <w:pStyle w:val="Compact"/>
+            </w:pPr>
+            <w:r>
+              <w:t xml:space="preserve">Any character</w:t>
+            </w:r>
+          </w:p>
+        </w:tc>
+      </w:tr>
+      <w:tr>
+        <w:tc>
+          <w:tcPr/>
+          <w:p>
+            <w:pPr>
+              <w:pStyle w:val="Compact"/>
+            </w:pPr>
+            <w:r>
+              <w:rPr>
+                <w:rStyle w:val="VerbatimChar"/>
+              </w:rPr>
+              <w:t xml:space="preserve">*</w:t>
+            </w:r>
+          </w:p>
+        </w:tc>
+        <w:tc>
+          <w:tcPr/>
+          <w:p>
+            <w:pPr>
+              <w:pStyle w:val="Compact"/>
+            </w:pPr>
+            <w:r>
+              <w:t xml:space="preserve">0 or more repetitions</w:t>
+            </w:r>
+          </w:p>
+        </w:tc>
+      </w:tr>
+      <w:tr>
+        <w:tc>
+          <w:tcPr/>
+          <w:p>
+            <w:pPr>
+              <w:pStyle w:val="Compact"/>
+            </w:pPr>
+            <w:r>
+              <w:rPr>
+                <w:rStyle w:val="VerbatimChar"/>
+              </w:rPr>
+              <w:t xml:space="preserve">+</w:t>
+            </w:r>
+          </w:p>
+        </w:tc>
+        <w:tc>
+          <w:tcPr/>
+          <w:p>
+            <w:pPr>
+              <w:pStyle w:val="Compact"/>
+            </w:pPr>
+            <w:r>
+              <w:t xml:space="preserve">1 or more repetitions</w:t>
+            </w:r>
+          </w:p>
+        </w:tc>
+      </w:tr>
+      <w:tr>
+        <w:tc>
+          <w:tcPr/>
+          <w:p>
+            <w:pPr>
+              <w:pStyle w:val="Compact"/>
+            </w:pPr>
+            <w:r>
+              <w:rPr>
+                <w:rStyle w:val="VerbatimChar"/>
+              </w:rPr>
+              <w:t xml:space="preserve">?</w:t>
+            </w:r>
+          </w:p>
+        </w:tc>
+        <w:tc>
+          <w:tcPr/>
+          <w:p>
+            <w:pPr>
+              <w:pStyle w:val="Compact"/>
+            </w:pPr>
+            <w:r>
+              <w:t xml:space="preserve">0 or 1 repetition</w:t>
+            </w:r>
+          </w:p>
+        </w:tc>
+      </w:tr>
+      <w:tr>
+        <w:tc>
+          <w:tcPr/>
+          <w:p>
+            <w:pPr>
+              <w:pStyle w:val="Compact"/>
+            </w:pPr>
+            <w:r>
+              <w:rPr>
+                <w:rStyle w:val="VerbatimChar"/>
+              </w:rPr>
+              <w:t xml:space="preserve">{m,n}</w:t>
+            </w:r>
+          </w:p>
+        </w:tc>
+        <w:tc>
+          <w:tcPr/>
+          <w:p>
+            <w:pPr>
+              <w:pStyle w:val="Compact"/>
+            </w:pPr>
+            <w:r>
+              <w:t xml:space="preserve">Between m and n repetitions</w:t>
+            </w:r>
+          </w:p>
+        </w:tc>
+      </w:tr>
+      <w:tr>
+        <w:tc>
+          <w:tcPr/>
+          <w:p>
+            <w:pPr>
+              <w:pStyle w:val="Compact"/>
+            </w:pPr>
+            <w:r>
+              <w:rPr>
+                <w:rStyle w:val="VerbatimChar"/>
+              </w:rPr>
+              <w:t xml:space="preserve">[ABC]</w:t>
+            </w:r>
+          </w:p>
+        </w:tc>
+        <w:tc>
+          <w:tcPr/>
+          <w:p>
+            <w:pPr>
+              <w:pStyle w:val="Compact"/>
+            </w:pPr>
+            <w:r>
+              <w:t xml:space="preserve">Any of A, B, or C</w:t>
+            </w:r>
+          </w:p>
+        </w:tc>
+      </w:tr>
+      <w:tr>
+        <w:tc>
+          <w:tcPr/>
+          <w:p>
+            <w:pPr>
+              <w:pStyle w:val="Compact"/>
+            </w:pPr>
+            <w:r>
+              <w:rPr>
+                <w:rStyle w:val="VerbatimChar"/>
+              </w:rPr>
+              <w:t xml:space="preserve">[0-9]</w:t>
+            </w:r>
+          </w:p>
+        </w:tc>
+        <w:tc>
+          <w:tcPr/>
+          <w:p>
+            <w:pPr>
+              <w:pStyle w:val="Compact"/>
+            </w:pPr>
+            <w:r>
+              <w:t xml:space="preserve">Any digit</w:t>
+            </w:r>
+          </w:p>
+        </w:tc>
+      </w:tr>
+      <w:tr>
+        <w:tc>
+          <w:tcPr/>
+          <w:p>
+            <w:pPr>
+              <w:pStyle w:val="Compact"/>
+            </w:pPr>
+            <w:r>
+              <w:rPr>
+                <w:rStyle w:val="VerbatimChar"/>
+              </w:rPr>
+              <w:t xml:space="preserve">\\d</w:t>
+            </w:r>
+          </w:p>
+        </w:tc>
+        <w:tc>
+          <w:tcPr/>
+          <w:p>
+            <w:pPr>
+              <w:pStyle w:val="Compact"/>
+            </w:pPr>
+            <w:r>
+              <w:t xml:space="preserve">Any digit (PCRE)</w:t>
+            </w:r>
+          </w:p>
+        </w:tc>
+      </w:tr>
+    </w:tbl>
+    <w:p>
+      <w:pPr>
+        <w:pStyle w:val="BodyText"/>
+      </w:pPr>
+      <w:r>
+        <w:t xml:space="preserve"> </w:t>
+      </w:r>
+    </w:p>
+    <w:tbl>
+      <w:tblPr>
+        <w:tblStyle w:val="Table"/>
+        <w:tblLook w:firstRow="0" w:lastRow="0" w:firstColumn="0" w:lastColumn="0" w:noHBand="0" w:noVBand="0" w:val="0000"/>
+        <w:tblBorders>
+          <w:top w:val="single" w:sz="4" w:space="0" w:color="CC1914"/>
+          <w:left w:val="single" w:sz="24" w:space="0" w:color="CC1914"/>
+          <w:bottom w:val="single" w:sz="4" w:space="0" w:color="CC1914"/>
+          <w:right w:val="single" w:sz="4" w:space="0" w:color="CC1914"/>
+        </w:tblBorders>
+        <w:tblCellMar>
+          <w:left w:w="144" w:type="dxa"/>
+          <w:right w:w="144" w:type="dxa"/>
+        </w:tblCellMar>
+        <w:tblLook w:firstRow="0" w:lastRow="0" w:firstColumn="0" w:lastColumn="0" w:noHBand="0" w:noVBand="0" w:val="0000"/>
+      </w:tblPr>
+      <w:tr>
+        <w:trPr>
+          <w:cantSplit/>
+        </w:trPr>
+        <w:tc>
+          <w:tcPr>
+            <w:shd w:color="auto" w:fill="f7dddc" w:val="clear"/>
+            <w:tcMar>
+              <w:top w:w="92" w:type="dxa"/>
+              <w:bottom w:w="92" w:type="dxa"/>
+            </w:tcMar>
+          </w:tcPr>
+          <w:p>
+            <w:pPr>
+              <w:pStyle w:val="BodyText"/>
+            </w:pPr>
+            <w:pPr>
+              <w:spacing w:before="0" w:after="0"/>
+              <w:textAlignment w:val="center"/>
+            </w:pPr>
+            <w:r>
+              <w:drawing>
+                <wp:inline>
+                  <wp:extent cx="152400" cy="152400"/>
+                  <wp:effectExtent b="0" l="0" r="0" t="0"/>
+                  <wp:docPr descr="" title="" id="73" name="Picture"/>
+                  <a:graphic>
+                    <a:graphicData uri="http://schemas.openxmlformats.org/drawingml/2006/picture">
+                      <pic:pic>
+                        <pic:nvPicPr>
+                          <pic:cNvPr descr="/Applications/quarto/share/formats/docx/important.png" id="74" name="Picture"/>
+                          <pic:cNvPicPr>
+                            <a:picLocks noChangeArrowheads="1" noChangeAspect="1"/>
+                          </pic:cNvPicPr>
+                        </pic:nvPicPr>
+                        <pic:blipFill>
+                          <a:blip r:embed="rId72"/>
+                          <a:stretch>
+                            <a:fillRect/>
+                          </a:stretch>
+                        </pic:blipFill>
+                        <pic:spPr bwMode="auto">
+                          <a:xfrm>
+                            <a:off x="0" y="0"/>
+                            <a:ext cx="152400" cy="152400"/>
+                          </a:xfrm>
+                          <a:prstGeom prst="rect">
+                            <a:avLst/>
+                          </a:prstGeom>
+                          <a:noFill/>
+                          <a:ln w="9525">
+                            <a:noFill/>
+                            <a:headEnd/>
+                            <a:tailEnd/>
+                          </a:ln>
+                        </pic:spPr>
+                      </pic:pic>
+                    </a:graphicData>
+                  </a:graphic>
+                </wp:inline>
+              </w:drawing>
+            </w:r>
+            <w:r>
+              <w:t xml:space="preserve"> </w:t>
+            </w:r>
+            <w:r>
+              <w:t xml:space="preserve"> </w:t>
+            </w:r>
+            <w:r>
+              <w:t xml:space="preserve">Different versions</w:t>
+            </w:r>
+          </w:p>
+        </w:tc>
+      </w:tr>
+      <w:tr>
+        <w:trPr>
+          <w:cantSplit/>
+        </w:trPr>
+        <w:tc>
+          <w:tcPr>
+            <w:tcMar>
+              <w:top w:w="108" w:type="dxa"/>
+              <w:bottom w:w="108" w:type="dxa"/>
+            </w:tcMar>
+          </w:tcPr>
+          <w:p>
+            <w:pPr>
+              <w:pStyle w:val="BodyText"/>
+            </w:pPr>
+            <w:pPr>
+              <w:spacing w:before="16" w:after="16"/>
+            </w:pPr>
+            <w:r>
+              <w:t xml:space="preserve">There are different implementations of regular expressions! The implementation in base R is described by</w:t>
+            </w:r>
+            <w:r>
+              <w:t xml:space="preserve"> </w:t>
+            </w:r>
+            <w:r>
+              <w:rPr>
+                <w:rStyle w:val="VerbatimChar"/>
+              </w:rPr>
+              <w:t xml:space="preserve">?base::regex</w:t>
+            </w:r>
+            <w:r>
+              <w:t xml:space="preserve"> </w:t>
+            </w:r>
+            <w:r>
+              <w:t xml:space="preserve">in R. Perl-like Regular Expressions (PCRE) is a commonly used alternative requireing (</w:t>
+            </w:r>
+            <w:r>
+              <w:rPr>
+                <w:rStyle w:val="VerbatimChar"/>
+              </w:rPr>
+              <w:t xml:space="preserve">perl = TRUE</w:t>
+            </w:r>
+            <w:r>
+              <w:t xml:space="preserve"> </w:t>
+            </w:r>
+            <w:r>
+              <w:t xml:space="preserve">as argument) for the base functions.</w:t>
+            </w:r>
+          </w:p>
+          <w:p/>
+        </w:tc>
+      </w:tr>
+    </w:tbl>
+    <w:bookmarkEnd w:id="75"/>
+    <w:bookmarkStart w:id="76" w:name="example-icd-10-structure"/>
+    <w:p>
+      <w:pPr>
+        <w:pStyle w:val="Heading2"/>
+      </w:pPr>
+      <w:r>
+        <w:t xml:space="preserve">Example: ICD-10 Structure</w:t>
+      </w:r>
+    </w:p>
+    <w:p>
+      <w:pPr>
+        <w:pStyle w:val="FirstParagraph"/>
+      </w:pPr>
+      <w:r>
+        <w:t xml:space="preserve">ICD-10 codes typically follow:</w:t>
+      </w:r>
+    </w:p>
+    <w:p>
+      <w:pPr>
+        <w:pStyle w:val="Compact"/>
+        <w:numPr>
+          <w:ilvl w:val="0"/>
+          <w:numId w:val="1067"/>
+        </w:numPr>
+      </w:pPr>
+      <w:r>
+        <w:t xml:space="preserve">One letter</w:t>
+      </w:r>
+    </w:p>
+    <w:p>
+      <w:pPr>
+        <w:pStyle w:val="Compact"/>
+        <w:numPr>
+          <w:ilvl w:val="0"/>
+          <w:numId w:val="1067"/>
+        </w:numPr>
+      </w:pPr>
+      <w:r>
+        <w:t xml:space="preserve">Two digits</w:t>
+      </w:r>
+    </w:p>
+    <w:p>
+      <w:pPr>
+        <w:pStyle w:val="Compact"/>
+        <w:numPr>
+          <w:ilvl w:val="0"/>
+          <w:numId w:val="1067"/>
+        </w:numPr>
+      </w:pPr>
+      <w:r>
+        <w:t xml:space="preserve">Optional dot and additional digit</w:t>
+      </w:r>
+    </w:p>
+    <w:p>
+      <w:pPr>
+        <w:pStyle w:val="FirstParagraph"/>
+      </w:pPr>
+      <w:r>
+        <w:t xml:space="preserve">Regex pattern:</w:t>
+      </w:r>
+      <w:r>
+        <w:t xml:space="preserve"> </w:t>
+      </w:r>
+      <w:r>
+        <w:rPr>
+          <w:rStyle w:val="VerbatimChar"/>
+        </w:rPr>
+        <w:t xml:space="preserve">^[A-Z][0-9]{2}(\\.[0-9])?$</w:t>
+      </w:r>
+    </w:p>
+    <w:p>
+      <w:pPr>
+        <w:pStyle w:val="BodyText"/>
+      </w:pPr>
+      <w:r>
+        <w:t xml:space="preserve">where</w:t>
+      </w:r>
+      <w:r>
+        <w:t xml:space="preserve"> </w:t>
+      </w:r>
+      <w:r>
+        <w:rPr>
+          <w:rStyle w:val="VerbatimChar"/>
+        </w:rPr>
+        <w:t xml:space="preserve">\\</w:t>
+      </w:r>
+      <w:r>
+        <w:t xml:space="preserve"> </w:t>
+      </w:r>
+      <w:r>
+        <w:t xml:space="preserve">is ussed to remove the special meaning of</w:t>
+      </w:r>
+      <w:r>
+        <w:t xml:space="preserve"> </w:t>
+      </w:r>
+      <w:r>
+        <w:rPr>
+          <w:rStyle w:val="VerbatimChar"/>
+        </w:rPr>
+        <w:t xml:space="preserve">.</w:t>
+      </w:r>
+      <w:r>
+        <w:t xml:space="preserve"> </w:t>
+      </w:r>
+      <w:r>
+        <w:t xml:space="preserve">as described above. Hence, in this case</w:t>
+      </w:r>
+      <w:r>
+        <w:t xml:space="preserve"> </w:t>
+      </w:r>
+      <w:r>
+        <w:rPr>
+          <w:rStyle w:val="VerbatimChar"/>
+        </w:rPr>
+        <w:t xml:space="preserve">\\.</w:t>
+      </w:r>
+      <w:r>
+        <w:t xml:space="preserve"> </w:t>
+      </w:r>
+      <w:r>
+        <w:t xml:space="preserve">is interpreted as a literal</w:t>
+      </w:r>
+      <w:r>
+        <w:t xml:space="preserve"> </w:t>
+      </w:r>
+      <w:r>
+        <w:rPr>
+          <w:rStyle w:val="VerbatimChar"/>
+        </w:rPr>
+        <w:t xml:space="preserve">.</w:t>
+      </w:r>
+      <w:r>
+        <w:t xml:space="preserve"> </w:t>
+      </w:r>
+      <w:r>
+        <w:t xml:space="preserve">as to be found in the character string. In R:</w:t>
+      </w:r>
+    </w:p>
+    <w:p>
+      <w:pPr>
+        <w:pStyle w:val="SourceCode"/>
+      </w:pPr>
+      <w:r>
+        <w:rPr>
+          <w:rStyle w:val="FunctionTok"/>
+        </w:rPr>
+        <w:t xml:space="preserve">grepl</w:t>
+      </w:r>
+      <w:r>
+        <w:rPr>
+          <w:rStyle w:val="NormalTok"/>
+        </w:rPr>
+        <w:t xml:space="preserve">(</w:t>
+      </w:r>
+      <w:r>
+        <w:rPr>
+          <w:rStyle w:val="StringTok"/>
+        </w:rPr>
+        <w:t xml:space="preserve">"^[A-Z][0-9]{2}(</w:t>
+      </w:r>
+      <w:r>
+        <w:rPr>
+          <w:rStyle w:val="SpecialCharTok"/>
+        </w:rPr>
+        <w:t xml:space="preserve">\\</w:t>
+      </w:r>
+      <w:r>
+        <w:rPr>
+          <w:rStyle w:val="StringTok"/>
+        </w:rPr>
+        <w:t xml:space="preserve">.[0-9])?$"</w:t>
+      </w:r>
+      <w:r>
+        <w:rPr>
+          <w:rStyle w:val="NormalTok"/>
+        </w:rPr>
+        <w:t xml:space="preserve">, icd) </w:t>
+      </w:r>
+      <w:r>
+        <w:rPr>
+          <w:rStyle w:val="CommentTok"/>
+        </w:rPr>
+        <w:t xml:space="preserve"># base</w:t>
+      </w:r>
+      <w:r>
+        <w:br/>
+      </w:r>
+      <w:r>
+        <w:rPr>
+          <w:rStyle w:val="NormalTok"/>
+        </w:rPr>
+        <w:t xml:space="preserve">stringr</w:t>
+      </w:r>
+      <w:r>
+        <w:rPr>
+          <w:rStyle w:val="SpecialCharTok"/>
+        </w:rPr>
+        <w:t xml:space="preserve">::</w:t>
+      </w:r>
+      <w:r>
+        <w:rPr>
+          <w:rStyle w:val="FunctionTok"/>
+        </w:rPr>
+        <w:t xml:space="preserve">str_detect</w:t>
+      </w:r>
+      <w:r>
+        <w:rPr>
+          <w:rStyle w:val="NormalTok"/>
+        </w:rPr>
+        <w:t xml:space="preserve">(icd, </w:t>
+      </w:r>
+      <w:r>
+        <w:rPr>
+          <w:rStyle w:val="StringTok"/>
+        </w:rPr>
+        <w:t xml:space="preserve">"^[A-Z][0-9]{2}(</w:t>
+      </w:r>
+      <w:r>
+        <w:rPr>
+          <w:rStyle w:val="SpecialCharTok"/>
+        </w:rPr>
+        <w:t xml:space="preserve">\\</w:t>
+      </w:r>
+      <w:r>
+        <w:rPr>
+          <w:rStyle w:val="StringTok"/>
+        </w:rPr>
+        <w:t xml:space="preserve">.[0-9])?$"</w:t>
+      </w:r>
+      <w:r>
+        <w:rPr>
+          <w:rStyle w:val="NormalTok"/>
+        </w:rPr>
+        <w:t xml:space="preserve">)</w:t>
+      </w:r>
+      <w:r>
+        <w:br/>
+      </w:r>
+      <w:r>
+        <w:rPr>
+          <w:rStyle w:val="CommentTok"/>
+        </w:rPr>
+        <w:t xml:space="preserve"># Faster and using 10 CPU cores in paralell (only relevant for "big enough data"):</w:t>
+      </w:r>
+      <w:r>
+        <w:br/>
+      </w:r>
+      <w:r>
+        <w:rPr>
+          <w:rStyle w:val="NormalTok"/>
+        </w:rPr>
+        <w:t xml:space="preserve">stringfish</w:t>
+      </w:r>
+      <w:r>
+        <w:rPr>
+          <w:rStyle w:val="SpecialCharTok"/>
+        </w:rPr>
+        <w:t xml:space="preserve">::</w:t>
+      </w:r>
+      <w:r>
+        <w:rPr>
+          <w:rStyle w:val="FunctionTok"/>
+        </w:rPr>
+        <w:t xml:space="preserve">sf_grepl</w:t>
+      </w:r>
+      <w:r>
+        <w:rPr>
+          <w:rStyle w:val="NormalTok"/>
+        </w:rPr>
+        <w:t xml:space="preserve">(icd, </w:t>
+      </w:r>
+      <w:r>
+        <w:rPr>
+          <w:rStyle w:val="StringTok"/>
+        </w:rPr>
+        <w:t xml:space="preserve">"^[A-Z][0-9]{2}(</w:t>
+      </w:r>
+      <w:r>
+        <w:rPr>
+          <w:rStyle w:val="SpecialCharTok"/>
+        </w:rPr>
+        <w:t xml:space="preserve">\\</w:t>
+      </w:r>
+      <w:r>
+        <w:rPr>
+          <w:rStyle w:val="StringTok"/>
+        </w:rPr>
+        <w:t xml:space="preserve">.[0-9])?$"</w:t>
+      </w:r>
+      <w:r>
+        <w:rPr>
+          <w:rStyle w:val="NormalTok"/>
+        </w:rPr>
+        <w:t xml:space="preserve">, </w:t>
+      </w:r>
+      <w:r>
+        <w:rPr>
+          <w:rStyle w:val="AttributeTok"/>
+        </w:rPr>
+        <w:t xml:space="preserve">nthreads =</w:t>
+      </w:r>
+      <w:r>
+        <w:rPr>
+          <w:rStyle w:val="NormalTok"/>
+        </w:rPr>
+        <w:t xml:space="preserve"> </w:t>
+      </w:r>
+      <w:r>
+        <w:rPr>
+          <w:rStyle w:val="DecValTok"/>
+        </w:rPr>
+        <w:t xml:space="preserve">10</w:t>
+      </w:r>
+      <w:r>
+        <w:rPr>
+          <w:rStyle w:val="NormalTok"/>
+        </w:rPr>
+        <w:t xml:space="preserve">L)</w:t>
+      </w:r>
+    </w:p>
+    <w:bookmarkEnd w:id="76"/>
+    <w:bookmarkStart w:id="77" w:name="example-select-a-diagnosis-group"/>
+    <w:p>
+      <w:pPr>
+        <w:pStyle w:val="Heading2"/>
+      </w:pPr>
+      <w:r>
+        <w:t xml:space="preserve">Example: Select a Diagnosis Group</w:t>
+      </w:r>
+    </w:p>
+    <w:p>
+      <w:pPr>
+        <w:pStyle w:val="Compact"/>
+        <w:numPr>
+          <w:ilvl w:val="0"/>
+          <w:numId w:val="1068"/>
+        </w:numPr>
+      </w:pPr>
+      <w:r>
+        <w:t xml:space="preserve">All acute myocardial infarction codes:</w:t>
+      </w:r>
+      <w:r>
+        <w:t xml:space="preserve"> </w:t>
+      </w:r>
+      <w:r>
+        <w:rPr>
+          <w:rStyle w:val="VerbatimChar"/>
+        </w:rPr>
+        <w:t xml:space="preserve">^I21</w:t>
+      </w:r>
+    </w:p>
+    <w:p>
+      <w:pPr>
+        <w:pStyle w:val="Compact"/>
+        <w:numPr>
+          <w:ilvl w:val="0"/>
+          <w:numId w:val="1068"/>
+        </w:numPr>
+      </w:pPr>
+      <w:r>
+        <w:t xml:space="preserve">In R:</w:t>
+      </w:r>
+      <w:r>
+        <w:t xml:space="preserve"> </w:t>
+      </w:r>
+      <w:r>
+        <w:rPr>
+          <w:rStyle w:val="VerbatimChar"/>
+        </w:rPr>
+        <w:t xml:space="preserve">stringr::str_detect(icd, "^I21")</w:t>
+      </w:r>
+    </w:p>
+    <w:p>
+      <w:pPr>
+        <w:pStyle w:val="FirstParagraph"/>
+      </w:pPr>
+      <w:r>
+        <w:t xml:space="preserve">This selects:</w:t>
+      </w:r>
+    </w:p>
+    <w:p>
+      <w:pPr>
+        <w:pStyle w:val="Compact"/>
+        <w:numPr>
+          <w:ilvl w:val="0"/>
+          <w:numId w:val="1069"/>
+        </w:numPr>
+      </w:pPr>
+      <w:r>
+        <w:rPr>
+          <w:rStyle w:val="VerbatimChar"/>
+        </w:rPr>
+        <w:t xml:space="preserve">I21</w:t>
+      </w:r>
+    </w:p>
+    <w:p>
+      <w:pPr>
+        <w:pStyle w:val="Compact"/>
+        <w:numPr>
+          <w:ilvl w:val="0"/>
+          <w:numId w:val="1069"/>
+        </w:numPr>
+      </w:pPr>
+      <w:r>
+        <w:rPr>
+          <w:rStyle w:val="VerbatimChar"/>
+        </w:rPr>
+        <w:t xml:space="preserve">I21.0</w:t>
+      </w:r>
+    </w:p>
+    <w:p>
+      <w:pPr>
+        <w:pStyle w:val="Compact"/>
+        <w:numPr>
+          <w:ilvl w:val="0"/>
+          <w:numId w:val="1069"/>
+        </w:numPr>
+      </w:pPr>
+      <w:r>
+        <w:rPr>
+          <w:rStyle w:val="VerbatimChar"/>
+        </w:rPr>
+        <w:t xml:space="preserve">I21.9</w:t>
+      </w:r>
+    </w:p>
+    <w:p>
+      <w:pPr>
+        <w:pStyle w:val="FirstParagraph"/>
+      </w:pPr>
+      <w:r>
+        <w:t xml:space="preserve">But not:</w:t>
+      </w:r>
+    </w:p>
+    <w:p>
+      <w:pPr>
+        <w:pStyle w:val="Compact"/>
+        <w:numPr>
+          <w:ilvl w:val="0"/>
+          <w:numId w:val="1070"/>
+        </w:numPr>
+      </w:pPr>
+      <w:r>
+        <w:rPr>
+          <w:rStyle w:val="VerbatimChar"/>
+        </w:rPr>
+        <w:t xml:space="preserve">I20</w:t>
+      </w:r>
+    </w:p>
+    <w:p>
+      <w:pPr>
+        <w:pStyle w:val="Compact"/>
+        <w:numPr>
+          <w:ilvl w:val="0"/>
+          <w:numId w:val="1070"/>
+        </w:numPr>
+      </w:pPr>
+      <w:r>
+        <w:rPr>
+          <w:rStyle w:val="VerbatimChar"/>
+        </w:rPr>
+        <w:t xml:space="preserve">I22</w:t>
+      </w:r>
+    </w:p>
+    <w:bookmarkEnd w:id="77"/>
+    <w:bookmarkStart w:id="78" w:name="atc-code-structure"/>
+    <w:p>
+      <w:pPr>
+        <w:pStyle w:val="Heading2"/>
+      </w:pPr>
+      <w:r>
+        <w:t xml:space="preserve">ATC Code Structure</w:t>
+      </w:r>
+    </w:p>
+    <w:p>
+      <w:pPr>
+        <w:numPr>
+          <w:ilvl w:val="0"/>
+          <w:numId w:val="1071"/>
+        </w:numPr>
+      </w:pPr>
+      <w:r>
+        <w:t xml:space="preserve">Example:</w:t>
+      </w:r>
+      <w:r>
+        <w:t xml:space="preserve"> </w:t>
+      </w:r>
+      <w:r>
+        <w:rPr>
+          <w:rStyle w:val="VerbatimChar"/>
+        </w:rPr>
+        <w:t xml:space="preserve">C09AA05</w:t>
+      </w:r>
+    </w:p>
+    <w:p>
+      <w:pPr>
+        <w:numPr>
+          <w:ilvl w:val="0"/>
+          <w:numId w:val="1071"/>
+        </w:numPr>
+      </w:pPr>
+      <w:r>
+        <w:t xml:space="preserve">Regex pattern:</w:t>
+      </w:r>
+      <w:r>
+        <w:rPr>
+          <w:rStyle w:val="VerbatimChar"/>
+        </w:rPr>
+        <w:t xml:space="preserve">^[A-Z][0-9]{2}[A-Z]{2}[0-9]{2}$</w:t>
+      </w:r>
+    </w:p>
+    <w:p>
+      <w:pPr>
+        <w:numPr>
+          <w:ilvl w:val="0"/>
+          <w:numId w:val="1071"/>
+        </w:numPr>
+      </w:pPr>
+      <w:r>
+        <w:t xml:space="preserve">In R:</w:t>
+      </w:r>
+      <w:r>
+        <w:t xml:space="preserve"> </w:t>
+      </w:r>
+      <w:r>
+        <w:rPr>
+          <w:rStyle w:val="VerbatimChar"/>
+        </w:rPr>
+        <w:t xml:space="preserve">stringr::str_detect(atc, "^[A-Z][0-9]{2}[A-Z]{2}[0-9]{2}$")</w:t>
+      </w:r>
+    </w:p>
+    <w:p>
+      <w:pPr>
+        <w:numPr>
+          <w:ilvl w:val="0"/>
+          <w:numId w:val="1071"/>
+        </w:numPr>
+      </w:pPr>
+      <w:r>
+        <w:t xml:space="preserve">This will find any ATC code.</w:t>
+      </w:r>
+    </w:p>
+    <w:p>
+      <w:pPr>
+        <w:numPr>
+          <w:ilvl w:val="0"/>
+          <w:numId w:val="1071"/>
+        </w:numPr>
+      </w:pPr>
+      <w:r>
+        <w:t xml:space="preserve">You might receive data with a variable supposed to contain only ATC codes</w:t>
+      </w:r>
+    </w:p>
+    <w:p>
+      <w:pPr>
+        <w:numPr>
+          <w:ilvl w:val="0"/>
+          <w:numId w:val="1071"/>
+        </w:numPr>
+      </w:pPr>
+      <w:r>
+        <w:t xml:space="preserve">It might as well contain other information such as</w:t>
+      </w:r>
+      <w:r>
+        <w:t xml:space="preserve"> </w:t>
+      </w:r>
+      <w:r>
+        <w:rPr>
+          <w:rStyle w:val="VerbatimChar"/>
+        </w:rPr>
+        <w:t xml:space="preserve">??</w:t>
+      </w:r>
+      <w:r>
+        <w:t xml:space="preserve">,</w:t>
+      </w:r>
+      <w:r>
+        <w:t xml:space="preserve"> </w:t>
+      </w:r>
+      <w:r>
+        <w:rPr>
+          <w:rStyle w:val="VerbatimChar"/>
+        </w:rPr>
+        <w:t xml:space="preserve">don't know</w:t>
+      </w:r>
+      <w:r>
+        <w:t xml:space="preserve">,</w:t>
+      </w:r>
+      <w:r>
+        <w:t xml:space="preserve"> </w:t>
+      </w:r>
+      <w:r>
+        <w:rPr>
+          <w:rStyle w:val="VerbatimChar"/>
+        </w:rPr>
+        <w:t xml:space="preserve">XXXXXXX</w:t>
+      </w:r>
+      <w:r>
+        <w:t xml:space="preserve"> </w:t>
+      </w:r>
+      <w:r>
+        <w:t xml:space="preserve">etc</w:t>
+      </w:r>
+    </w:p>
+    <w:p>
+      <w:pPr>
+        <w:numPr>
+          <w:ilvl w:val="0"/>
+          <w:numId w:val="1071"/>
+        </w:numPr>
+      </w:pPr>
+      <w:r>
+        <w:t xml:space="preserve">You might replace such character strings by</w:t>
+      </w:r>
+      <w:r>
+        <w:t xml:space="preserve"> </w:t>
+      </w:r>
+      <w:r>
+        <w:rPr>
+          <w:rStyle w:val="VerbatimChar"/>
+        </w:rPr>
+        <w:t xml:space="preserve">&lt;NA&gt;</w:t>
+      </w:r>
+    </w:p>
+    <w:bookmarkEnd w:id="78"/>
+    <w:bookmarkStart w:id="79" w:name="implementations"/>
+    <w:p>
+      <w:pPr>
+        <w:pStyle w:val="Heading2"/>
+      </w:pPr>
+      <w:r>
+        <w:t xml:space="preserve">Implementations</w:t>
+      </w:r>
+    </w:p>
+    <w:p>
+      <w:pPr>
+        <w:pStyle w:val="Compact"/>
+        <w:numPr>
+          <w:ilvl w:val="0"/>
+          <w:numId w:val="1072"/>
+        </w:numPr>
+      </w:pPr>
+      <w:r>
+        <w:t xml:space="preserve">base R and</w:t>
+      </w:r>
+      <w:r>
+        <w:t xml:space="preserve"> </w:t>
+      </w:r>
+      <w:r>
+        <w:rPr>
+          <w:rStyle w:val="VerbatimChar"/>
+        </w:rPr>
+        <w:t xml:space="preserve">{stringr}</w:t>
+      </w:r>
+      <w:r>
+        <w:t xml:space="preserve"> </w:t>
+      </w:r>
+      <w:r>
+        <w:t xml:space="preserve">both use the same underlying regex engine (PCRE)</w:t>
+      </w:r>
+    </w:p>
+    <w:p>
+      <w:pPr>
+        <w:pStyle w:val="Compact"/>
+        <w:numPr>
+          <w:ilvl w:val="1"/>
+          <w:numId w:val="1073"/>
+        </w:numPr>
+      </w:pPr>
+      <w:r>
+        <w:t xml:space="preserve">but</w:t>
+      </w:r>
+      <w:r>
+        <w:t xml:space="preserve"> </w:t>
+      </w:r>
+      <w:r>
+        <w:rPr>
+          <w:rStyle w:val="VerbatimChar"/>
+        </w:rPr>
+        <w:t xml:space="preserve">{stringr}</w:t>
+      </w:r>
+      <w:r>
+        <w:t xml:space="preserve"> </w:t>
+      </w:r>
+      <w:r>
+        <w:t xml:space="preserve">is more</w:t>
+      </w:r>
+      <w:r>
+        <w:t xml:space="preserve"> </w:t>
+      </w:r>
+      <w:r>
+        <w:t xml:space="preserve">“user friendly”</w:t>
+      </w:r>
+      <w:r>
+        <w:t xml:space="preserve">.</w:t>
+      </w:r>
+    </w:p>
+    <w:p>
+      <w:pPr>
+        <w:pStyle w:val="Compact"/>
+        <w:numPr>
+          <w:ilvl w:val="0"/>
+          <w:numId w:val="1072"/>
+        </w:numPr>
+      </w:pPr>
+      <w:r>
+        <w:t xml:space="preserve">Stringfish seems technically sperior but is less maintained (more of a hobby project).</w:t>
+      </w:r>
+    </w:p>
+    <w:bookmarkEnd w:id="79"/>
+    <w:bookmarkStart w:id="81" w:name="common-mistakes"/>
+    <w:p>
+      <w:pPr>
+        <w:pStyle w:val="Heading2"/>
+      </w:pPr>
+      <w:r>
+        <w:t xml:space="preserve">Common Mistakes</w:t>
+      </w:r>
+    </w:p>
+    <w:p>
+      <w:pPr>
+        <w:pStyle w:val="Compact"/>
+        <w:numPr>
+          <w:ilvl w:val="0"/>
+          <w:numId w:val="1074"/>
+        </w:numPr>
+      </w:pPr>
+      <w:r>
+        <w:t xml:space="preserve">Forgetting</w:t>
+      </w:r>
+      <w:r>
+        <w:t xml:space="preserve"> </w:t>
+      </w:r>
+      <w:r>
+        <w:rPr>
+          <w:rStyle w:val="VerbatimChar"/>
+        </w:rPr>
+        <w:t xml:space="preserve">^</w:t>
+      </w:r>
+      <w:r>
+        <w:t xml:space="preserve"> </w:t>
+      </w:r>
+      <w:r>
+        <w:t xml:space="preserve">when matching prefixes</w:t>
+      </w:r>
+    </w:p>
+    <w:p>
+      <w:pPr>
+        <w:pStyle w:val="Compact"/>
+        <w:numPr>
+          <w:ilvl w:val="1"/>
+          <w:numId w:val="1075"/>
+        </w:numPr>
+      </w:pPr>
+      <w:r>
+        <w:t xml:space="preserve">This is even forgotten in the</w:t>
+      </w:r>
+      <w:r>
+        <w:t xml:space="preserve"> </w:t>
+      </w:r>
+      <w:r>
+        <w:rPr>
+          <w:rStyle w:val="VerbatimChar"/>
+        </w:rPr>
+        <w:t xml:space="preserve">stringfish::sf_starts()</w:t>
+      </w:r>
+      <w:r>
+        <w:t xml:space="preserve"> </w:t>
+      </w:r>
+      <w:r>
+        <w:t xml:space="preserve">implementation!</w:t>
+      </w:r>
+      <w:r>
+        <w:t xml:space="preserve"> </w:t>
+      </w:r>
+      <w:hyperlink r:id="rId80">
+        <w:r>
+          <w:rPr>
+            <w:rStyle w:val="Hyperlink"/>
+          </w:rPr>
+          <w:t xml:space="preserve">See bug report</w:t>
+        </w:r>
+      </w:hyperlink>
+      <w:r>
+        <w:t xml:space="preserve">.</w:t>
+      </w:r>
+    </w:p>
+    <w:p>
+      <w:pPr>
+        <w:pStyle w:val="Compact"/>
+        <w:numPr>
+          <w:ilvl w:val="0"/>
+          <w:numId w:val="1074"/>
+        </w:numPr>
+      </w:pPr>
+      <w:r>
+        <w:t xml:space="preserve">Forgetting to escape</w:t>
+      </w:r>
+      <w:r>
+        <w:t xml:space="preserve"> </w:t>
+      </w:r>
+      <w:r>
+        <w:rPr>
+          <w:rStyle w:val="VerbatimChar"/>
+        </w:rPr>
+        <w:t xml:space="preserve">.</w:t>
+      </w:r>
+    </w:p>
+    <w:p>
+      <w:pPr>
+        <w:pStyle w:val="Compact"/>
+        <w:numPr>
+          <w:ilvl w:val="0"/>
+          <w:numId w:val="1074"/>
+        </w:numPr>
+      </w:pPr>
+      <w:r>
+        <w:t xml:space="preserve">Not validating full string with</w:t>
+      </w:r>
+      <w:r>
+        <w:t xml:space="preserve"> </w:t>
+      </w:r>
+      <w:r>
+        <w:rPr>
+          <w:rStyle w:val="VerbatimChar"/>
+        </w:rPr>
+        <w:t xml:space="preserve">$</w:t>
+      </w:r>
+    </w:p>
+    <w:p>
+      <w:pPr>
+        <w:pStyle w:val="Compact"/>
+        <w:numPr>
+          <w:ilvl w:val="0"/>
+          <w:numId w:val="1074"/>
+        </w:numPr>
+      </w:pPr>
+      <w:r>
+        <w:t xml:space="preserve">Overmatching (e.g.,</w:t>
+      </w:r>
+      <w:r>
+        <w:t xml:space="preserve"> </w:t>
+      </w:r>
+      <w:r>
+        <w:rPr>
+          <w:rStyle w:val="VerbatimChar"/>
+        </w:rPr>
+        <w:t xml:space="preserve">I2</w:t>
+      </w:r>
+      <w:r>
+        <w:t xml:space="preserve"> </w:t>
+      </w:r>
+      <w:r>
+        <w:t xml:space="preserve">instead of</w:t>
+      </w:r>
+      <w:r>
+        <w:t xml:space="preserve"> </w:t>
+      </w:r>
+      <w:r>
+        <w:rPr>
+          <w:rStyle w:val="VerbatimChar"/>
+        </w:rPr>
+        <w:t xml:space="preserve">^I21</w:t>
+      </w:r>
+      <w:r>
+        <w:t xml:space="preserve">)</w:t>
+      </w:r>
+    </w:p>
+    <w:bookmarkEnd w:id="81"/>
+    <w:bookmarkStart w:id="82" w:name="standardised-groupings"/>
+    <w:p>
+      <w:pPr>
+        <w:pStyle w:val="Heading2"/>
+      </w:pPr>
+      <w:r>
+        <w:t xml:space="preserve">Standardised Groupings</w:t>
+      </w:r>
+    </w:p>
+    <w:p>
+      <w:pPr>
+        <w:pStyle w:val="FirstParagraph"/>
+      </w:pPr>
+      <w:r>
+        <w:t xml:space="preserve">To account for overall disease burden, researchers often use established grouping systems, such as:</w:t>
+      </w:r>
+    </w:p>
+    <w:p>
+      <w:pPr>
+        <w:pStyle w:val="Compact"/>
+        <w:numPr>
+          <w:ilvl w:val="0"/>
+          <w:numId w:val="1076"/>
+        </w:numPr>
+      </w:pPr>
+      <w:r>
+        <w:rPr>
+          <w:b/>
+          <w:bCs/>
+        </w:rPr>
+        <w:t xml:space="preserve">Charlson Comorbidity Index</w:t>
+      </w:r>
+      <w:r>
+        <w:t xml:space="preserve"> </w:t>
+      </w:r>
+      <w:r>
+        <w:t xml:space="preserve">(ICD)</w:t>
+      </w:r>
+    </w:p>
+    <w:p>
+      <w:pPr>
+        <w:pStyle w:val="Compact"/>
+        <w:numPr>
+          <w:ilvl w:val="0"/>
+          <w:numId w:val="1076"/>
+        </w:numPr>
+      </w:pPr>
+      <w:r>
+        <w:rPr>
+          <w:b/>
+          <w:bCs/>
+        </w:rPr>
+        <w:t xml:space="preserve">Elixhauser Comorbidity Index</w:t>
+      </w:r>
+      <w:r>
+        <w:t xml:space="preserve"> </w:t>
+      </w:r>
+      <w:r>
+        <w:t xml:space="preserve">(ICD)</w:t>
+      </w:r>
+    </w:p>
+    <w:p>
+      <w:pPr>
+        <w:pStyle w:val="Compact"/>
+        <w:numPr>
+          <w:ilvl w:val="0"/>
+          <w:numId w:val="1076"/>
+        </w:numPr>
+      </w:pPr>
+      <w:r>
+        <w:t xml:space="preserve">Similar groupings of ATC-codes</w:t>
+      </w:r>
+    </w:p>
+    <w:p>
+      <w:pPr>
+        <w:pStyle w:val="Compact"/>
+        <w:numPr>
+          <w:ilvl w:val="0"/>
+          <w:numId w:val="1076"/>
+        </w:numPr>
+      </w:pPr>
+      <w:r>
+        <w:t xml:space="preserve">Combinations of those</w:t>
+      </w:r>
+    </w:p>
+    <w:p>
+      <w:pPr>
+        <w:pStyle w:val="FirstParagraph"/>
+      </w:pPr>
+      <w:r>
+        <w:t xml:space="preserve">These indices:</w:t>
+      </w:r>
+    </w:p>
+    <w:p>
+      <w:pPr>
+        <w:pStyle w:val="Compact"/>
+        <w:numPr>
+          <w:ilvl w:val="0"/>
+          <w:numId w:val="1077"/>
+        </w:numPr>
+      </w:pPr>
+      <w:r>
+        <w:t xml:space="preserve">Aggregate multiple ICD codes into clinically meaningful comorbidity categories</w:t>
+      </w:r>
+    </w:p>
+    <w:p>
+      <w:pPr>
+        <w:pStyle w:val="Compact"/>
+        <w:numPr>
+          <w:ilvl w:val="0"/>
+          <w:numId w:val="1077"/>
+        </w:numPr>
+      </w:pPr>
+      <w:r>
+        <w:t xml:space="preserve">Are commonly used for:</w:t>
+      </w:r>
+    </w:p>
+    <w:p>
+      <w:pPr>
+        <w:pStyle w:val="Compact"/>
+        <w:numPr>
+          <w:ilvl w:val="1"/>
+          <w:numId w:val="1078"/>
+        </w:numPr>
+      </w:pPr>
+      <w:r>
+        <w:t xml:space="preserve">Risk adjustment</w:t>
+      </w:r>
+    </w:p>
+    <w:p>
+      <w:pPr>
+        <w:pStyle w:val="Compact"/>
+        <w:numPr>
+          <w:ilvl w:val="1"/>
+          <w:numId w:val="1078"/>
+        </w:numPr>
+      </w:pPr>
+      <w:r>
+        <w:t xml:space="preserve">Prognostic modelling</w:t>
+      </w:r>
+    </w:p>
+    <w:p>
+      <w:pPr>
+        <w:pStyle w:val="Compact"/>
+        <w:numPr>
+          <w:ilvl w:val="1"/>
+          <w:numId w:val="1078"/>
+        </w:numPr>
+      </w:pPr>
+      <w:r>
+        <w:t xml:space="preserve">Confounding control in observational studies</w:t>
+      </w:r>
+    </w:p>
+    <w:bookmarkEnd w:id="82"/>
+    <w:bookmarkStart w:id="86" w:name="decoder"/>
+    <w:p>
+      <w:pPr>
+        <w:pStyle w:val="Heading2"/>
+      </w:pPr>
+      <w:r>
+        <w:rPr>
+          <w:rStyle w:val="VerbatimChar"/>
+        </w:rPr>
+        <w:t xml:space="preserve">{decoder}</w:t>
+      </w:r>
+    </w:p>
+    <w:p>
+      <w:pPr>
+        <w:pStyle w:val="Compact"/>
+        <w:numPr>
+          <w:ilvl w:val="0"/>
+          <w:numId w:val="1079"/>
+        </w:numPr>
+      </w:pPr>
+      <w:r>
+        <w:t xml:space="preserve">The R package</w:t>
+      </w:r>
+      <w:r>
+        <w:t xml:space="preserve"> </w:t>
+      </w:r>
+      <w:r>
+        <w:rPr>
+          <w:rStyle w:val="VerbatimChar"/>
+        </w:rPr>
+        <w:t xml:space="preserve">{decoder}</w:t>
+      </w:r>
+      <w:r>
+        <w:t xml:space="preserve"> </w:t>
+      </w:r>
+      <w:r>
+        <w:t xml:space="preserve">provides descriptions for many commonly used coding systems.</w:t>
+      </w:r>
+    </w:p>
+    <w:p>
+      <w:pPr>
+        <w:pStyle w:val="Compact"/>
+        <w:numPr>
+          <w:ilvl w:val="0"/>
+          <w:numId w:val="1079"/>
+        </w:numPr>
+      </w:pPr>
+      <w:r>
+        <w:t xml:space="preserve">In register data, you often only have the raw codes (e.g., ICD, ATC), without textual labels.</w:t>
+      </w:r>
+    </w:p>
+    <w:p>
+      <w:pPr>
+        <w:pStyle w:val="Compact"/>
+        <w:numPr>
+          <w:ilvl w:val="0"/>
+          <w:numId w:val="1079"/>
+        </w:numPr>
+      </w:pPr>
+      <w:r>
+        <w:rPr>
+          <w:rStyle w:val="VerbatimChar"/>
+        </w:rPr>
+        <w:t xml:space="preserve">{decoder}</w:t>
+      </w:r>
+      <w:r>
+        <w:t xml:space="preserve"> </w:t>
+      </w:r>
+      <w:r>
+        <w:t xml:space="preserve">allows you to translate codes into meaningful descriptions (in Swedish or English), making interpretation easier and more transparent.</w:t>
+      </w:r>
+    </w:p>
+    <w:tbl>
+      <w:tblPr>
+        <w:tblStyle w:val="Table"/>
+        <w:tblLook w:firstRow="0" w:lastRow="0" w:firstColumn="0" w:lastColumn="0" w:noHBand="0" w:noVBand="0" w:val="0000"/>
+        <w:tblBorders>
+          <w:top w:val="single" w:sz="4" w:space="0" w:color="0758E5"/>
+          <w:left w:val="single" w:sz="24" w:space="0" w:color="0758E5"/>
+          <w:bottom w:val="single" w:sz="4" w:space="0" w:color="0758E5"/>
+          <w:right w:val="single" w:sz="4" w:space="0" w:color="0758E5"/>
+        </w:tblBorders>
+        <w:tblCellMar>
+          <w:left w:w="144" w:type="dxa"/>
+          <w:right w:w="144" w:type="dxa"/>
+        </w:tblCellMar>
+        <w:tblLook w:firstRow="0" w:lastRow="0" w:firstColumn="0" w:lastColumn="0" w:noHBand="0" w:noVBand="0" w:val="0000"/>
+      </w:tblPr>
+      <w:tr>
+        <w:trPr>
+          <w:cantSplit/>
+        </w:trPr>
+        <w:tc>
+          <w:tcPr>
+            <w:shd w:color="auto" w:fill="dae6fb" w:val="clear"/>
+            <w:tcMar>
+              <w:top w:w="92" w:type="dxa"/>
+              <w:bottom w:w="92" w:type="dxa"/>
+            </w:tcMar>
+          </w:tcPr>
+          <w:p>
+            <w:pPr>
+              <w:pStyle w:val="FirstParagraph"/>
+            </w:pPr>
+            <w:pPr>
+              <w:spacing w:before="0" w:after="0"/>
+              <w:textAlignment w:val="center"/>
+            </w:pPr>
+            <w:r>
+              <w:drawing>
+                <wp:inline>
+                  <wp:extent cx="152400" cy="152400"/>
+                  <wp:effectExtent b="0" l="0" r="0" t="0"/>
+                  <wp:docPr descr="" title="" id="84" name="Picture"/>
+                  <a:graphic>
+                    <a:graphicData uri="http://schemas.openxmlformats.org/drawingml/2006/picture">
+                      <pic:pic>
+                        <pic:nvPicPr>
+                          <pic:cNvPr descr="/Applications/quarto/share/formats/docx/note.png" id="85" name="Picture"/>
+                          <pic:cNvPicPr>
+                            <a:picLocks noChangeArrowheads="1" noChangeAspect="1"/>
+                          </pic:cNvPicPr>
+                        </pic:nvPicPr>
+                        <pic:blipFill>
+                          <a:blip r:embed="rId83"/>
+                          <a:stretch>
+                            <a:fillRect/>
+                          </a:stretch>
+                        </pic:blipFill>
+                        <pic:spPr bwMode="auto">
+                          <a:xfrm>
+                            <a:off x="0" y="0"/>
+                            <a:ext cx="152400" cy="152400"/>
+                          </a:xfrm>
+                          <a:prstGeom prst="rect">
+                            <a:avLst/>
+                          </a:prstGeom>
+                          <a:noFill/>
+                          <a:ln w="9525">
+                            <a:noFill/>
+                            <a:headEnd/>
+                            <a:tailEnd/>
+                          </a:ln>
+                        </pic:spPr>
+                      </pic:pic>
+                    </a:graphicData>
+                  </a:graphic>
+                </wp:inline>
+              </w:drawing>
+            </w:r>
+            <w:r>
+              <w:t xml:space="preserve"> </w:t>
+            </w:r>
+            <w:r>
+              <w:t xml:space="preserve"> </w:t>
+            </w:r>
+            <w:r>
+              <w:t xml:space="preserve">Up-to-date?</w:t>
+            </w:r>
+          </w:p>
+        </w:tc>
+      </w:tr>
+      <w:tr>
+        <w:trPr>
+          <w:cantSplit/>
+        </w:trPr>
+        <w:tc>
+          <w:tcPr>
+            <w:tcMar>
+              <w:top w:w="108" w:type="dxa"/>
+              <w:bottom w:w="108" w:type="dxa"/>
+            </w:tcMar>
+          </w:tcPr>
+          <w:p>
+            <w:pPr>
+              <w:pStyle w:val="BodyText"/>
+            </w:pPr>
+            <w:pPr>
+              <w:spacing w:before="16" w:after="16"/>
+            </w:pPr>
+            <w:r>
+              <w:t xml:space="preserve">I am the maintainer of</w:t>
+            </w:r>
+            <w:r>
+              <w:t xml:space="preserve"> </w:t>
+            </w:r>
+            <w:r>
+              <w:rPr>
+                <w:rStyle w:val="VerbatimChar"/>
+              </w:rPr>
+              <w:t xml:space="preserve">{decoder}</w:t>
+            </w:r>
+            <w:r>
+              <w:t xml:space="preserve"> </w:t>
+            </w:r>
+            <w:r>
+              <w:t xml:space="preserve">and</w:t>
+            </w:r>
+            <w:r>
+              <w:t xml:space="preserve"> </w:t>
+            </w:r>
+            <w:r>
+              <w:rPr>
+                <w:rStyle w:val="VerbatimChar"/>
+              </w:rPr>
+              <w:t xml:space="preserve">{coder}</w:t>
+            </w:r>
+            <w:r>
+              <w:t xml:space="preserve"> </w:t>
+            </w:r>
+            <w:r>
+              <w:t xml:space="preserve">but I have not had the time or energy to update them for a cuople of years. There are some reported issues.</w:t>
+            </w:r>
+          </w:p>
+          <w:p/>
+        </w:tc>
+      </w:tr>
+    </w:tbl>
+    <w:bookmarkEnd w:id="86"/>
+    <w:bookmarkStart w:id="97" w:name="coder"/>
+    <w:p>
+      <w:pPr>
+        <w:pStyle w:val="Heading2"/>
+      </w:pPr>
+      <w:r>
+        <w:rPr>
+          <w:rStyle w:val="VerbatimChar"/>
+        </w:rPr>
+        <w:t xml:space="preserve">{coder}</w:t>
+      </w:r>
+    </w:p>
+    <w:p>
+      <w:pPr>
+        <w:pStyle w:val="Compact"/>
+        <w:numPr>
+          <w:ilvl w:val="0"/>
+          <w:numId w:val="1080"/>
+        </w:numPr>
+      </w:pPr>
+      <w:r>
+        <w:t xml:space="preserve">The R package</w:t>
+      </w:r>
+      <w:r>
+        <w:t xml:space="preserve"> </w:t>
+      </w:r>
+      <w:r>
+        <w:rPr>
+          <w:rStyle w:val="VerbatimChar"/>
+        </w:rPr>
+        <w:t xml:space="preserve">{coder}</w:t>
+      </w:r>
+      <w:r>
+        <w:t xml:space="preserve"> </w:t>
+      </w:r>
+      <w:r>
+        <w:t xml:space="preserve">can be used to aggregate individual diagnosis codes into broader clinical categories.</w:t>
+      </w:r>
+    </w:p>
+    <w:p>
+      <w:pPr>
+        <w:pStyle w:val="Compact"/>
+        <w:numPr>
+          <w:ilvl w:val="0"/>
+          <w:numId w:val="1080"/>
+        </w:numPr>
+      </w:pPr>
+      <w:r>
+        <w:t xml:space="preserve">Common applications include:</w:t>
+      </w:r>
+    </w:p>
+    <w:p>
+      <w:pPr>
+        <w:pStyle w:val="Compact"/>
+        <w:numPr>
+          <w:ilvl w:val="1"/>
+          <w:numId w:val="1081"/>
+        </w:numPr>
+      </w:pPr>
+      <w:r>
+        <w:rPr>
+          <w:b/>
+          <w:bCs/>
+        </w:rPr>
+        <w:t xml:space="preserve">Charlson Comorbidity Index</w:t>
+      </w:r>
+    </w:p>
+    <w:p>
+      <w:pPr>
+        <w:pStyle w:val="Compact"/>
+        <w:numPr>
+          <w:ilvl w:val="1"/>
+          <w:numId w:val="1081"/>
+        </w:numPr>
+      </w:pPr>
+      <w:r>
+        <w:rPr>
+          <w:b/>
+          <w:bCs/>
+        </w:rPr>
+        <w:t xml:space="preserve">Elixhauser Comorbidity Index</w:t>
+      </w:r>
+    </w:p>
+    <w:p>
+      <w:pPr>
+        <w:pStyle w:val="Compact"/>
+        <w:numPr>
+          <w:ilvl w:val="1"/>
+          <w:numId w:val="1081"/>
+        </w:numPr>
+      </w:pPr>
+      <w:r>
+        <w:t xml:space="preserve">Other diagnosis-based groupings</w:t>
+      </w:r>
+    </w:p>
+    <w:p>
+      <w:pPr>
+        <w:pStyle w:val="FirstParagraph"/>
+      </w:pPr>
+      <w:r>
+        <w:t xml:space="preserve">This allows:</w:t>
+      </w:r>
+      <w:r>
+        <w:t xml:space="preserve"> </w:t>
+      </w:r>
+      <w:r>
+        <w:t xml:space="preserve">- Standardised comorbidity adjustment</w:t>
+      </w:r>
+      <w:r>
+        <w:t xml:space="preserve"> </w:t>
+      </w:r>
+      <w:r>
+        <w:t xml:space="preserve">- Transparent and reproducible case definitions</w:t>
+      </w:r>
+      <w:r>
+        <w:t xml:space="preserve"> </w:t>
+      </w:r>
+      <w:r>
+        <w:t xml:space="preserve">- Consistent grouping across studies</w:t>
+      </w:r>
+    </w:p>
+    <w:p>
+      <w:r>
+        <w:pict>
+          <v:rect style="width:0;height:1.5pt" o:hralign="center" o:hrstd="t" o:hr="t"/>
+        </w:pict>
+      </w:r>
+    </w:p>
+    <w:bookmarkStart w:id="96" w:name="refs"/>
+    <w:bookmarkStart w:id="88" w:name="ref-alharbi2021"/>
+    <w:p>
+      <w:pPr>
+        <w:pStyle w:val="Bibliography"/>
+      </w:pPr>
+      <w:r>
+        <w:t xml:space="preserve">Alharbi, Musaed Ali, Godfrey Isouard, and Barry Tolchard. 2021.</w:t>
+      </w:r>
+      <w:r>
+        <w:t xml:space="preserve"> </w:t>
+      </w:r>
+      <w:r>
+        <w:t xml:space="preserve">“Historical Development of the Statistical Classification of Causes of Death and Diseases.”</w:t>
+      </w:r>
+      <w:r>
+        <w:t xml:space="preserve"> </w:t>
+      </w:r>
+      <w:r>
+        <w:t xml:space="preserve">Edited by Rahman Shiri.</w:t>
+      </w:r>
+      <w:r>
+        <w:t xml:space="preserve"> </w:t>
+      </w:r>
+      <w:r>
+        <w:rPr>
+          <w:i/>
+          <w:iCs/>
+        </w:rPr>
+        <w:t xml:space="preserve">Cogent Medicine</w:t>
+      </w:r>
+      <w:r>
+        <w:t xml:space="preserve"> </w:t>
+      </w:r>
+      <w:r>
+        <w:t xml:space="preserve">8 (1): 1893422.</w:t>
+      </w:r>
+      <w:r>
+        <w:t xml:space="preserve"> </w:t>
+      </w:r>
+      <w:hyperlink r:id="rId87">
+        <w:r>
+          <w:rPr>
+            <w:rStyle w:val="Hyperlink"/>
+          </w:rPr>
+          <w:t xml:space="preserve">https://doi.org/10.1080/2331205X.2021.1893422</w:t>
+        </w:r>
+      </w:hyperlink>
+      <w:r>
+        <w:t xml:space="preserve">.</w:t>
+      </w:r>
+    </w:p>
+    <w:bookmarkEnd w:id="88"/>
+    <w:bookmarkStart w:id="90" w:name="ref-bindel2025"/>
+    <w:p>
+      <w:pPr>
+        <w:pStyle w:val="Bibliography"/>
+      </w:pPr>
+      <w:r>
+        <w:t xml:space="preserve">Bindel, Lilly Josephine, and Roland Seifert. 2025.</w:t>
+      </w:r>
+      <w:r>
+        <w:t xml:space="preserve"> </w:t>
+      </w:r>
+      <w:r>
+        <w:t xml:space="preserve">“Problems Associated with the ATC System of Drug Classification.”</w:t>
+      </w:r>
+      <w:r>
+        <w:t xml:space="preserve"> </w:t>
+      </w:r>
+      <w:r>
+        <w:rPr>
+          <w:i/>
+          <w:iCs/>
+        </w:rPr>
+        <w:t xml:space="preserve">Naunyn-Schmiedeberg’s Archives of Pharmacology</w:t>
+      </w:r>
+      <w:r>
+        <w:t xml:space="preserve">, December.</w:t>
+      </w:r>
+      <w:r>
+        <w:t xml:space="preserve"> </w:t>
+      </w:r>
+      <w:hyperlink r:id="rId89">
+        <w:r>
+          <w:rPr>
+            <w:rStyle w:val="Hyperlink"/>
+          </w:rPr>
+          <w:t xml:space="preserve">https://doi.org/10.1007/s00210-025-04833-1</w:t>
+        </w:r>
+      </w:hyperlink>
+      <w:r>
+        <w:t xml:space="preserve">.</w:t>
+      </w:r>
+    </w:p>
+    <w:bookmarkEnd w:id="90"/>
+    <w:bookmarkStart w:id="92" w:name="ref-nelson2024"/>
+    <w:p>
+      <w:pPr>
+        <w:pStyle w:val="Bibliography"/>
+      </w:pPr>
+      <w:r>
+        <w:t xml:space="preserve">Nelson, Stuart J., Ying Yin, Eduardo A. Trujillo Rivera, Yijun Shao, Phillip Ma, Mark S. Tuttle, Jennifer Garvin, and Qing Zeng-Treitler. 2024.</w:t>
+      </w:r>
+      <w:r>
+        <w:t xml:space="preserve"> </w:t>
+      </w:r>
+      <w:r>
+        <w:t xml:space="preserve">“Are ICD Codes Reliable for Observational Studies? Assessing Coding Consistency for Data Quality.”</w:t>
+      </w:r>
+      <w:r>
+        <w:t xml:space="preserve"> </w:t>
+      </w:r>
+      <w:r>
+        <w:rPr>
+          <w:i/>
+          <w:iCs/>
+        </w:rPr>
+        <w:t xml:space="preserve">DIGITAL HEALTH</w:t>
+      </w:r>
+      <w:r>
+        <w:t xml:space="preserve"> </w:t>
+      </w:r>
+      <w:r>
+        <w:t xml:space="preserve">10 (September): 20552076241297056.</w:t>
+      </w:r>
+      <w:r>
+        <w:t xml:space="preserve"> </w:t>
+      </w:r>
+      <w:hyperlink r:id="rId91">
+        <w:r>
+          <w:rPr>
+            <w:rStyle w:val="Hyperlink"/>
+          </w:rPr>
+          <w:t xml:space="preserve">https://doi.org/10.1177/20552076241297056</w:t>
+        </w:r>
+      </w:hyperlink>
+      <w:r>
+        <w:t xml:space="preserve">.</w:t>
+      </w:r>
+    </w:p>
+    <w:bookmarkEnd w:id="92"/>
+    <w:bookmarkStart w:id="93" w:name="ref-nguyen2022a"/>
+    <w:p>
+      <w:pPr>
+        <w:pStyle w:val="Bibliography"/>
+      </w:pPr>
+      <w:r>
+        <w:t xml:space="preserve">Nguyen, Andrew. 2022.</w:t>
+      </w:r>
+      <w:r>
+        <w:t xml:space="preserve"> </w:t>
+      </w:r>
+      <w:r>
+        <w:rPr>
+          <w:i/>
+          <w:iCs/>
+        </w:rPr>
         <w:t xml:space="preserve">Hands-on healthcare data: taming the complexity of real-world data</w:t>
       </w:r>
       <w:r>
         <w:t xml:space="preserve">. First edition. Beijing Boston Farnham Sebastopol Tokyo: O’Reilly.</w:t>
       </w:r>
     </w:p>
-    <w:bookmarkEnd w:id="21"/>
-    <w:bookmarkEnd w:id="22"/>
-    <w:bookmarkEnd w:id="23"/>
+    <w:bookmarkEnd w:id="93"/>
+    <w:bookmarkStart w:id="95" w:name="ref-wickham"/>
+    <w:p>
+      <w:pPr>
+        <w:pStyle w:val="Bibliography"/>
+      </w:pPr>
+      <w:r>
+        <w:t xml:space="preserve">Wickham, Hadley, Mine Çetinkaya-Rundel, and Garrett Grolemund. n.d.</w:t>
+      </w:r>
+      <w:r>
+        <w:t xml:space="preserve"> </w:t>
+      </w:r>
+      <w:r>
+        <w:t xml:space="preserve">“R for Data Science (2e).”</w:t>
+      </w:r>
+      <w:r>
+        <w:t xml:space="preserve"> </w:t>
+      </w:r>
+      <w:hyperlink r:id="rId94">
+        <w:r>
+          <w:rPr>
+            <w:rStyle w:val="Hyperlink"/>
+          </w:rPr>
+          <w:t xml:space="preserve">https://r4ds.hadley.nz/</w:t>
+        </w:r>
+      </w:hyperlink>
+      <w:r>
+        <w:t xml:space="preserve">.</w:t>
+      </w:r>
+    </w:p>
+    <w:bookmarkEnd w:id="95"/>
+    <w:bookmarkEnd w:id="96"/>
+    <w:bookmarkEnd w:id="97"/>
+    <w:bookmarkEnd w:id="98"/>
     <w:sectPr>
       <w:footnotePr>
         <w:numRestart w:val="eachSect"/>
@@ -304,6 +7231,243 @@
     <w:abstractNumId w:val="991"/>
   </w:num>
   <w:num w:numId="1002">
+    <w:abstractNumId w:val="991"/>
+  </w:num>
+  <w:num w:numId="1003">
+    <w:abstractNumId w:val="991"/>
+  </w:num>
+  <w:num w:numId="1004">
+    <w:abstractNumId w:val="991"/>
+  </w:num>
+  <w:num w:numId="1005">
+    <w:abstractNumId w:val="991"/>
+  </w:num>
+  <w:num w:numId="1006">
+    <w:abstractNumId w:val="991"/>
+  </w:num>
+  <w:num w:numId="1007">
+    <w:abstractNumId w:val="991"/>
+  </w:num>
+  <w:num w:numId="1008">
+    <w:abstractNumId w:val="991"/>
+  </w:num>
+  <w:num w:numId="1009">
+    <w:abstractNumId w:val="991"/>
+  </w:num>
+  <w:num w:numId="1010">
+    <w:abstractNumId w:val="991"/>
+  </w:num>
+  <w:num w:numId="1011">
+    <w:abstractNumId w:val="991"/>
+  </w:num>
+  <w:num w:numId="1012">
+    <w:abstractNumId w:val="991"/>
+  </w:num>
+  <w:num w:numId="1013">
+    <w:abstractNumId w:val="991"/>
+  </w:num>
+  <w:num w:numId="1014">
+    <w:abstractNumId w:val="991"/>
+  </w:num>
+  <w:num w:numId="1015">
+    <w:abstractNumId w:val="991"/>
+  </w:num>
+  <w:num w:numId="1016">
+    <w:abstractNumId w:val="991"/>
+  </w:num>
+  <w:num w:numId="1017">
+    <w:abstractNumId w:val="991"/>
+  </w:num>
+  <w:num w:numId="1018">
+    <w:abstractNumId w:val="991"/>
+  </w:num>
+  <w:num w:numId="1019">
+    <w:abstractNumId w:val="991"/>
+  </w:num>
+  <w:num w:numId="1020">
+    <w:abstractNumId w:val="991"/>
+  </w:num>
+  <w:num w:numId="1021">
+    <w:abstractNumId w:val="991"/>
+  </w:num>
+  <w:num w:numId="1022">
+    <w:abstractNumId w:val="991"/>
+  </w:num>
+  <w:num w:numId="1023">
+    <w:abstractNumId w:val="991"/>
+  </w:num>
+  <w:num w:numId="1024">
+    <w:abstractNumId w:val="991"/>
+  </w:num>
+  <w:num w:numId="1025">
+    <w:abstractNumId w:val="991"/>
+  </w:num>
+  <w:num w:numId="1026">
+    <w:abstractNumId w:val="991"/>
+  </w:num>
+  <w:num w:numId="1027">
+    <w:abstractNumId w:val="991"/>
+  </w:num>
+  <w:num w:numId="1028">
+    <w:abstractNumId w:val="991"/>
+  </w:num>
+  <w:num w:numId="1029">
+    <w:abstractNumId w:val="991"/>
+  </w:num>
+  <w:num w:numId="1030">
+    <w:abstractNumId w:val="991"/>
+  </w:num>
+  <w:num w:numId="1031">
+    <w:abstractNumId w:val="991"/>
+  </w:num>
+  <w:num w:numId="1032">
+    <w:abstractNumId w:val="991"/>
+  </w:num>
+  <w:num w:numId="1033">
+    <w:abstractNumId w:val="991"/>
+  </w:num>
+  <w:num w:numId="1034">
+    <w:abstractNumId w:val="991"/>
+  </w:num>
+  <w:num w:numId="1035">
+    <w:abstractNumId w:val="991"/>
+  </w:num>
+  <w:num w:numId="1036">
+    <w:abstractNumId w:val="991"/>
+  </w:num>
+  <w:num w:numId="1037">
+    <w:abstractNumId w:val="991"/>
+  </w:num>
+  <w:num w:numId="1038">
+    <w:abstractNumId w:val="991"/>
+  </w:num>
+  <w:num w:numId="1039">
+    <w:abstractNumId w:val="991"/>
+  </w:num>
+  <w:num w:numId="1040">
+    <w:abstractNumId w:val="991"/>
+  </w:num>
+  <w:num w:numId="1041">
+    <w:abstractNumId w:val="991"/>
+  </w:num>
+  <w:num w:numId="1042">
+    <w:abstractNumId w:val="991"/>
+  </w:num>
+  <w:num w:numId="1043">
+    <w:abstractNumId w:val="991"/>
+  </w:num>
+  <w:num w:numId="1044">
+    <w:abstractNumId w:val="991"/>
+  </w:num>
+  <w:num w:numId="1045">
+    <w:abstractNumId w:val="991"/>
+  </w:num>
+  <w:num w:numId="1046">
+    <w:abstractNumId w:val="991"/>
+  </w:num>
+  <w:num w:numId="1047">
+    <w:abstractNumId w:val="991"/>
+  </w:num>
+  <w:num w:numId="1048">
+    <w:abstractNumId w:val="991"/>
+  </w:num>
+  <w:num w:numId="1049">
+    <w:abstractNumId w:val="991"/>
+  </w:num>
+  <w:num w:numId="1050">
+    <w:abstractNumId w:val="991"/>
+  </w:num>
+  <w:num w:numId="1051">
+    <w:abstractNumId w:val="991"/>
+  </w:num>
+  <w:num w:numId="1052">
+    <w:abstractNumId w:val="991"/>
+  </w:num>
+  <w:num w:numId="1053">
+    <w:abstractNumId w:val="991"/>
+  </w:num>
+  <w:num w:numId="1054">
+    <w:abstractNumId w:val="991"/>
+  </w:num>
+  <w:num w:numId="1055">
+    <w:abstractNumId w:val="991"/>
+  </w:num>
+  <w:num w:numId="1056">
+    <w:abstractNumId w:val="991"/>
+  </w:num>
+  <w:num w:numId="1057">
+    <w:abstractNumId w:val="991"/>
+  </w:num>
+  <w:num w:numId="1058">
+    <w:abstractNumId w:val="991"/>
+  </w:num>
+  <w:num w:numId="1059">
+    <w:abstractNumId w:val="991"/>
+  </w:num>
+  <w:num w:numId="1060">
+    <w:abstractNumId w:val="991"/>
+  </w:num>
+  <w:num w:numId="1061">
+    <w:abstractNumId w:val="991"/>
+  </w:num>
+  <w:num w:numId="1062">
+    <w:abstractNumId w:val="991"/>
+  </w:num>
+  <w:num w:numId="1063">
+    <w:abstractNumId w:val="991"/>
+  </w:num>
+  <w:num w:numId="1064">
+    <w:abstractNumId w:val="991"/>
+  </w:num>
+  <w:num w:numId="1065">
+    <w:abstractNumId w:val="991"/>
+  </w:num>
+  <w:num w:numId="1066">
+    <w:abstractNumId w:val="991"/>
+  </w:num>
+  <w:num w:numId="1067">
+    <w:abstractNumId w:val="991"/>
+  </w:num>
+  <w:num w:numId="1068">
+    <w:abstractNumId w:val="991"/>
+  </w:num>
+  <w:num w:numId="1069">
+    <w:abstractNumId w:val="991"/>
+  </w:num>
+  <w:num w:numId="1070">
+    <w:abstractNumId w:val="991"/>
+  </w:num>
+  <w:num w:numId="1071">
+    <w:abstractNumId w:val="991"/>
+  </w:num>
+  <w:num w:numId="1072">
+    <w:abstractNumId w:val="991"/>
+  </w:num>
+  <w:num w:numId="1073">
+    <w:abstractNumId w:val="991"/>
+  </w:num>
+  <w:num w:numId="1074">
+    <w:abstractNumId w:val="991"/>
+  </w:num>
+  <w:num w:numId="1075">
+    <w:abstractNumId w:val="991"/>
+  </w:num>
+  <w:num w:numId="1076">
+    <w:abstractNumId w:val="991"/>
+  </w:num>
+  <w:num w:numId="1077">
+    <w:abstractNumId w:val="991"/>
+  </w:num>
+  <w:num w:numId="1078">
+    <w:abstractNumId w:val="991"/>
+  </w:num>
+  <w:num w:numId="1079">
+    <w:abstractNumId w:val="991"/>
+  </w:num>
+  <w:num w:numId="1080">
+    <w:abstractNumId w:val="991"/>
+  </w:num>
+  <w:num w:numId="1081">
     <w:abstractNumId w:val="991"/>
   </w:num>
 </w:numbering>

--- a/_site/EL7.docx
+++ b/_site/EL7.docx
@@ -7,7 +7,7 @@
         <w:pStyle w:val="Title"/>
       </w:pPr>
       <w:r>
-        <w:t xml:space="preserve">EL7: Medical codes</w:t>
+        <w:t xml:space="preserve">EL7: Medical coding</w:t>
       </w:r>
     </w:p>
     <w:p>
@@ -279,7 +279,7 @@
         </w:numPr>
       </w:pPr>
       <w:r>
-        <w:t xml:space="preserve">This is a field of its onwn (health informatics and clinical terminology)</w:t>
+        <w:t xml:space="preserve">This is a field of its own (health informatics)</w:t>
       </w:r>
     </w:p>
     <w:p>
@@ -373,13 +373,33 @@
         </w:numPr>
       </w:pPr>
       <w:r>
+        <w:rPr>
+          <w:b/>
+          <w:bCs/>
+        </w:rPr>
         <w:t xml:space="preserve">“kräfta”</w:t>
       </w:r>
       <w:r>
         <w:t xml:space="preserve"> </w:t>
       </w:r>
       <w:r>
-        <w:t xml:space="preserve">(Swedish) = cancer (latin), although the astrological sign</w:t>
+        <w:t xml:space="preserve">(Swedish) =</w:t>
+      </w:r>
+      <w:r>
+        <w:t xml:space="preserve"> </w:t>
+      </w:r>
+      <w:r>
+        <w:rPr>
+          <w:b/>
+          <w:bCs/>
+        </w:rPr>
+        <w:t xml:space="preserve">cancer</w:t>
+      </w:r>
+      <w:r>
+        <w:t xml:space="preserve"> </w:t>
+      </w:r>
+      <w:r>
+        <w:t xml:space="preserve">(latin), although the astrological sign</w:t>
       </w:r>
       <w:r>
         <w:t xml:space="preserve"> </w:t>
@@ -391,13 +411,19 @@
         <w:t xml:space="preserve"> </w:t>
       </w:r>
       <w:r>
-        <w:t xml:space="preserve">is actually a</w:t>
+        <w:t xml:space="preserve">is a</w:t>
       </w:r>
       <w:r>
         <w:t xml:space="preserve"> </w:t>
       </w:r>
       <w:r>
         <w:t xml:space="preserve">“crab”</w:t>
+      </w:r>
+      <w:r>
+        <w:t xml:space="preserve"> </w:t>
+      </w:r>
+      <w:r>
+        <w:t xml:space="preserve">(latin does not distinguish the two)</w:t>
       </w:r>
     </w:p>
     <w:p>
@@ -421,7 +447,23 @@
         </w:numPr>
       </w:pPr>
       <w:r>
-        <w:t xml:space="preserve">The patient was diagnosed with a malignant neoplasm of the colon.</w:t>
+        <w:t xml:space="preserve">The patient was diagnosed with a</w:t>
+      </w:r>
+      <w:r>
+        <w:t xml:space="preserve"> </w:t>
+      </w:r>
+      <w:r>
+        <w:rPr>
+          <w:b/>
+          <w:bCs/>
+        </w:rPr>
+        <w:t xml:space="preserve">malignant neoplasm</w:t>
+      </w:r>
+      <w:r>
+        <w:t xml:space="preserve"> </w:t>
+      </w:r>
+      <w:r>
+        <w:t xml:space="preserve">of the colon.</w:t>
       </w:r>
     </w:p>
     <w:p>
@@ -433,7 +475,20 @@
         </w:numPr>
       </w:pPr>
       <w:r>
-        <w:t xml:space="preserve">Histology confirms invasive adenocarcinoma.</w:t>
+        <w:t xml:space="preserve">Histology confirms</w:t>
+      </w:r>
+      <w:r>
+        <w:t xml:space="preserve"> </w:t>
+      </w:r>
+      <w:r>
+        <w:rPr>
+          <w:b/>
+          <w:bCs/>
+        </w:rPr>
+        <w:t xml:space="preserve">invasive adenocarcinoma</w:t>
+      </w:r>
+      <w:r>
+        <w:t xml:space="preserve">.</w:t>
       </w:r>
     </w:p>
     <w:p>
@@ -445,7 +500,23 @@
         </w:numPr>
       </w:pPr>
       <w:r>
-        <w:t xml:space="preserve">Evidence of metastatic disease to the liver.</w:t>
+        <w:t xml:space="preserve">Evidence of</w:t>
+      </w:r>
+      <w:r>
+        <w:t xml:space="preserve"> </w:t>
+      </w:r>
+      <w:r>
+        <w:rPr>
+          <w:b/>
+          <w:bCs/>
+        </w:rPr>
+        <w:t xml:space="preserve">metastatic disease</w:t>
+      </w:r>
+      <w:r>
+        <w:t xml:space="preserve"> </w:t>
+      </w:r>
+      <w:r>
+        <w:t xml:space="preserve">to the liver.</w:t>
       </w:r>
     </w:p>
     <w:p>
@@ -457,7 +528,7 @@
         </w:numPr>
       </w:pPr>
       <w:r>
-        <w:t xml:space="preserve">Natural languages (English/Swedish etc) are not well suited for statistical analysis</w:t>
+        <w:t xml:space="preserve">Natural languages (English/Swedish/Latin etc) are not well suited for statistical analysis</w:t>
       </w:r>
     </w:p>
     <w:p>
@@ -497,13 +568,13 @@
       </w:r>
     </w:p>
     <w:bookmarkEnd w:id="25"/>
-    <w:bookmarkStart w:id="26" w:name="granularityreliabaility"/>
+    <w:bookmarkStart w:id="27" w:name="granularityreliability"/>
     <w:p>
       <w:pPr>
         <w:pStyle w:val="Heading2"/>
       </w:pPr>
       <w:r>
-        <w:t xml:space="preserve">Granularity/reliabaility</w:t>
+        <w:t xml:space="preserve">Granularity/reliability</w:t>
       </w:r>
     </w:p>
     <w:p>
@@ -584,7 +655,7 @@
         </w:numPr>
       </w:pPr>
       <w:r>
-        <w:t xml:space="preserve">Even though the intention of the coding system might be grannular and precise, the data quality often relies on different coding practicies in different hospitals etc.</w:t>
+        <w:t xml:space="preserve">Even though the intention of the coding system might be granular and precise, the data quality often relies on different coding practices in different hospitals etc.</w:t>
       </w:r>
     </w:p>
     <w:p>
@@ -596,7 +667,7 @@
         </w:numPr>
       </w:pPr>
       <w:r>
-        <w:t xml:space="preserve">The codes might also be misued for re-imbursment practices</w:t>
+        <w:t xml:space="preserve">The codes might also be misused for re-imbursment practices</w:t>
       </w:r>
     </w:p>
     <w:p>
@@ -608,7 +679,18 @@
         </w:numPr>
       </w:pPr>
       <w:r>
-        <w:t xml:space="preserve">There was a regional scandal in Western Sweden not so many years ago</w:t>
+        <w:t xml:space="preserve">There was a regional scandal in Western Sweden not so many years ago (</w:t>
+      </w:r>
+      <w:hyperlink r:id="rId26">
+        <w:r>
+          <w:rPr>
+            <w:rStyle w:val="Hyperlink"/>
+          </w:rPr>
+          <w:t xml:space="preserve">you may read about int in Swedish</w:t>
+        </w:r>
+      </w:hyperlink>
+      <w:r>
+        <w:t xml:space="preserve">)</w:t>
       </w:r>
     </w:p>
     <w:p>
@@ -620,11 +702,11 @@
         </w:numPr>
       </w:pPr>
       <w:r>
-        <w:t xml:space="preserve">In practice, the medical doctor might dictate a diagnosis, which then needs to be translaed to a code by administrative staff</w:t>
-      </w:r>
-    </w:p>
-    <w:bookmarkEnd w:id="26"/>
-    <w:bookmarkStart w:id="27" w:name="example"/>
+        <w:t xml:space="preserve">In practice, the medical doctor might dictate a diagnosis, which then needs to be translated to a code by administrative staff</w:t>
+      </w:r>
+    </w:p>
+    <w:bookmarkEnd w:id="27"/>
+    <w:bookmarkStart w:id="28" w:name="example"/>
     <w:p>
       <w:pPr>
         <w:pStyle w:val="Heading2"/>
@@ -666,7 +748,7 @@
         </w:numPr>
       </w:pPr>
       <w:r>
-        <w:t xml:space="preserve">However, hip surgery is often performed under general anaesthesia. During general anaesthesia, patients are intubated and mechanically ventilated, which involves procedures related to the respiratory system.</w:t>
+        <w:t xml:space="preserve">However, hip surgery is often performed under general anesthesia. During general anesthesia, patients are intubated and mechanically ventilated, which involves procedures related to the respiratory system.</w:t>
       </w:r>
     </w:p>
     <w:p>
@@ -678,7 +760,7 @@
         </w:numPr>
       </w:pPr>
       <w:r>
-        <w:t xml:space="preserve">It was eventually discovered that a procedural code related to anaesthesia and airway management had been incorrectly registered as a severe respiratory diagnosis.</w:t>
+        <w:t xml:space="preserve">It was eventually discovered that a procedural code related to anesthesia and airway management had been incorrectly registered as a severe respiratory diagnosis.</w:t>
       </w:r>
     </w:p>
     <w:p>
@@ -723,8 +805,8 @@
         <w:t xml:space="preserve">Register data reflect coding practices. Without understanding how variables are defined and recorded, one may draw incorrect conclusions.</w:t>
       </w:r>
     </w:p>
-    <w:bookmarkEnd w:id="27"/>
-    <w:bookmarkStart w:id="28" w:name="X677b3cfbe6245edec760c3d9bae235d1254926d"/>
+    <w:bookmarkEnd w:id="28"/>
+    <w:bookmarkStart w:id="29" w:name="X677b3cfbe6245edec760c3d9bae235d1254926d"/>
     <w:p>
       <w:pPr>
         <w:pStyle w:val="Heading2"/>
@@ -817,8 +899,8 @@
         <w:t xml:space="preserve">Health system planning and monitoring</w:t>
       </w:r>
     </w:p>
-    <w:bookmarkEnd w:id="28"/>
-    <w:bookmarkStart w:id="29" w:name="historical-background"/>
+    <w:bookmarkEnd w:id="29"/>
+    <w:bookmarkStart w:id="30" w:name="historical-background"/>
     <w:p>
       <w:pPr>
         <w:pStyle w:val="Heading2"/>
@@ -919,8 +1001,8 @@
         <w:t xml:space="preserve">ICD has evolved from a mortality list to a comprehensive disease classification.</w:t>
       </w:r>
     </w:p>
-    <w:bookmarkEnd w:id="29"/>
-    <w:bookmarkStart w:id="30" w:name="major-icd-versions"/>
+    <w:bookmarkEnd w:id="30"/>
+    <w:bookmarkStart w:id="31" w:name="major-icd-versions"/>
     <w:p>
       <w:pPr>
         <w:pStyle w:val="Heading2"/>
@@ -1033,8 +1115,8 @@
         <w:t xml:space="preserve">Different countries adopted versions at different times, creating challenges for international comparisons.</w:t>
       </w:r>
     </w:p>
-    <w:bookmarkEnd w:id="30"/>
-    <w:bookmarkStart w:id="31" w:name="national-modifications"/>
+    <w:bookmarkEnd w:id="31"/>
+    <w:bookmarkStart w:id="32" w:name="national-modifications"/>
     <w:p>
       <w:pPr>
         <w:pStyle w:val="Heading2"/>
@@ -1048,7 +1130,7 @@
         <w:pStyle w:val="FirstParagraph"/>
       </w:pPr>
       <w:r>
-        <w:t xml:space="preserve">Many countries use national adaptations:</w:t>
+        <w:t xml:space="preserve">Several countries use national adaptations:</w:t>
       </w:r>
     </w:p>
     <w:p>
@@ -1138,10 +1220,10 @@
         <w:tblLook w:firstRow="1" w:lastRow="0" w:firstColumn="0" w:lastColumn="0" w:noHBand="0" w:noVBand="0" w:val="0020"/>
       </w:tblPr>
       <w:tblGrid>
-        <w:gridCol w:w="1298"/>
-        <w:gridCol w:w="1687"/>
-        <w:gridCol w:w="2596"/>
-        <w:gridCol w:w="2337"/>
+        <w:gridCol w:w="1760"/>
+        <w:gridCol w:w="1760"/>
+        <w:gridCol w:w="2310"/>
+        <w:gridCol w:w="2090"/>
       </w:tblGrid>
       <w:tr>
         <w:trPr>
@@ -1561,8 +1643,8 @@
         </w:tc>
       </w:tr>
     </w:tbl>
-    <w:bookmarkEnd w:id="31"/>
-    <w:bookmarkStart w:id="32" w:name="structure-of-icd-10"/>
+    <w:bookmarkEnd w:id="32"/>
+    <w:bookmarkStart w:id="33" w:name="structure-of-icd-10"/>
     <w:p>
       <w:pPr>
         <w:pStyle w:val="Heading2"/>
@@ -1612,7 +1694,19 @@
         </w:numPr>
       </w:pPr>
       <w:r>
-        <w:t xml:space="preserve">Optional dot and additional digit(s) (subcategory)</w:t>
+        <w:t xml:space="preserve">Optional dot</w:t>
+      </w:r>
+    </w:p>
+    <w:p>
+      <w:pPr>
+        <w:pStyle w:val="Compact"/>
+        <w:numPr>
+          <w:ilvl w:val="0"/>
+          <w:numId w:val="1022"/>
+        </w:numPr>
+      </w:pPr>
+      <w:r>
+        <w:t xml:space="preserve">additional digit(s) (subcategory)</w:t>
       </w:r>
     </w:p>
     <w:p>
@@ -1689,8 +1783,8 @@
         <w:t xml:space="preserve">– AMI, unspecified</w:t>
       </w:r>
     </w:p>
-    <w:bookmarkEnd w:id="32"/>
-    <w:bookmarkStart w:id="33" w:name="hierarchy"/>
+    <w:bookmarkEnd w:id="33"/>
+    <w:bookmarkStart w:id="34" w:name="hierarchy"/>
     <w:p>
       <w:pPr>
         <w:pStyle w:val="Heading2"/>
@@ -1751,8 +1845,8 @@
         <w:t xml:space="preserve">There is a trade-off between specificity and statistical power.</w:t>
       </w:r>
     </w:p>
-    <w:bookmarkEnd w:id="33"/>
-    <w:bookmarkStart w:id="34" w:name="what-does-an-icd-code-represent"/>
+    <w:bookmarkEnd w:id="34"/>
+    <w:bookmarkStart w:id="35" w:name="what-does-an-icd-code-represent"/>
     <w:p>
       <w:pPr>
         <w:pStyle w:val="Heading2"/>
@@ -1869,8 +1963,8 @@
         <w:t xml:space="preserve">Register data therefore reflect both medicine and administration.</w:t>
       </w:r>
     </w:p>
-    <w:bookmarkEnd w:id="34"/>
-    <w:bookmarkStart w:id="35" w:name="changes-over-time"/>
+    <w:bookmarkEnd w:id="35"/>
+    <w:bookmarkStart w:id="36" w:name="changes-over-time"/>
     <w:p>
       <w:pPr>
         <w:pStyle w:val="Heading2"/>
@@ -1896,7 +1990,7 @@
         </w:numPr>
       </w:pPr>
       <w:r>
-        <w:t xml:space="preserve">Codes may be split into more detailed categories</w:t>
+        <w:t xml:space="preserve">Codes may be split (1-to-many) into more detailed categories (common)</w:t>
       </w:r>
     </w:p>
     <w:p>
@@ -1908,7 +2002,7 @@
         </w:numPr>
       </w:pPr>
       <w:r>
-        <w:t xml:space="preserve">Codes may be merged</w:t>
+        <w:t xml:space="preserve">Codes may be merged (many-to-one, although uncommon)</w:t>
       </w:r>
     </w:p>
     <w:p>
@@ -1920,7 +2014,7 @@
         </w:numPr>
       </w:pPr>
       <w:r>
-        <w:t xml:space="preserve">Codes may move between chapters</w:t>
+        <w:t xml:space="preserve">Codes may move between chapters (affects the aggregated chapter counts/incidence/prevalence)</w:t>
       </w:r>
     </w:p>
     <w:p>
@@ -1951,8 +2045,8 @@
         <w:t xml:space="preserve">Implication: Observed changes in incidence may reflect coding changes rather than true epidemiology.</w:t>
       </w:r>
     </w:p>
-    <w:bookmarkEnd w:id="35"/>
-    <w:bookmarkStart w:id="36" w:name="crosswalks-between-versions"/>
+    <w:bookmarkEnd w:id="36"/>
+    <w:bookmarkStart w:id="37" w:name="crosswalks-between-versions"/>
     <w:p>
       <w:pPr>
         <w:pStyle w:val="Heading2"/>
@@ -1966,7 +2060,7 @@
         <w:pStyle w:val="FirstParagraph"/>
       </w:pPr>
       <w:r>
-        <w:t xml:space="preserve">When analysing long time series:</w:t>
+        <w:t xml:space="preserve">When analyzing long time series:</w:t>
       </w:r>
     </w:p>
     <w:p>
@@ -2020,7 +2114,7 @@
         </w:numPr>
       </w:pPr>
       <w:r>
-        <w:t xml:space="preserve">One-to-many (most common)</w:t>
+        <w:t xml:space="preserve">One-to-many</w:t>
       </w:r>
     </w:p>
     <w:p>
@@ -2051,8 +2145,8 @@
         <w:t xml:space="preserve">Aggregation to broader diagnostic groups is often necessary.</w:t>
       </w:r>
     </w:p>
-    <w:bookmarkEnd w:id="36"/>
-    <w:bookmarkStart w:id="37" w:name="crosswalk-patterns-who-icd-9-who-icd-10"/>
+    <w:bookmarkEnd w:id="37"/>
+    <w:bookmarkStart w:id="38" w:name="crosswalk-patterns-who-icd-9-who-icd-10"/>
     <w:p>
       <w:pPr>
         <w:pStyle w:val="Heading2"/>
@@ -2077,10 +2171,10 @@
         <w:tblLook w:firstRow="1" w:lastRow="0" w:firstColumn="0" w:lastColumn="0" w:noHBand="0" w:noVBand="0" w:val="0020"/>
       </w:tblPr>
       <w:tblGrid>
-        <w:gridCol w:w="1980"/>
-        <w:gridCol w:w="1848"/>
-        <w:gridCol w:w="1980"/>
-        <w:gridCol w:w="2112"/>
+        <w:gridCol w:w="1952"/>
+        <w:gridCol w:w="1952"/>
+        <w:gridCol w:w="1952"/>
+        <w:gridCol w:w="2061"/>
       </w:tblGrid>
       <w:tr>
         <w:trPr>
@@ -2196,10 +2290,7 @@
               <w:pStyle w:val="Compact"/>
             </w:pPr>
             <w:r>
-              <w:t xml:space="preserve">038 – Septicaemia</w:t>
-            </w:r>
-            <w:r>
-              <w:t xml:space="preserve">790.7 – Bacteraemia</w:t>
+              <w:t xml:space="preserve">038 – Septicaemia; 790.7 – Bacteraemia</w:t>
             </w:r>
           </w:p>
         </w:tc>
@@ -2245,24 +2336,18 @@
               <w:pStyle w:val="Compact"/>
             </w:pPr>
             <w:r>
-              <w:t xml:space="preserve">296 – Affective psychoses</w:t>
-            </w:r>
-            <w:r>
-              <w:t xml:space="preserve">300 – Neurotic disorders</w:t>
-            </w:r>
-          </w:p>
-        </w:tc>
-        <w:tc>
-          <w:tcPr/>
-          <w:p>
-            <w:pPr>
-              <w:pStyle w:val="Compact"/>
-            </w:pPr>
-            <w:r>
-              <w:t xml:space="preserve">F30–F39 (Mood disorders)</w:t>
-            </w:r>
-            <w:r>
-              <w:t xml:space="preserve">F40–F48 (Neurotic disorders)</w:t>
+              <w:t xml:space="preserve">296 – Affective psychoses; 300 – Neurotic disorders</w:t>
+            </w:r>
+          </w:p>
+        </w:tc>
+        <w:tc>
+          <w:tcPr/>
+          <w:p>
+            <w:pPr>
+              <w:pStyle w:val="Compact"/>
+            </w:pPr>
+            <w:r>
+              <w:t xml:space="preserve">F30–F39 (Mood disorders); F40–F48 (Neurotic disorders)</w:t>
             </w:r>
           </w:p>
         </w:tc>
@@ -2325,8 +2410,8 @@
         </w:tc>
       </w:tr>
     </w:tbl>
-    <w:bookmarkEnd w:id="37"/>
-    <w:bookmarkStart w:id="38" w:name="crosswalk-before-or-after"/>
+    <w:bookmarkEnd w:id="38"/>
+    <w:bookmarkStart w:id="40" w:name="crosswalk-before-or-after"/>
     <w:p>
       <w:pPr>
         <w:pStyle w:val="Heading2"/>
@@ -2357,30 +2442,6 @@
       </w:r>
       <w:r>
         <w:t xml:space="preserve">applied uniformly to the register itself</w:t>
-      </w:r>
-    </w:p>
-    <w:p>
-      <w:pPr>
-        <w:pStyle w:val="Compact"/>
-        <w:numPr>
-          <w:ilvl w:val="0"/>
-          <w:numId w:val="1031"/>
-        </w:numPr>
-      </w:pPr>
-      <w:r>
-        <w:t xml:space="preserve">Other registers typically only records the current version in use</w:t>
-      </w:r>
-    </w:p>
-    <w:p>
-      <w:pPr>
-        <w:pStyle w:val="Compact"/>
-        <w:numPr>
-          <w:ilvl w:val="0"/>
-          <w:numId w:val="1031"/>
-        </w:numPr>
-      </w:pPr>
-      <w:r>
-        <w:t xml:space="preserve">If so, you might perform the crosswalk yourself after receiving the data</w:t>
       </w:r>
     </w:p>
     <w:p>
@@ -2392,11 +2453,58 @@
         </w:numPr>
       </w:pPr>
       <w:r>
+        <w:t xml:space="preserve">Updated regularly,</w:t>
+      </w:r>
+      <w:r>
+        <w:t xml:space="preserve"> </w:t>
+      </w:r>
+      <w:hyperlink r:id="rId39">
+        <w:r>
+          <w:rPr>
+            <w:rStyle w:val="Hyperlink"/>
+          </w:rPr>
+          <w:t xml:space="preserve">2026 version with 360 pages (in Swedish)</w:t>
+        </w:r>
+      </w:hyperlink>
+    </w:p>
+    <w:p>
+      <w:pPr>
+        <w:pStyle w:val="Compact"/>
+        <w:numPr>
+          <w:ilvl w:val="0"/>
+          <w:numId w:val="1031"/>
+        </w:numPr>
+      </w:pPr>
+      <w:r>
+        <w:t xml:space="preserve">Other registers typically only records the current version in use</w:t>
+      </w:r>
+    </w:p>
+    <w:p>
+      <w:pPr>
+        <w:pStyle w:val="Compact"/>
+        <w:numPr>
+          <w:ilvl w:val="0"/>
+          <w:numId w:val="1031"/>
+        </w:numPr>
+      </w:pPr>
+      <w:r>
+        <w:t xml:space="preserve">If so, you might perform the crosswalk yourself after receiving the data</w:t>
+      </w:r>
+    </w:p>
+    <w:p>
+      <w:pPr>
+        <w:pStyle w:val="Compact"/>
+        <w:numPr>
+          <w:ilvl w:val="1"/>
+          <w:numId w:val="1033"/>
+        </w:numPr>
+      </w:pPr>
+      <w:r>
         <w:t xml:space="preserve">Applies if you want to look at longer time trends etc or combine data from different periods</w:t>
       </w:r>
     </w:p>
-    <w:bookmarkEnd w:id="38"/>
-    <w:bookmarkStart w:id="39" w:name="icd-o"/>
+    <w:bookmarkEnd w:id="40"/>
+    <w:bookmarkStart w:id="41" w:name="icd-o"/>
     <w:p>
       <w:pPr>
         <w:pStyle w:val="Heading2"/>
@@ -2418,7 +2526,7 @@
         <w:pStyle w:val="Compact"/>
         <w:numPr>
           <w:ilvl w:val="0"/>
-          <w:numId w:val="1033"/>
+          <w:numId w:val="1034"/>
         </w:numPr>
       </w:pPr>
       <w:r>
@@ -2430,7 +2538,7 @@
         <w:pStyle w:val="Compact"/>
         <w:numPr>
           <w:ilvl w:val="0"/>
-          <w:numId w:val="1033"/>
+          <w:numId w:val="1034"/>
         </w:numPr>
       </w:pPr>
       <w:r>
@@ -2442,63 +2550,63 @@
         <w:pStyle w:val="Compact"/>
         <w:numPr>
           <w:ilvl w:val="1"/>
+          <w:numId w:val="1035"/>
+        </w:numPr>
+      </w:pPr>
+      <w:r>
+        <w:t xml:space="preserve">Topography (tumour site)</w:t>
+      </w:r>
+    </w:p>
+    <w:p>
+      <w:pPr>
+        <w:pStyle w:val="Compact"/>
+        <w:numPr>
+          <w:ilvl w:val="1"/>
+          <w:numId w:val="1035"/>
+        </w:numPr>
+      </w:pPr>
+      <w:r>
+        <w:t xml:space="preserve">Morphology (histology and behaviour)</w:t>
+      </w:r>
+    </w:p>
+    <w:p>
+      <w:pPr>
+        <w:pStyle w:val="Compact"/>
+        <w:numPr>
+          <w:ilvl w:val="0"/>
           <w:numId w:val="1034"/>
         </w:numPr>
       </w:pPr>
       <w:r>
-        <w:t xml:space="preserve">Topography (tumour site)</w:t>
-      </w:r>
-    </w:p>
-    <w:p>
-      <w:pPr>
-        <w:pStyle w:val="Compact"/>
-        <w:numPr>
-          <w:ilvl w:val="1"/>
+        <w:t xml:space="preserve">Current commonly used version: - ICD-O-3</w:t>
+      </w:r>
+    </w:p>
+    <w:p>
+      <w:pPr>
+        <w:pStyle w:val="Compact"/>
+        <w:numPr>
+          <w:ilvl w:val="0"/>
           <w:numId w:val="1034"/>
         </w:numPr>
       </w:pPr>
       <w:r>
-        <w:t xml:space="preserve">Morphology (histology and behaviour)</w:t>
-      </w:r>
-    </w:p>
-    <w:p>
-      <w:pPr>
-        <w:pStyle w:val="Compact"/>
-        <w:numPr>
-          <w:ilvl w:val="0"/>
-          <w:numId w:val="1033"/>
-        </w:numPr>
-      </w:pPr>
-      <w:r>
-        <w:t xml:space="preserve">Current commonly used version: - ICD-O-3</w:t>
-      </w:r>
-    </w:p>
-    <w:p>
-      <w:pPr>
-        <w:pStyle w:val="Compact"/>
-        <w:numPr>
-          <w:ilvl w:val="0"/>
-          <w:numId w:val="1033"/>
-        </w:numPr>
-      </w:pPr>
-      <w:r>
-        <w:t xml:space="preserve">Earlier versions: - ICD-O-1 - ICD-O-2</w:t>
-      </w:r>
-    </w:p>
-    <w:p>
-      <w:pPr>
-        <w:pStyle w:val="Compact"/>
-        <w:numPr>
-          <w:ilvl w:val="0"/>
-          <w:numId w:val="1033"/>
+        <w:t xml:space="preserve">Earlier versions: ICD-O, ICD-O-2</w:t>
+      </w:r>
+    </w:p>
+    <w:p>
+      <w:pPr>
+        <w:pStyle w:val="Compact"/>
+        <w:numPr>
+          <w:ilvl w:val="0"/>
+          <w:numId w:val="1034"/>
         </w:numPr>
       </w:pPr>
       <w:r>
         <w:t xml:space="preserve">ICD-O is more detailed than ICD-10 for cancer incidence studies.</w:t>
       </w:r>
     </w:p>
-    <w:bookmarkEnd w:id="39"/>
-    <w:bookmarkStart w:id="46" w:name="relationship-between-icd-10-and-icd-o"/>
+    <w:bookmarkEnd w:id="41"/>
+    <w:bookmarkStart w:id="48" w:name="relationship-between-icd-10-and-icd-o"/>
     <w:p>
       <w:pPr>
         <w:pStyle w:val="Heading2"/>
@@ -2512,7 +2620,7 @@
         <w:pStyle w:val="Compact"/>
         <w:numPr>
           <w:ilvl w:val="0"/>
-          <w:numId w:val="1035"/>
+          <w:numId w:val="1036"/>
         </w:numPr>
       </w:pPr>
       <w:r>
@@ -2524,7 +2632,7 @@
         <w:pStyle w:val="Compact"/>
         <w:numPr>
           <w:ilvl w:val="0"/>
-          <w:numId w:val="1035"/>
+          <w:numId w:val="1036"/>
         </w:numPr>
       </w:pPr>
       <w:r>
@@ -2544,7 +2652,7 @@
         <w:pStyle w:val="Compact"/>
         <w:numPr>
           <w:ilvl w:val="0"/>
-          <w:numId w:val="1036"/>
+          <w:numId w:val="1037"/>
         </w:numPr>
       </w:pPr>
       <w:r>
@@ -2556,7 +2664,7 @@
         <w:pStyle w:val="Compact"/>
         <w:numPr>
           <w:ilvl w:val="0"/>
-          <w:numId w:val="1036"/>
+          <w:numId w:val="1037"/>
         </w:numPr>
       </w:pPr>
       <w:r>
@@ -2587,18 +2695,18 @@
           <wp:inline>
             <wp:extent cx="5334000" cy="3710093"/>
             <wp:effectExtent b="0" l="0" r="0" t="0"/>
-            <wp:docPr descr="" title="" id="41" name="Picture"/>
+            <wp:docPr descr="" title="" id="43" name="Picture"/>
             <a:graphic>
               <a:graphicData uri="http://schemas.openxmlformats.org/drawingml/2006/picture">
                 <pic:pic>
                   <pic:nvPicPr>
-                    <pic:cNvPr descr="images/paste-30.png" id="42" name="Picture"/>
+                    <pic:cNvPr descr="images/paste-30.png" id="44" name="Picture"/>
                     <pic:cNvPicPr>
                       <a:picLocks noChangeArrowheads="1" noChangeAspect="1"/>
                     </pic:cNvPicPr>
                   </pic:nvPicPr>
                   <pic:blipFill>
-                    <a:blip r:embed="rId40"/>
+                    <a:blip r:embed="rId42"/>
                     <a:stretch>
                       <a:fillRect/>
                     </a:stretch>
@@ -2641,18 +2749,18 @@
           <wp:inline>
             <wp:extent cx="5334000" cy="3355827"/>
             <wp:effectExtent b="0" l="0" r="0" t="0"/>
-            <wp:docPr descr="" title="" id="44" name="Picture"/>
+            <wp:docPr descr="" title="" id="46" name="Picture"/>
             <a:graphic>
               <a:graphicData uri="http://schemas.openxmlformats.org/drawingml/2006/picture">
                 <pic:pic>
                   <pic:nvPicPr>
-                    <pic:cNvPr descr="images/paste-31.png" id="45" name="Picture"/>
+                    <pic:cNvPr descr="images/paste-31.png" id="47" name="Picture"/>
                     <pic:cNvPicPr>
                       <a:picLocks noChangeArrowheads="1" noChangeAspect="1"/>
                     </pic:cNvPicPr>
                   </pic:nvPicPr>
                   <pic:blipFill>
-                    <a:blip r:embed="rId43"/>
+                    <a:blip r:embed="rId45"/>
                     <a:stretch>
                       <a:fillRect/>
                     </a:stretch>
@@ -2679,14 +2787,14 @@
         </w:drawing>
       </w:r>
     </w:p>
-    <w:bookmarkEnd w:id="46"/>
-    <w:bookmarkStart w:id="47" w:name="regional-variation-in-coding"/>
+    <w:bookmarkEnd w:id="48"/>
+    <w:bookmarkStart w:id="49" w:name="variation-in-coding"/>
     <w:p>
       <w:pPr>
         <w:pStyle w:val="Heading2"/>
       </w:pPr>
       <w:r>
-        <w:t xml:space="preserve">Regional Variation in Coding</w:t>
+        <w:t xml:space="preserve">Variation in Coding</w:t>
       </w:r>
     </w:p>
     <w:p>
@@ -2702,7 +2810,7 @@
         <w:pStyle w:val="Compact"/>
         <w:numPr>
           <w:ilvl w:val="0"/>
-          <w:numId w:val="1037"/>
+          <w:numId w:val="1038"/>
         </w:numPr>
       </w:pPr>
       <w:r>
@@ -2713,8 +2821,20 @@
       <w:pPr>
         <w:pStyle w:val="Compact"/>
         <w:numPr>
-          <w:ilvl w:val="0"/>
-          <w:numId w:val="1037"/>
+          <w:ilvl w:val="1"/>
+          <w:numId w:val="1039"/>
+        </w:numPr>
+      </w:pPr>
+      <w:r>
+        <w:t xml:space="preserve">A primary health care unit may encounter all possible diagnosis (wide but shallow knowledge) while a very specialized unit might have routines for a very narrow but detailed coding</w:t>
+      </w:r>
+    </w:p>
+    <w:p>
+      <w:pPr>
+        <w:pStyle w:val="Compact"/>
+        <w:numPr>
+          <w:ilvl w:val="0"/>
+          <w:numId w:val="1038"/>
         </w:numPr>
       </w:pPr>
       <w:r>
@@ -2725,8 +2845,20 @@
       <w:pPr>
         <w:pStyle w:val="Compact"/>
         <w:numPr>
-          <w:ilvl w:val="0"/>
-          <w:numId w:val="1037"/>
+          <w:ilvl w:val="1"/>
+          <w:numId w:val="1040"/>
+        </w:numPr>
+      </w:pPr>
+      <w:r>
+        <w:t xml:space="preserve">Regions are independent in Sweden</w:t>
+      </w:r>
+    </w:p>
+    <w:p>
+      <w:pPr>
+        <w:pStyle w:val="Compact"/>
+        <w:numPr>
+          <w:ilvl w:val="0"/>
+          <w:numId w:val="1038"/>
         </w:numPr>
       </w:pPr>
       <w:r>
@@ -2738,7 +2870,7 @@
         <w:pStyle w:val="Compact"/>
         <w:numPr>
           <w:ilvl w:val="0"/>
-          <w:numId w:val="1037"/>
+          <w:numId w:val="1038"/>
         </w:numPr>
       </w:pPr>
       <w:r>
@@ -2749,8 +2881,20 @@
       <w:pPr>
         <w:pStyle w:val="Compact"/>
         <w:numPr>
-          <w:ilvl w:val="0"/>
-          <w:numId w:val="1037"/>
+          <w:ilvl w:val="1"/>
+          <w:numId w:val="1041"/>
+        </w:numPr>
+      </w:pPr>
+      <w:r>
+        <w:t xml:space="preserve">public and private health care providers may have different incentives</w:t>
+      </w:r>
+    </w:p>
+    <w:p>
+      <w:pPr>
+        <w:pStyle w:val="Compact"/>
+        <w:numPr>
+          <w:ilvl w:val="0"/>
+          <w:numId w:val="1038"/>
         </w:numPr>
       </w:pPr>
       <w:r>
@@ -2759,14 +2903,50 @@
     </w:p>
     <w:p>
       <w:pPr>
+        <w:pStyle w:val="Compact"/>
+        <w:numPr>
+          <w:ilvl w:val="1"/>
+          <w:numId w:val="1042"/>
+        </w:numPr>
+      </w:pPr>
+      <w:r>
+        <w:t xml:space="preserve">National registers often relies on combining multiple different sources</w:t>
+      </w:r>
+    </w:p>
+    <w:p>
+      <w:pPr>
+        <w:pStyle w:val="Compact"/>
+        <w:numPr>
+          <w:ilvl w:val="0"/>
+          <w:numId w:val="1038"/>
+        </w:numPr>
+      </w:pPr>
+      <w:r>
+        <w:t xml:space="preserve">Somatic vs psychiatric care</w:t>
+      </w:r>
+    </w:p>
+    <w:p>
+      <w:pPr>
+        <w:pStyle w:val="Compact"/>
+        <w:numPr>
+          <w:ilvl w:val="1"/>
+          <w:numId w:val="1043"/>
+        </w:numPr>
+      </w:pPr>
+      <w:r>
+        <w:t xml:space="preserve">In psychiatric care, diagnoses may sometimes be recorded with less specificity, potentially due to concerns about stigma or the sensitive nature of certain conditions</w:t>
+      </w:r>
+    </w:p>
+    <w:p>
+      <w:pPr>
         <w:pStyle w:val="FirstParagraph"/>
       </w:pPr>
       <w:r>
         <w:t xml:space="preserve">Registers capture both clinical events and coding behaviour.</w:t>
       </w:r>
     </w:p>
-    <w:bookmarkEnd w:id="47"/>
-    <w:bookmarkStart w:id="48" w:name="validity-of-icd-codes"/>
+    <w:bookmarkEnd w:id="49"/>
+    <w:bookmarkStart w:id="50" w:name="validity-of-icd-codes"/>
     <w:p>
       <w:pPr>
         <w:pStyle w:val="Heading2"/>
@@ -2788,7 +2968,7 @@
         <w:pStyle w:val="Compact"/>
         <w:numPr>
           <w:ilvl w:val="0"/>
-          <w:numId w:val="1038"/>
+          <w:numId w:val="1044"/>
         </w:numPr>
       </w:pPr>
       <w:r>
@@ -2809,8 +2989,8 @@
         <w:t xml:space="preserve">(e.g., chart review, clinical registry, laboratory confirmation).</w:t>
       </w:r>
     </w:p>
-    <w:bookmarkEnd w:id="48"/>
-    <w:bookmarkStart w:id="49" w:name="key-measures-of-validity"/>
+    <w:bookmarkEnd w:id="50"/>
+    <w:bookmarkStart w:id="51" w:name="key-measures-of-validity"/>
     <w:p>
       <w:pPr>
         <w:pStyle w:val="Heading2"/>
@@ -2823,7 +3003,7 @@
       <w:pPr>
         <w:numPr>
           <w:ilvl w:val="0"/>
-          <w:numId w:val="1039"/>
+          <w:numId w:val="1045"/>
         </w:numPr>
       </w:pPr>
       <w:r>
@@ -2856,7 +3036,7 @@
       <w:pPr>
         <w:numPr>
           <w:ilvl w:val="0"/>
-          <w:numId w:val="1039"/>
+          <w:numId w:val="1045"/>
         </w:numPr>
       </w:pPr>
       <w:r>
@@ -2889,7 +3069,7 @@
       <w:pPr>
         <w:numPr>
           <w:ilvl w:val="0"/>
-          <w:numId w:val="1039"/>
+          <w:numId w:val="1045"/>
         </w:numPr>
       </w:pPr>
       <w:r>
@@ -2918,8 +3098,8 @@
         <w:t xml:space="preserve">→ Measures how reliable the code is for identifying true cases.</w:t>
       </w:r>
     </w:p>
-    <w:bookmarkEnd w:id="49"/>
-    <w:bookmarkStart w:id="50" w:name="conceptual-22-table"/>
+    <w:bookmarkEnd w:id="51"/>
+    <w:bookmarkStart w:id="52" w:name="conceptual-22-table"/>
     <w:p>
       <w:pPr>
         <w:pStyle w:val="Heading2"/>
@@ -3050,7 +3230,7 @@
         <w:pStyle w:val="Compact"/>
         <w:numPr>
           <w:ilvl w:val="0"/>
-          <w:numId w:val="1040"/>
+          <w:numId w:val="1046"/>
         </w:numPr>
       </w:pPr>
       <w:r>
@@ -3062,7 +3242,7 @@
         <w:pStyle w:val="Compact"/>
         <w:numPr>
           <w:ilvl w:val="0"/>
-          <w:numId w:val="1040"/>
+          <w:numId w:val="1046"/>
         </w:numPr>
       </w:pPr>
       <w:r>
@@ -3074,15 +3254,15 @@
         <w:pStyle w:val="Compact"/>
         <w:numPr>
           <w:ilvl w:val="0"/>
-          <w:numId w:val="1040"/>
+          <w:numId w:val="1046"/>
         </w:numPr>
       </w:pPr>
       <w:r>
         <w:t xml:space="preserve">PPV = True positives / (True positives + False positives)</w:t>
       </w:r>
     </w:p>
-    <w:bookmarkEnd w:id="50"/>
-    <w:bookmarkStart w:id="51" w:name="why-it-matters"/>
+    <w:bookmarkEnd w:id="52"/>
+    <w:bookmarkStart w:id="53" w:name="why-it-matters"/>
     <w:p>
       <w:pPr>
         <w:pStyle w:val="Heading2"/>
@@ -3116,7 +3296,7 @@
         <w:pStyle w:val="Compact"/>
         <w:numPr>
           <w:ilvl w:val="0"/>
-          <w:numId w:val="1041"/>
+          <w:numId w:val="1047"/>
         </w:numPr>
       </w:pPr>
       <w:r>
@@ -3128,7 +3308,7 @@
         <w:pStyle w:val="Compact"/>
         <w:numPr>
           <w:ilvl w:val="0"/>
-          <w:numId w:val="1041"/>
+          <w:numId w:val="1047"/>
         </w:numPr>
       </w:pPr>
       <w:r>
@@ -3140,7 +3320,7 @@
         <w:pStyle w:val="Compact"/>
         <w:numPr>
           <w:ilvl w:val="0"/>
-          <w:numId w:val="1041"/>
+          <w:numId w:val="1047"/>
         </w:numPr>
       </w:pPr>
       <w:r>
@@ -3152,7 +3332,7 @@
         <w:pStyle w:val="Compact"/>
         <w:numPr>
           <w:ilvl w:val="0"/>
-          <w:numId w:val="1041"/>
+          <w:numId w:val="1047"/>
         </w:numPr>
       </w:pPr>
       <w:r>
@@ -3167,8 +3347,8 @@
         <w:t xml:space="preserve">Not all ICD codes are equally reliable for research.</w:t>
       </w:r>
     </w:p>
-    <w:bookmarkEnd w:id="51"/>
-    <w:bookmarkStart w:id="52" w:name="practical-implications-for-statisticians"/>
+    <w:bookmarkEnd w:id="53"/>
+    <w:bookmarkStart w:id="54" w:name="practical-implications-for-statisticians"/>
     <w:p>
       <w:pPr>
         <w:pStyle w:val="Heading2"/>
@@ -3190,7 +3370,7 @@
         <w:pStyle w:val="Compact"/>
         <w:numPr>
           <w:ilvl w:val="0"/>
-          <w:numId w:val="1042"/>
+          <w:numId w:val="1048"/>
         </w:numPr>
       </w:pPr>
       <w:r>
@@ -3202,7 +3382,7 @@
         <w:pStyle w:val="Compact"/>
         <w:numPr>
           <w:ilvl w:val="0"/>
-          <w:numId w:val="1042"/>
+          <w:numId w:val="1048"/>
         </w:numPr>
       </w:pPr>
       <w:r>
@@ -3214,7 +3394,7 @@
         <w:pStyle w:val="Compact"/>
         <w:numPr>
           <w:ilvl w:val="0"/>
-          <w:numId w:val="1042"/>
+          <w:numId w:val="1048"/>
         </w:numPr>
       </w:pPr>
       <w:r>
@@ -3226,7 +3406,7 @@
         <w:pStyle w:val="Compact"/>
         <w:numPr>
           <w:ilvl w:val="0"/>
-          <w:numId w:val="1042"/>
+          <w:numId w:val="1048"/>
         </w:numPr>
       </w:pPr>
       <w:r>
@@ -3238,7 +3418,7 @@
         <w:pStyle w:val="Compact"/>
         <w:numPr>
           <w:ilvl w:val="0"/>
-          <w:numId w:val="1042"/>
+          <w:numId w:val="1048"/>
         </w:numPr>
       </w:pPr>
       <w:r>
@@ -3250,7 +3430,7 @@
         <w:pStyle w:val="Compact"/>
         <w:numPr>
           <w:ilvl w:val="0"/>
-          <w:numId w:val="1042"/>
+          <w:numId w:val="1048"/>
         </w:numPr>
       </w:pPr>
       <w:r>
@@ -3265,22 +3445,22 @@
         <w:t xml:space="preserve">ICD is a classification system. It is not identical to clinical truth. Transparent documentation of code selection is essential for reproducible research.</w:t>
       </w:r>
     </w:p>
-    <w:bookmarkEnd w:id="52"/>
-    <w:bookmarkStart w:id="56" w:name="atc"/>
+    <w:bookmarkEnd w:id="54"/>
+    <w:bookmarkStart w:id="58" w:name="atc-for-drugs"/>
     <w:p>
       <w:pPr>
         <w:pStyle w:val="Heading2"/>
       </w:pPr>
       <w:r>
-        <w:t xml:space="preserve">ATC</w:t>
-      </w:r>
-    </w:p>
-    <w:p>
-      <w:pPr>
-        <w:pStyle w:val="Compact"/>
-        <w:numPr>
-          <w:ilvl w:val="0"/>
-          <w:numId w:val="1043"/>
+        <w:t xml:space="preserve">ATC for drugs</w:t>
+      </w:r>
+    </w:p>
+    <w:p>
+      <w:pPr>
+        <w:pStyle w:val="Compact"/>
+        <w:numPr>
+          <w:ilvl w:val="0"/>
+          <w:numId w:val="1049"/>
         </w:numPr>
       </w:pPr>
       <w:r>
@@ -3292,7 +3472,7 @@
         <w:pStyle w:val="Compact"/>
         <w:numPr>
           <w:ilvl w:val="0"/>
-          <w:numId w:val="1043"/>
+          <w:numId w:val="1049"/>
         </w:numPr>
       </w:pPr>
       <w:r>
@@ -3304,7 +3484,7 @@
         <w:pStyle w:val="Compact"/>
         <w:numPr>
           <w:ilvl w:val="0"/>
-          <w:numId w:val="1043"/>
+          <w:numId w:val="1049"/>
         </w:numPr>
       </w:pPr>
       <w:r>
@@ -3316,7 +3496,7 @@
         <w:pStyle w:val="Compact"/>
         <w:numPr>
           <w:ilvl w:val="0"/>
-          <w:numId w:val="1043"/>
+          <w:numId w:val="1049"/>
         </w:numPr>
       </w:pPr>
       <w:r>
@@ -3328,7 +3508,7 @@
         <w:pStyle w:val="Compact"/>
         <w:numPr>
           <w:ilvl w:val="0"/>
-          <w:numId w:val="1043"/>
+          <w:numId w:val="1049"/>
         </w:numPr>
       </w:pPr>
       <w:r>
@@ -3346,11 +3526,11 @@
         <w:pStyle w:val="Compact"/>
         <w:numPr>
           <w:ilvl w:val="0"/>
-          <w:numId w:val="1043"/>
-        </w:numPr>
-      </w:pPr>
-      <w:r>
-        <w:t xml:space="preserve">follow a hierarchical structure:</w:t>
+          <w:numId w:val="1049"/>
+        </w:numPr>
+      </w:pPr>
+      <w:r>
+        <w:t xml:space="preserve">follow a hierarchical structure: 1 letter, 2 digits, 2 letters, 2 digits</w:t>
       </w:r>
     </w:p>
     <w:p>
@@ -3358,55 +3538,7 @@
         <w:pStyle w:val="Compact"/>
         <w:numPr>
           <w:ilvl w:val="1"/>
-          <w:numId w:val="1044"/>
-        </w:numPr>
-      </w:pPr>
-      <w:r>
-        <w:t xml:space="preserve">1 letter</w:t>
-      </w:r>
-    </w:p>
-    <w:p>
-      <w:pPr>
-        <w:pStyle w:val="Compact"/>
-        <w:numPr>
-          <w:ilvl w:val="1"/>
-          <w:numId w:val="1044"/>
-        </w:numPr>
-      </w:pPr>
-      <w:r>
-        <w:t xml:space="preserve">2 digits</w:t>
-      </w:r>
-    </w:p>
-    <w:p>
-      <w:pPr>
-        <w:pStyle w:val="Compact"/>
-        <w:numPr>
-          <w:ilvl w:val="1"/>
-          <w:numId w:val="1044"/>
-        </w:numPr>
-      </w:pPr>
-      <w:r>
-        <w:t xml:space="preserve">2 letters</w:t>
-      </w:r>
-    </w:p>
-    <w:p>
-      <w:pPr>
-        <w:pStyle w:val="Compact"/>
-        <w:numPr>
-          <w:ilvl w:val="1"/>
-          <w:numId w:val="1044"/>
-        </w:numPr>
-      </w:pPr>
-      <w:r>
-        <w:t xml:space="preserve">2 digits</w:t>
-      </w:r>
-    </w:p>
-    <w:p>
-      <w:pPr>
-        <w:pStyle w:val="Compact"/>
-        <w:numPr>
-          <w:ilvl w:val="1"/>
-          <w:numId w:val="1044"/>
+          <w:numId w:val="1050"/>
         </w:numPr>
       </w:pPr>
       <w:r>
@@ -3427,7 +3559,7 @@
         <w:pStyle w:val="Compact"/>
         <w:numPr>
           <w:ilvl w:val="0"/>
-          <w:numId w:val="1043"/>
+          <w:numId w:val="1049"/>
         </w:numPr>
       </w:pPr>
       <w:r>
@@ -3462,18 +3594,18 @@
           <wp:inline>
             <wp:extent cx="5334000" cy="3510410"/>
             <wp:effectExtent b="0" l="0" r="0" t="0"/>
-            <wp:docPr descr="" title="" id="54" name="Picture"/>
+            <wp:docPr descr="" title="" id="56" name="Picture"/>
             <a:graphic>
               <a:graphicData uri="http://schemas.openxmlformats.org/drawingml/2006/picture">
                 <pic:pic>
                   <pic:nvPicPr>
-                    <pic:cNvPr descr="images/paste-29.png" id="55" name="Picture"/>
+                    <pic:cNvPr descr="images/paste-29.png" id="57" name="Picture"/>
                     <pic:cNvPicPr>
                       <a:picLocks noChangeArrowheads="1" noChangeAspect="1"/>
                     </pic:cNvPicPr>
                   </pic:nvPicPr>
                   <pic:blipFill>
-                    <a:blip r:embed="rId53"/>
+                    <a:blip r:embed="rId55"/>
                     <a:stretch>
                       <a:fillRect/>
                     </a:stretch>
@@ -3500,8 +3632,8 @@
         </w:drawing>
       </w:r>
     </w:p>
-    <w:bookmarkEnd w:id="56"/>
-    <w:bookmarkStart w:id="58" w:name="sweden"/>
+    <w:bookmarkEnd w:id="58"/>
+    <w:bookmarkStart w:id="60" w:name="sweden"/>
     <w:p>
       <w:pPr>
         <w:pStyle w:val="Heading2"/>
@@ -3515,7 +3647,7 @@
         <w:pStyle w:val="Compact"/>
         <w:numPr>
           <w:ilvl w:val="0"/>
-          <w:numId w:val="1045"/>
+          <w:numId w:val="1051"/>
         </w:numPr>
       </w:pPr>
       <w:r>
@@ -3527,19 +3659,19 @@
         <w:pStyle w:val="Compact"/>
         <w:numPr>
           <w:ilvl w:val="0"/>
-          <w:numId w:val="1045"/>
-        </w:numPr>
-      </w:pPr>
-      <w:r>
-        <w:t xml:space="preserve">When a doctor prescribes a medicatin, the ATC code will follow automatically</w:t>
-      </w:r>
-    </w:p>
-    <w:p>
-      <w:pPr>
-        <w:pStyle w:val="Compact"/>
-        <w:numPr>
-          <w:ilvl w:val="0"/>
-          <w:numId w:val="1045"/>
+          <w:numId w:val="1051"/>
+        </w:numPr>
+      </w:pPr>
+      <w:r>
+        <w:t xml:space="preserve">When a doctor prescribes a medication, the ATC code will follow automatically</w:t>
+      </w:r>
+    </w:p>
+    <w:p>
+      <w:pPr>
+        <w:pStyle w:val="Compact"/>
+        <w:numPr>
+          <w:ilvl w:val="0"/>
+          <w:numId w:val="1051"/>
         </w:numPr>
       </w:pPr>
       <w:r>
@@ -3551,7 +3683,7 @@
         <w:pStyle w:val="Compact"/>
         <w:numPr>
           <w:ilvl w:val="0"/>
-          <w:numId w:val="1045"/>
+          <w:numId w:val="1051"/>
         </w:numPr>
       </w:pPr>
       <w:r>
@@ -3563,7 +3695,7 @@
         <w:pStyle w:val="Compact"/>
         <w:numPr>
           <w:ilvl w:val="0"/>
-          <w:numId w:val="1045"/>
+          <w:numId w:val="1051"/>
         </w:numPr>
       </w:pPr>
       <w:r>
@@ -3575,7 +3707,7 @@
         <w:pStyle w:val="Compact"/>
         <w:numPr>
           <w:ilvl w:val="0"/>
-          <w:numId w:val="1045"/>
+          <w:numId w:val="1051"/>
         </w:numPr>
       </w:pPr>
       <w:r>
@@ -3584,7 +3716,7 @@
       <w:r>
         <w:t xml:space="preserve"> </w:t>
       </w:r>
-      <w:hyperlink r:id="rId57">
+      <w:hyperlink r:id="rId59">
         <w:r>
           <w:rPr>
             <w:rStyle w:val="Hyperlink"/>
@@ -3593,8 +3725,8 @@
         </w:r>
       </w:hyperlink>
     </w:p>
-    <w:bookmarkEnd w:id="58"/>
-    <w:bookmarkStart w:id="59" w:name="procedure-codes"/>
+    <w:bookmarkEnd w:id="60"/>
+    <w:bookmarkStart w:id="61" w:name="procedure-codes"/>
     <w:p>
       <w:pPr>
         <w:pStyle w:val="Heading2"/>
@@ -3608,7 +3740,7 @@
         <w:pStyle w:val="Compact"/>
         <w:numPr>
           <w:ilvl w:val="0"/>
-          <w:numId w:val="1046"/>
+          <w:numId w:val="1052"/>
         </w:numPr>
       </w:pPr>
       <w:r>
@@ -3620,7 +3752,7 @@
         <w:pStyle w:val="Compact"/>
         <w:numPr>
           <w:ilvl w:val="0"/>
-          <w:numId w:val="1046"/>
+          <w:numId w:val="1052"/>
         </w:numPr>
       </w:pPr>
       <w:r>
@@ -3632,7 +3764,7 @@
         <w:pStyle w:val="Compact"/>
         <w:numPr>
           <w:ilvl w:val="0"/>
-          <w:numId w:val="1046"/>
+          <w:numId w:val="1052"/>
         </w:numPr>
       </w:pPr>
       <w:r>
@@ -3644,7 +3776,7 @@
         <w:pStyle w:val="Compact"/>
         <w:numPr>
           <w:ilvl w:val="0"/>
-          <w:numId w:val="1046"/>
+          <w:numId w:val="1052"/>
         </w:numPr>
       </w:pPr>
       <w:r>
@@ -3656,15 +3788,15 @@
         <w:pStyle w:val="Compact"/>
         <w:numPr>
           <w:ilvl w:val="1"/>
-          <w:numId w:val="1047"/>
+          <w:numId w:val="1053"/>
         </w:numPr>
       </w:pPr>
       <w:r>
         <w:t xml:space="preserve">PCS = Procedure Coding System</w:t>
       </w:r>
     </w:p>
-    <w:bookmarkEnd w:id="59"/>
-    <w:bookmarkStart w:id="60" w:name="nomesco"/>
+    <w:bookmarkEnd w:id="61"/>
+    <w:bookmarkStart w:id="62" w:name="nomesco"/>
     <w:p>
       <w:pPr>
         <w:pStyle w:val="Heading2"/>
@@ -3699,7 +3831,7 @@
         <w:pStyle w:val="Compact"/>
         <w:numPr>
           <w:ilvl w:val="0"/>
-          <w:numId w:val="1048"/>
+          <w:numId w:val="1054"/>
         </w:numPr>
       </w:pPr>
       <w:r>
@@ -3711,7 +3843,7 @@
         <w:pStyle w:val="Compact"/>
         <w:numPr>
           <w:ilvl w:val="0"/>
-          <w:numId w:val="1048"/>
+          <w:numId w:val="1054"/>
         </w:numPr>
       </w:pPr>
       <w:r>
@@ -3723,15 +3855,15 @@
         <w:pStyle w:val="Compact"/>
         <w:numPr>
           <w:ilvl w:val="0"/>
-          <w:numId w:val="1048"/>
+          <w:numId w:val="1054"/>
         </w:numPr>
       </w:pPr>
       <w:r>
         <w:t xml:space="preserve">Primarily for on surgical procedures</w:t>
       </w:r>
     </w:p>
-    <w:bookmarkEnd w:id="60"/>
-    <w:bookmarkStart w:id="61" w:name="kvå"/>
+    <w:bookmarkEnd w:id="62"/>
+    <w:bookmarkStart w:id="63" w:name="kvå"/>
     <w:p>
       <w:pPr>
         <w:pStyle w:val="Heading2"/>
@@ -3745,7 +3877,7 @@
         <w:pStyle w:val="Compact"/>
         <w:numPr>
           <w:ilvl w:val="0"/>
-          <w:numId w:val="1049"/>
+          <w:numId w:val="1055"/>
         </w:numPr>
       </w:pPr>
       <w:r>
@@ -3773,7 +3905,7 @@
         <w:pStyle w:val="Compact"/>
         <w:numPr>
           <w:ilvl w:val="0"/>
-          <w:numId w:val="1049"/>
+          <w:numId w:val="1055"/>
         </w:numPr>
       </w:pPr>
       <w:r>
@@ -3785,7 +3917,7 @@
         <w:pStyle w:val="Compact"/>
         <w:numPr>
           <w:ilvl w:val="0"/>
-          <w:numId w:val="1049"/>
+          <w:numId w:val="1055"/>
         </w:numPr>
       </w:pPr>
       <w:r>
@@ -3797,7 +3929,7 @@
         <w:pStyle w:val="Compact"/>
         <w:numPr>
           <w:ilvl w:val="0"/>
-          <w:numId w:val="1049"/>
+          <w:numId w:val="1055"/>
         </w:numPr>
       </w:pPr>
       <w:r>
@@ -3809,7 +3941,7 @@
         <w:pStyle w:val="Compact"/>
         <w:numPr>
           <w:ilvl w:val="1"/>
-          <w:numId w:val="1050"/>
+          <w:numId w:val="1056"/>
         </w:numPr>
       </w:pPr>
       <w:r>
@@ -3821,7 +3953,7 @@
         <w:pStyle w:val="Compact"/>
         <w:numPr>
           <w:ilvl w:val="1"/>
-          <w:numId w:val="1050"/>
+          <w:numId w:val="1056"/>
         </w:numPr>
       </w:pPr>
       <w:r>
@@ -3833,7 +3965,7 @@
         <w:pStyle w:val="Compact"/>
         <w:numPr>
           <w:ilvl w:val="1"/>
-          <w:numId w:val="1050"/>
+          <w:numId w:val="1056"/>
         </w:numPr>
       </w:pPr>
       <w:r>
@@ -3845,7 +3977,7 @@
         <w:pStyle w:val="Compact"/>
         <w:numPr>
           <w:ilvl w:val="1"/>
-          <w:numId w:val="1050"/>
+          <w:numId w:val="1056"/>
         </w:numPr>
       </w:pPr>
       <w:r>
@@ -3857,7 +3989,7 @@
         <w:pStyle w:val="Compact"/>
         <w:numPr>
           <w:ilvl w:val="1"/>
-          <w:numId w:val="1050"/>
+          <w:numId w:val="1056"/>
         </w:numPr>
       </w:pPr>
       <w:r>
@@ -3869,7 +4001,7 @@
         <w:pStyle w:val="Compact"/>
         <w:numPr>
           <w:ilvl w:val="1"/>
-          <w:numId w:val="1050"/>
+          <w:numId w:val="1056"/>
         </w:numPr>
       </w:pPr>
       <w:r>
@@ -3881,7 +4013,7 @@
         <w:pStyle w:val="Compact"/>
         <w:numPr>
           <w:ilvl w:val="1"/>
-          <w:numId w:val="1050"/>
+          <w:numId w:val="1056"/>
         </w:numPr>
       </w:pPr>
       <w:r>
@@ -3893,7 +4025,7 @@
         <w:pStyle w:val="Compact"/>
         <w:numPr>
           <w:ilvl w:val="1"/>
-          <w:numId w:val="1050"/>
+          <w:numId w:val="1056"/>
         </w:numPr>
       </w:pPr>
       <w:r>
@@ -3905,7 +4037,7 @@
         <w:pStyle w:val="Compact"/>
         <w:numPr>
           <w:ilvl w:val="1"/>
-          <w:numId w:val="1050"/>
+          <w:numId w:val="1056"/>
         </w:numPr>
       </w:pPr>
       <w:r>
@@ -3917,7 +4049,7 @@
         <w:pStyle w:val="Compact"/>
         <w:numPr>
           <w:ilvl w:val="1"/>
-          <w:numId w:val="1050"/>
+          <w:numId w:val="1056"/>
         </w:numPr>
       </w:pPr>
       <w:r>
@@ -3929,7 +4061,7 @@
         <w:pStyle w:val="Compact"/>
         <w:numPr>
           <w:ilvl w:val="1"/>
-          <w:numId w:val="1050"/>
+          <w:numId w:val="1056"/>
         </w:numPr>
       </w:pPr>
       <w:r>
@@ -3941,7 +4073,7 @@
         <w:pStyle w:val="Compact"/>
         <w:numPr>
           <w:ilvl w:val="1"/>
-          <w:numId w:val="1050"/>
+          <w:numId w:val="1056"/>
         </w:numPr>
       </w:pPr>
       <w:r>
@@ -3953,7 +4085,7 @@
         <w:pStyle w:val="Compact"/>
         <w:numPr>
           <w:ilvl w:val="1"/>
-          <w:numId w:val="1050"/>
+          <w:numId w:val="1056"/>
         </w:numPr>
       </w:pPr>
       <w:r>
@@ -3965,15 +4097,15 @@
         <w:pStyle w:val="Compact"/>
         <w:numPr>
           <w:ilvl w:val="1"/>
-          <w:numId w:val="1050"/>
+          <w:numId w:val="1056"/>
         </w:numPr>
       </w:pPr>
       <w:r>
         <w:t xml:space="preserve">Palliative care planning</w:t>
       </w:r>
     </w:p>
-    <w:bookmarkEnd w:id="61"/>
-    <w:bookmarkStart w:id="62" w:name="structure"/>
+    <w:bookmarkEnd w:id="63"/>
+    <w:bookmarkStart w:id="64" w:name="structure"/>
     <w:p>
       <w:pPr>
         <w:pStyle w:val="Heading2"/>
@@ -3987,7 +4119,7 @@
         <w:pStyle w:val="Compact"/>
         <w:numPr>
           <w:ilvl w:val="0"/>
-          <w:numId w:val="1051"/>
+          <w:numId w:val="1057"/>
         </w:numPr>
       </w:pPr>
       <w:r>
@@ -3999,7 +4131,7 @@
         <w:pStyle w:val="Compact"/>
         <w:numPr>
           <w:ilvl w:val="0"/>
-          <w:numId w:val="1051"/>
+          <w:numId w:val="1057"/>
         </w:numPr>
       </w:pPr>
       <w:r>
@@ -4011,7 +4143,7 @@
         <w:pStyle w:val="Compact"/>
         <w:numPr>
           <w:ilvl w:val="0"/>
-          <w:numId w:val="1051"/>
+          <w:numId w:val="1057"/>
         </w:numPr>
       </w:pPr>
       <w:r>
@@ -4031,7 +4163,7 @@
         <w:pStyle w:val="Compact"/>
         <w:numPr>
           <w:ilvl w:val="0"/>
-          <w:numId w:val="1052"/>
+          <w:numId w:val="1058"/>
         </w:numPr>
       </w:pPr>
       <w:r>
@@ -4053,7 +4185,7 @@
         <w:pStyle w:val="Compact"/>
         <w:numPr>
           <w:ilvl w:val="0"/>
-          <w:numId w:val="1052"/>
+          <w:numId w:val="1058"/>
         </w:numPr>
       </w:pPr>
       <w:r>
@@ -4070,8 +4202,8 @@
         <w:t xml:space="preserve">– Appendectomy</w:t>
       </w:r>
     </w:p>
-    <w:bookmarkEnd w:id="62"/>
-    <w:bookmarkStart w:id="63" w:name="purpose"/>
+    <w:bookmarkEnd w:id="64"/>
+    <w:bookmarkStart w:id="65" w:name="purpose"/>
     <w:p>
       <w:pPr>
         <w:pStyle w:val="Heading2"/>
@@ -4085,7 +4217,7 @@
         <w:pStyle w:val="Compact"/>
         <w:numPr>
           <w:ilvl w:val="0"/>
-          <w:numId w:val="1053"/>
+          <w:numId w:val="1059"/>
         </w:numPr>
       </w:pPr>
       <w:r>
@@ -4097,7 +4229,7 @@
         <w:pStyle w:val="Compact"/>
         <w:numPr>
           <w:ilvl w:val="0"/>
-          <w:numId w:val="1053"/>
+          <w:numId w:val="1059"/>
         </w:numPr>
       </w:pPr>
       <w:r>
@@ -4109,7 +4241,7 @@
         <w:pStyle w:val="Compact"/>
         <w:numPr>
           <w:ilvl w:val="1"/>
-          <w:numId w:val="1054"/>
+          <w:numId w:val="1060"/>
         </w:numPr>
       </w:pPr>
       <w:r>
@@ -4121,7 +4253,7 @@
         <w:pStyle w:val="Compact"/>
         <w:numPr>
           <w:ilvl w:val="1"/>
-          <w:numId w:val="1054"/>
+          <w:numId w:val="1060"/>
         </w:numPr>
       </w:pPr>
       <w:r>
@@ -4133,7 +4265,7 @@
         <w:pStyle w:val="Compact"/>
         <w:numPr>
           <w:ilvl w:val="1"/>
-          <w:numId w:val="1054"/>
+          <w:numId w:val="1060"/>
         </w:numPr>
       </w:pPr>
       <w:r>
@@ -4145,15 +4277,15 @@
         <w:pStyle w:val="Compact"/>
         <w:numPr>
           <w:ilvl w:val="1"/>
-          <w:numId w:val="1054"/>
+          <w:numId w:val="1060"/>
         </w:numPr>
       </w:pPr>
       <w:r>
         <w:t xml:space="preserve">Health services research</w:t>
       </w:r>
     </w:p>
-    <w:bookmarkEnd w:id="63"/>
-    <w:bookmarkStart w:id="64" w:name="important-distinction"/>
+    <w:bookmarkEnd w:id="65"/>
+    <w:bookmarkStart w:id="66" w:name="important-distinction"/>
     <w:p>
       <w:pPr>
         <w:pStyle w:val="Heading2"/>
@@ -4167,7 +4299,7 @@
         <w:pStyle w:val="Compact"/>
         <w:numPr>
           <w:ilvl w:val="0"/>
-          <w:numId w:val="1055"/>
+          <w:numId w:val="1061"/>
         </w:numPr>
       </w:pPr>
       <w:r>
@@ -4189,7 +4321,7 @@
         <w:pStyle w:val="Compact"/>
         <w:numPr>
           <w:ilvl w:val="0"/>
-          <w:numId w:val="1055"/>
+          <w:numId w:val="1061"/>
         </w:numPr>
       </w:pPr>
       <w:r>
@@ -4219,7 +4351,7 @@
         <w:pStyle w:val="Compact"/>
         <w:numPr>
           <w:ilvl w:val="0"/>
-          <w:numId w:val="1056"/>
+          <w:numId w:val="1062"/>
         </w:numPr>
       </w:pPr>
       <w:r>
@@ -4231,15 +4363,15 @@
         <w:pStyle w:val="Compact"/>
         <w:numPr>
           <w:ilvl w:val="0"/>
-          <w:numId w:val="1056"/>
+          <w:numId w:val="1062"/>
         </w:numPr>
       </w:pPr>
       <w:r>
         <w:t xml:space="preserve">A NOMESCO procedure code (e.g., hip replacement surgery)</w:t>
       </w:r>
     </w:p>
-    <w:bookmarkEnd w:id="64"/>
-    <w:bookmarkStart w:id="65" w:name="implications-for-research"/>
+    <w:bookmarkEnd w:id="66"/>
+    <w:bookmarkStart w:id="67" w:name="implications-for-research"/>
     <w:p>
       <w:pPr>
         <w:pStyle w:val="Heading2"/>
@@ -4253,7 +4385,7 @@
         <w:pStyle w:val="Compact"/>
         <w:numPr>
           <w:ilvl w:val="0"/>
-          <w:numId w:val="1057"/>
+          <w:numId w:val="1063"/>
         </w:numPr>
       </w:pPr>
       <w:r>
@@ -4265,7 +4397,7 @@
         <w:pStyle w:val="Compact"/>
         <w:numPr>
           <w:ilvl w:val="0"/>
-          <w:numId w:val="1057"/>
+          <w:numId w:val="1063"/>
         </w:numPr>
       </w:pPr>
       <w:r>
@@ -4277,7 +4409,7 @@
         <w:pStyle w:val="Compact"/>
         <w:numPr>
           <w:ilvl w:val="1"/>
-          <w:numId w:val="1058"/>
+          <w:numId w:val="1064"/>
         </w:numPr>
       </w:pPr>
       <w:r>
@@ -4289,7 +4421,7 @@
         <w:pStyle w:val="Compact"/>
         <w:numPr>
           <w:ilvl w:val="1"/>
-          <w:numId w:val="1058"/>
+          <w:numId w:val="1064"/>
         </w:numPr>
       </w:pPr>
       <w:r>
@@ -4301,7 +4433,7 @@
         <w:pStyle w:val="Compact"/>
         <w:numPr>
           <w:ilvl w:val="1"/>
-          <w:numId w:val="1058"/>
+          <w:numId w:val="1064"/>
         </w:numPr>
       </w:pPr>
       <w:r>
@@ -4313,7 +4445,7 @@
         <w:pStyle w:val="Compact"/>
         <w:numPr>
           <w:ilvl w:val="0"/>
-          <w:numId w:val="1057"/>
+          <w:numId w:val="1063"/>
         </w:numPr>
       </w:pPr>
       <w:r>
@@ -4354,8 +4486,8 @@
         <w:t xml:space="preserve">.</w:t>
       </w:r>
     </w:p>
-    <w:bookmarkEnd w:id="65"/>
-    <w:bookmarkStart w:id="66" w:name="drg"/>
+    <w:bookmarkEnd w:id="67"/>
+    <w:bookmarkStart w:id="68" w:name="drg"/>
     <w:p>
       <w:pPr>
         <w:pStyle w:val="Heading2"/>
@@ -4395,7 +4527,7 @@
         <w:pStyle w:val="Compact"/>
         <w:numPr>
           <w:ilvl w:val="0"/>
-          <w:numId w:val="1059"/>
+          <w:numId w:val="1065"/>
         </w:numPr>
       </w:pPr>
       <w:r>
@@ -4423,7 +4555,7 @@
         <w:pStyle w:val="Compact"/>
         <w:numPr>
           <w:ilvl w:val="0"/>
-          <w:numId w:val="1059"/>
+          <w:numId w:val="1065"/>
         </w:numPr>
       </w:pPr>
       <w:r>
@@ -4435,7 +4567,7 @@
         <w:pStyle w:val="Compact"/>
         <w:numPr>
           <w:ilvl w:val="1"/>
-          <w:numId w:val="1060"/>
+          <w:numId w:val="1066"/>
         </w:numPr>
       </w:pPr>
       <w:r>
@@ -4447,7 +4579,7 @@
         <w:pStyle w:val="Compact"/>
         <w:numPr>
           <w:ilvl w:val="1"/>
-          <w:numId w:val="1060"/>
+          <w:numId w:val="1066"/>
         </w:numPr>
       </w:pPr>
       <w:r>
@@ -4459,7 +4591,7 @@
         <w:pStyle w:val="Compact"/>
         <w:numPr>
           <w:ilvl w:val="1"/>
-          <w:numId w:val="1060"/>
+          <w:numId w:val="1066"/>
         </w:numPr>
       </w:pPr>
       <w:r>
@@ -4471,15 +4603,15 @@
         <w:pStyle w:val="Compact"/>
         <w:numPr>
           <w:ilvl w:val="1"/>
-          <w:numId w:val="1060"/>
+          <w:numId w:val="1066"/>
         </w:numPr>
       </w:pPr>
       <w:r>
         <w:t xml:space="preserve">Productivity and efficiency analyses</w:t>
       </w:r>
     </w:p>
-    <w:bookmarkEnd w:id="66"/>
-    <w:bookmarkStart w:id="67" w:name="how-is-a-drg-determined"/>
+    <w:bookmarkEnd w:id="68"/>
+    <w:bookmarkStart w:id="69" w:name="how-is-a-drg-determined"/>
     <w:p>
       <w:pPr>
         <w:pStyle w:val="Heading2"/>
@@ -4501,7 +4633,7 @@
         <w:pStyle w:val="Compact"/>
         <w:numPr>
           <w:ilvl w:val="0"/>
-          <w:numId w:val="1061"/>
+          <w:numId w:val="1067"/>
         </w:numPr>
       </w:pPr>
       <w:r>
@@ -4513,7 +4645,7 @@
         <w:pStyle w:val="Compact"/>
         <w:numPr>
           <w:ilvl w:val="0"/>
-          <w:numId w:val="1061"/>
+          <w:numId w:val="1067"/>
         </w:numPr>
       </w:pPr>
       <w:r>
@@ -4525,7 +4657,7 @@
         <w:pStyle w:val="Compact"/>
         <w:numPr>
           <w:ilvl w:val="0"/>
-          <w:numId w:val="1061"/>
+          <w:numId w:val="1067"/>
         </w:numPr>
       </w:pPr>
       <w:r>
@@ -4537,7 +4669,7 @@
         <w:pStyle w:val="Compact"/>
         <w:numPr>
           <w:ilvl w:val="0"/>
-          <w:numId w:val="1061"/>
+          <w:numId w:val="1067"/>
         </w:numPr>
       </w:pPr>
       <w:r>
@@ -4549,7 +4681,7 @@
         <w:pStyle w:val="Compact"/>
         <w:numPr>
           <w:ilvl w:val="0"/>
-          <w:numId w:val="1061"/>
+          <w:numId w:val="1067"/>
         </w:numPr>
       </w:pPr>
       <w:r>
@@ -4561,7 +4693,7 @@
         <w:pStyle w:val="Compact"/>
         <w:numPr>
           <w:ilvl w:val="0"/>
-          <w:numId w:val="1061"/>
+          <w:numId w:val="1067"/>
         </w:numPr>
       </w:pPr>
       <w:r>
@@ -4573,7 +4705,7 @@
         <w:pStyle w:val="Compact"/>
         <w:numPr>
           <w:ilvl w:val="0"/>
-          <w:numId w:val="1061"/>
+          <w:numId w:val="1067"/>
         </w:numPr>
       </w:pPr>
       <w:r>
@@ -4588,8 +4720,8 @@
         <w:t xml:space="preserve">DRG codes are therefore derived classifications, not primary clinical codes.</w:t>
       </w:r>
     </w:p>
-    <w:bookmarkEnd w:id="67"/>
-    <w:bookmarkStart w:id="68" w:name="implications-for-research-1"/>
+    <w:bookmarkEnd w:id="69"/>
+    <w:bookmarkStart w:id="70" w:name="implications-for-research-1"/>
     <w:p>
       <w:pPr>
         <w:pStyle w:val="Heading2"/>
@@ -4603,7 +4735,7 @@
         <w:pStyle w:val="Compact"/>
         <w:numPr>
           <w:ilvl w:val="0"/>
-          <w:numId w:val="1062"/>
+          <w:numId w:val="1068"/>
         </w:numPr>
       </w:pPr>
       <w:r>
@@ -4615,7 +4747,7 @@
         <w:pStyle w:val="Compact"/>
         <w:numPr>
           <w:ilvl w:val="0"/>
-          <w:numId w:val="1062"/>
+          <w:numId w:val="1068"/>
         </w:numPr>
       </w:pPr>
       <w:r>
@@ -4627,7 +4759,7 @@
         <w:pStyle w:val="Compact"/>
         <w:numPr>
           <w:ilvl w:val="0"/>
-          <w:numId w:val="1062"/>
+          <w:numId w:val="1068"/>
         </w:numPr>
       </w:pPr>
       <w:r>
@@ -4639,51 +4771,510 @@
         <w:pStyle w:val="Compact"/>
         <w:numPr>
           <w:ilvl w:val="0"/>
-          <w:numId w:val="1062"/>
+          <w:numId w:val="1068"/>
         </w:numPr>
       </w:pPr>
       <w:r>
         <w:t xml:space="preserve">DRG is suitable for health services and economic analyses, but less appropriate for etiological research.</w:t>
       </w:r>
     </w:p>
-    <w:bookmarkEnd w:id="68"/>
-    <w:bookmarkStart w:id="98" w:name="regular-expressions"/>
-    <w:p>
-      <w:pPr>
-        <w:pStyle w:val="Heading1"/>
-      </w:pPr>
-      <w:r>
-        <w:t xml:space="preserve">Regular expressions</w:t>
-      </w:r>
-    </w:p>
-    <w:bookmarkStart w:id="70" w:name="regular-expressions-regex"/>
+    <w:bookmarkEnd w:id="70"/>
+    <w:bookmarkStart w:id="71" w:name="snomed-ct-what-is-it"/>
     <w:p>
       <w:pPr>
         <w:pStyle w:val="Heading2"/>
       </w:pPr>
       <w:r>
-        <w:t xml:space="preserve">Regular Expressions (Regex)</w:t>
-      </w:r>
-    </w:p>
-    <w:p>
-      <w:pPr>
-        <w:pStyle w:val="Compact"/>
-        <w:numPr>
-          <w:ilvl w:val="0"/>
-          <w:numId w:val="1063"/>
-        </w:numPr>
-      </w:pPr>
-      <w:r>
-        <w:t xml:space="preserve">A way to describe</w:t>
-      </w:r>
-      <w:r>
-        <w:t xml:space="preserve"> </w:t>
-      </w:r>
+        <w:t xml:space="preserve">SNOMED CT – What Is It?</w:t>
+      </w:r>
+    </w:p>
+    <w:p>
+      <w:pPr>
+        <w:pStyle w:val="FirstParagraph"/>
+      </w:pPr>
       <w:r>
         <w:rPr>
           <w:b/>
           <w:bCs/>
         </w:rPr>
+        <w:t xml:space="preserve">SNOMED CT (Systematized Nomenclature of Medicine – Clinical Terms)</w:t>
+      </w:r>
+      <w:r>
+        <w:t xml:space="preserve"> </w:t>
+      </w:r>
+      <w:r>
+        <w:t xml:space="preserve">is a large clinical terminology system.</w:t>
+      </w:r>
+    </w:p>
+    <w:p>
+      <w:pPr>
+        <w:pStyle w:val="Compact"/>
+        <w:numPr>
+          <w:ilvl w:val="0"/>
+          <w:numId w:val="1069"/>
+        </w:numPr>
+      </w:pPr>
+      <w:r>
+        <w:t xml:space="preserve">Maintained by</w:t>
+      </w:r>
+      <w:r>
+        <w:t xml:space="preserve"> </w:t>
+      </w:r>
+      <w:r>
+        <w:rPr>
+          <w:b/>
+          <w:bCs/>
+        </w:rPr>
+        <w:t xml:space="preserve">SNOMED International</w:t>
+      </w:r>
+    </w:p>
+    <w:p>
+      <w:pPr>
+        <w:pStyle w:val="Compact"/>
+        <w:numPr>
+          <w:ilvl w:val="0"/>
+          <w:numId w:val="1069"/>
+        </w:numPr>
+      </w:pPr>
+      <w:r>
+        <w:t xml:space="preserve">Contains</w:t>
+      </w:r>
+      <w:r>
+        <w:t xml:space="preserve"> </w:t>
+      </w:r>
+      <w:r>
+        <w:rPr>
+          <w:b/>
+          <w:bCs/>
+        </w:rPr>
+        <w:t xml:space="preserve">hundreds of thousands of clinical concepts</w:t>
+      </w:r>
+    </w:p>
+    <w:p>
+      <w:pPr>
+        <w:pStyle w:val="Compact"/>
+        <w:numPr>
+          <w:ilvl w:val="0"/>
+          <w:numId w:val="1069"/>
+        </w:numPr>
+      </w:pPr>
+      <w:r>
+        <w:t xml:space="preserve">Designed for</w:t>
+      </w:r>
+      <w:r>
+        <w:t xml:space="preserve"> </w:t>
+      </w:r>
+      <w:r>
+        <w:rPr>
+          <w:b/>
+          <w:bCs/>
+        </w:rPr>
+        <w:t xml:space="preserve">structured documentation in electronic health records</w:t>
+      </w:r>
+    </w:p>
+    <w:p>
+      <w:pPr>
+        <w:pStyle w:val="FirstParagraph"/>
+      </w:pPr>
+      <w:r>
+        <w:t xml:space="preserve">Unlike ICD or ATC, SNOMED CT is primarily a</w:t>
+      </w:r>
+      <w:r>
+        <w:t xml:space="preserve"> </w:t>
+      </w:r>
+      <w:r>
+        <w:rPr>
+          <w:b/>
+          <w:bCs/>
+        </w:rPr>
+        <w:t xml:space="preserve">terminology</w:t>
+      </w:r>
+      <w:r>
+        <w:t xml:space="preserve">, not a statistical classification.</w:t>
+      </w:r>
+    </w:p>
+    <w:bookmarkEnd w:id="71"/>
+    <w:bookmarkStart w:id="72" w:name="terminology-vs-classification"/>
+    <w:p>
+      <w:pPr>
+        <w:pStyle w:val="Heading2"/>
+      </w:pPr>
+      <w:r>
+        <w:t xml:space="preserve">Terminology vs Classification</w:t>
+      </w:r>
+    </w:p>
+    <w:tbl>
+      <w:tblPr>
+        <w:tblStyle w:val="Table"/>
+        <w:tblW w:type="auto" w:w="0"/>
+        <w:tblLook w:firstRow="1" w:lastRow="0" w:firstColumn="0" w:lastColumn="0" w:noHBand="0" w:noVBand="0" w:val="0020"/>
+      </w:tblPr>
+      <w:tblGrid>
+        <w:gridCol w:w="2640"/>
+        <w:gridCol w:w="2640"/>
+        <w:gridCol w:w="2640"/>
+      </w:tblGrid>
+      <w:tr>
+        <w:trPr>
+          <w:tblHeader w:val="on"/>
+        </w:trPr>
+        <w:tc>
+          <w:tcPr/>
+          <w:p>
+            <w:pPr>
+              <w:pStyle w:val="Compact"/>
+            </w:pPr>
+            <w:r>
+              <w:t xml:space="preserve">System</w:t>
+            </w:r>
+          </w:p>
+        </w:tc>
+        <w:tc>
+          <w:tcPr/>
+          <w:p>
+            <w:pPr>
+              <w:pStyle w:val="Compact"/>
+            </w:pPr>
+            <w:r>
+              <w:t xml:space="preserve">Type</w:t>
+            </w:r>
+          </w:p>
+        </w:tc>
+        <w:tc>
+          <w:tcPr/>
+          <w:p>
+            <w:pPr>
+              <w:pStyle w:val="Compact"/>
+            </w:pPr>
+            <w:r>
+              <w:t xml:space="preserve">Purpose</w:t>
+            </w:r>
+          </w:p>
+        </w:tc>
+      </w:tr>
+      <w:tr>
+        <w:tc>
+          <w:tcPr/>
+          <w:p>
+            <w:pPr>
+              <w:pStyle w:val="Compact"/>
+            </w:pPr>
+            <w:r>
+              <w:t xml:space="preserve">ICD</w:t>
+            </w:r>
+          </w:p>
+        </w:tc>
+        <w:tc>
+          <w:tcPr/>
+          <w:p>
+            <w:pPr>
+              <w:pStyle w:val="Compact"/>
+            </w:pPr>
+            <w:r>
+              <w:t xml:space="preserve">Classification</w:t>
+            </w:r>
+          </w:p>
+        </w:tc>
+        <w:tc>
+          <w:tcPr/>
+          <w:p>
+            <w:pPr>
+              <w:pStyle w:val="Compact"/>
+            </w:pPr>
+            <w:r>
+              <w:t xml:space="preserve">Epidemiology and health statistics</w:t>
+            </w:r>
+          </w:p>
+        </w:tc>
+      </w:tr>
+      <w:tr>
+        <w:tc>
+          <w:tcPr/>
+          <w:p>
+            <w:pPr>
+              <w:pStyle w:val="Compact"/>
+            </w:pPr>
+            <w:r>
+              <w:t xml:space="preserve">ATC</w:t>
+            </w:r>
+          </w:p>
+        </w:tc>
+        <w:tc>
+          <w:tcPr/>
+          <w:p>
+            <w:pPr>
+              <w:pStyle w:val="Compact"/>
+            </w:pPr>
+            <w:r>
+              <w:t xml:space="preserve">Classification</w:t>
+            </w:r>
+          </w:p>
+        </w:tc>
+        <w:tc>
+          <w:tcPr/>
+          <w:p>
+            <w:pPr>
+              <w:pStyle w:val="Compact"/>
+            </w:pPr>
+            <w:r>
+              <w:t xml:space="preserve">Drug classification</w:t>
+            </w:r>
+          </w:p>
+        </w:tc>
+      </w:tr>
+      <w:tr>
+        <w:tc>
+          <w:tcPr/>
+          <w:p>
+            <w:pPr>
+              <w:pStyle w:val="Compact"/>
+            </w:pPr>
+            <w:r>
+              <w:t xml:space="preserve">KVÅ / NOMESCO</w:t>
+            </w:r>
+          </w:p>
+        </w:tc>
+        <w:tc>
+          <w:tcPr/>
+          <w:p>
+            <w:pPr>
+              <w:pStyle w:val="Compact"/>
+            </w:pPr>
+            <w:r>
+              <w:t xml:space="preserve">Classification</w:t>
+            </w:r>
+          </w:p>
+        </w:tc>
+        <w:tc>
+          <w:tcPr/>
+          <w:p>
+            <w:pPr>
+              <w:pStyle w:val="Compact"/>
+            </w:pPr>
+            <w:r>
+              <w:t xml:space="preserve">Medical procedures</w:t>
+            </w:r>
+          </w:p>
+        </w:tc>
+      </w:tr>
+      <w:tr>
+        <w:tc>
+          <w:tcPr/>
+          <w:p>
+            <w:pPr>
+              <w:pStyle w:val="Compact"/>
+            </w:pPr>
+            <w:r>
+              <w:rPr>
+                <w:b/>
+                <w:bCs/>
+              </w:rPr>
+              <w:t xml:space="preserve">SNOMED CT</w:t>
+            </w:r>
+          </w:p>
+        </w:tc>
+        <w:tc>
+          <w:tcPr/>
+          <w:p>
+            <w:pPr>
+              <w:pStyle w:val="Compact"/>
+            </w:pPr>
+            <w:r>
+              <w:t xml:space="preserve">Terminology</w:t>
+            </w:r>
+          </w:p>
+        </w:tc>
+        <w:tc>
+          <w:tcPr/>
+          <w:p>
+            <w:pPr>
+              <w:pStyle w:val="Compact"/>
+            </w:pPr>
+            <w:r>
+              <w:t xml:space="preserve">Detailed clinical documentation</w:t>
+            </w:r>
+          </w:p>
+        </w:tc>
+      </w:tr>
+    </w:tbl>
+    <w:p>
+      <w:pPr>
+        <w:pStyle w:val="BodyText"/>
+      </w:pPr>
+      <w:r>
+        <w:t xml:space="preserve">Classification systems simplify reality for</w:t>
+      </w:r>
+      <w:r>
+        <w:t xml:space="preserve"> </w:t>
+      </w:r>
+      <w:r>
+        <w:rPr>
+          <w:b/>
+          <w:bCs/>
+        </w:rPr>
+        <w:t xml:space="preserve">statistics and reporting</w:t>
+      </w:r>
+      <w:r>
+        <w:t xml:space="preserve">, while terminologies allow</w:t>
+      </w:r>
+      <w:r>
+        <w:t xml:space="preserve"> </w:t>
+      </w:r>
+      <w:r>
+        <w:rPr>
+          <w:b/>
+          <w:bCs/>
+        </w:rPr>
+        <w:t xml:space="preserve">very detailed clinical descriptions</w:t>
+      </w:r>
+      <w:r>
+        <w:t xml:space="preserve">.</w:t>
+      </w:r>
+    </w:p>
+    <w:bookmarkEnd w:id="72"/>
+    <w:bookmarkStart w:id="73" w:name="X83068a512e7e3cebce2553430415c091755fa49"/>
+    <w:p>
+      <w:pPr>
+        <w:pStyle w:val="Heading2"/>
+      </w:pPr>
+      <w:r>
+        <w:t xml:space="preserve">Why SNOMED CT Is Not Widely Used in Registers</w:t>
+      </w:r>
+    </w:p>
+    <w:p>
+      <w:pPr>
+        <w:pStyle w:val="FirstParagraph"/>
+      </w:pPr>
+      <w:r>
+        <w:t xml:space="preserve">Despite its strengths, SNOMED CT is rarely used directly in:</w:t>
+      </w:r>
+    </w:p>
+    <w:p>
+      <w:pPr>
+        <w:pStyle w:val="Compact"/>
+        <w:numPr>
+          <w:ilvl w:val="0"/>
+          <w:numId w:val="1070"/>
+        </w:numPr>
+      </w:pPr>
+      <w:r>
+        <w:t xml:space="preserve">national health registers</w:t>
+      </w:r>
+    </w:p>
+    <w:p>
+      <w:pPr>
+        <w:pStyle w:val="Compact"/>
+        <w:numPr>
+          <w:ilvl w:val="0"/>
+          <w:numId w:val="1070"/>
+        </w:numPr>
+      </w:pPr>
+      <w:r>
+        <w:t xml:space="preserve">epidemiological statistics</w:t>
+      </w:r>
+    </w:p>
+    <w:p>
+      <w:pPr>
+        <w:pStyle w:val="FirstParagraph"/>
+      </w:pPr>
+      <w:r>
+        <w:t xml:space="preserve">Main reasons:</w:t>
+      </w:r>
+    </w:p>
+    <w:p>
+      <w:pPr>
+        <w:pStyle w:val="Compact"/>
+        <w:numPr>
+          <w:ilvl w:val="0"/>
+          <w:numId w:val="1071"/>
+        </w:numPr>
+      </w:pPr>
+      <w:r>
+        <w:rPr>
+          <w:b/>
+          <w:bCs/>
+        </w:rPr>
+        <w:t xml:space="preserve">Too detailed</w:t>
+      </w:r>
+      <w:r>
+        <w:t xml:space="preserve"> </w:t>
+      </w:r>
+      <w:r>
+        <w:t xml:space="preserve">for statistical aggregation</w:t>
+      </w:r>
+    </w:p>
+    <w:p>
+      <w:pPr>
+        <w:pStyle w:val="Compact"/>
+        <w:numPr>
+          <w:ilvl w:val="0"/>
+          <w:numId w:val="1071"/>
+        </w:numPr>
+      </w:pPr>
+      <w:r>
+        <w:t xml:space="preserve">Harder to ensure consistent coding</w:t>
+      </w:r>
+    </w:p>
+    <w:p>
+      <w:pPr>
+        <w:pStyle w:val="Compact"/>
+        <w:numPr>
+          <w:ilvl w:val="0"/>
+          <w:numId w:val="1071"/>
+        </w:numPr>
+      </w:pPr>
+      <w:r>
+        <w:t xml:space="preserve">Statistical reporting systems are built around</w:t>
+      </w:r>
+      <w:r>
+        <w:t xml:space="preserve"> </w:t>
+      </w:r>
+      <w:r>
+        <w:rPr>
+          <w:b/>
+          <w:bCs/>
+        </w:rPr>
+        <w:t xml:space="preserve">ICD</w:t>
+      </w:r>
+    </w:p>
+    <w:bookmarkEnd w:id="73"/>
+    <w:bookmarkStart w:id="103" w:name="regular-expressions"/>
+    <w:p>
+      <w:pPr>
+        <w:pStyle w:val="Heading1"/>
+      </w:pPr>
+      <w:r>
+        <w:t xml:space="preserve">Regular expressions</w:t>
+      </w:r>
+    </w:p>
+    <w:bookmarkStart w:id="75" w:name="regular-expressions-regex"/>
+    <w:p>
+      <w:pPr>
+        <w:pStyle w:val="Heading2"/>
+      </w:pPr>
+      <w:r>
+        <w:t xml:space="preserve">Regular Expressions (Regex)</w:t>
+      </w:r>
+    </w:p>
+    <w:p>
+      <w:pPr>
+        <w:pStyle w:val="Compact"/>
+        <w:numPr>
+          <w:ilvl w:val="0"/>
+          <w:numId w:val="1072"/>
+        </w:numPr>
+      </w:pPr>
+      <w:r>
+        <w:t xml:space="preserve">A way to describe</w:t>
+      </w:r>
+      <w:r>
+        <w:t xml:space="preserve"> </w:t>
+      </w:r>
+      <w:r>
+        <w:rPr>
+          <w:b/>
+          <w:bCs/>
+        </w:rPr>
         <w:t xml:space="preserve">patterns in text</w:t>
       </w:r>
     </w:p>
@@ -4692,7 +5283,7 @@
         <w:pStyle w:val="Compact"/>
         <w:numPr>
           <w:ilvl w:val="0"/>
-          <w:numId w:val="1063"/>
+          <w:numId w:val="1072"/>
         </w:numPr>
       </w:pPr>
       <w:r>
@@ -4704,7 +5295,7 @@
         <w:pStyle w:val="Compact"/>
         <w:numPr>
           <w:ilvl w:val="1"/>
-          <w:numId w:val="1064"/>
+          <w:numId w:val="1073"/>
         </w:numPr>
       </w:pPr>
       <w:r>
@@ -4716,7 +5307,7 @@
         <w:pStyle w:val="Compact"/>
         <w:numPr>
           <w:ilvl w:val="1"/>
-          <w:numId w:val="1064"/>
+          <w:numId w:val="1073"/>
         </w:numPr>
       </w:pPr>
       <w:r>
@@ -4728,7 +5319,7 @@
         <w:pStyle w:val="Compact"/>
         <w:numPr>
           <w:ilvl w:val="1"/>
-          <w:numId w:val="1064"/>
+          <w:numId w:val="1073"/>
         </w:numPr>
       </w:pPr>
       <w:r>
@@ -4740,7 +5331,7 @@
         <w:pStyle w:val="Compact"/>
         <w:numPr>
           <w:ilvl w:val="1"/>
-          <w:numId w:val="1064"/>
+          <w:numId w:val="1073"/>
         </w:numPr>
       </w:pPr>
       <w:r>
@@ -4752,7 +5343,7 @@
         <w:pStyle w:val="Compact"/>
         <w:numPr>
           <w:ilvl w:val="0"/>
-          <w:numId w:val="1063"/>
+          <w:numId w:val="1072"/>
         </w:numPr>
       </w:pPr>
       <w:r>
@@ -4764,7 +5355,7 @@
         <w:pStyle w:val="Compact"/>
         <w:numPr>
           <w:ilvl w:val="1"/>
-          <w:numId w:val="1065"/>
+          <w:numId w:val="1074"/>
         </w:numPr>
       </w:pPr>
       <w:r>
@@ -4809,7 +5400,7 @@
         <w:pStyle w:val="Compact"/>
         <w:numPr>
           <w:ilvl w:val="1"/>
-          <w:numId w:val="1065"/>
+          <w:numId w:val="1074"/>
         </w:numPr>
       </w:pPr>
       <w:r>
@@ -4854,7 +5445,7 @@
         <w:pStyle w:val="Compact"/>
         <w:numPr>
           <w:ilvl w:val="1"/>
-          <w:numId w:val="1065"/>
+          <w:numId w:val="1074"/>
         </w:numPr>
       </w:pPr>
       <w:r>
@@ -4863,7 +5454,7 @@
       <w:r>
         <w:t xml:space="preserve"> </w:t>
       </w:r>
-      <w:hyperlink r:id="rId69">
+      <w:hyperlink r:id="rId74">
         <w:r>
           <w:rPr>
             <w:rStyle w:val="Hyperlink"/>
@@ -4872,8 +5463,8 @@
         </w:r>
       </w:hyperlink>
     </w:p>
-    <w:bookmarkEnd w:id="70"/>
-    <w:bookmarkStart w:id="71" w:name="relevance-1"/>
+    <w:bookmarkEnd w:id="75"/>
+    <w:bookmarkStart w:id="76" w:name="relevance-1"/>
     <w:p>
       <w:pPr>
         <w:pStyle w:val="Heading2"/>
@@ -4895,7 +5486,7 @@
         <w:pStyle w:val="Compact"/>
         <w:numPr>
           <w:ilvl w:val="0"/>
-          <w:numId w:val="1066"/>
+          <w:numId w:val="1075"/>
         </w:numPr>
       </w:pPr>
       <w:r>
@@ -4922,7 +5513,7 @@
         <w:pStyle w:val="Compact"/>
         <w:numPr>
           <w:ilvl w:val="0"/>
-          <w:numId w:val="1066"/>
+          <w:numId w:val="1075"/>
         </w:numPr>
       </w:pPr>
       <w:r>
@@ -4949,7 +5540,7 @@
         <w:pStyle w:val="Compact"/>
         <w:numPr>
           <w:ilvl w:val="0"/>
-          <w:numId w:val="1066"/>
+          <w:numId w:val="1075"/>
         </w:numPr>
       </w:pPr>
       <w:r>
@@ -4961,7 +5552,7 @@
         <w:pStyle w:val="Compact"/>
         <w:numPr>
           <w:ilvl w:val="0"/>
-          <w:numId w:val="1066"/>
+          <w:numId w:val="1075"/>
         </w:numPr>
       </w:pPr>
       <w:r>
@@ -4975,8 +5566,8 @@
         </w:pict>
       </w:r>
     </w:p>
-    <w:bookmarkEnd w:id="71"/>
-    <w:bookmarkStart w:id="75" w:name="basic-building-blocks"/>
+    <w:bookmarkEnd w:id="76"/>
+    <w:bookmarkStart w:id="80" w:name="basic-building-blocks"/>
     <w:p>
       <w:pPr>
         <w:pStyle w:val="Heading2"/>
@@ -5342,18 +5933,18 @@
                 <wp:inline>
                   <wp:extent cx="152400" cy="152400"/>
                   <wp:effectExtent b="0" l="0" r="0" t="0"/>
-                  <wp:docPr descr="" title="" id="73" name="Picture"/>
+                  <wp:docPr descr="" title="" id="78" name="Picture"/>
                   <a:graphic>
                     <a:graphicData uri="http://schemas.openxmlformats.org/drawingml/2006/picture">
                       <pic:pic>
                         <pic:nvPicPr>
-                          <pic:cNvPr descr="/Applications/quarto/share/formats/docx/important.png" id="74" name="Picture"/>
+                          <pic:cNvPr descr="/Applications/quarto/share/formats/docx/important.png" id="79" name="Picture"/>
                           <pic:cNvPicPr>
                             <a:picLocks noChangeArrowheads="1" noChangeAspect="1"/>
                           </pic:cNvPicPr>
                         </pic:nvPicPr>
                         <pic:blipFill>
-                          <a:blip r:embed="rId72"/>
+                          <a:blip r:embed="rId77"/>
                           <a:stretch>
                             <a:fillRect/>
                           </a:stretch>
@@ -5444,8 +6035,8 @@
         </w:tc>
       </w:tr>
     </w:tbl>
-    <w:bookmarkEnd w:id="75"/>
-    <w:bookmarkStart w:id="76" w:name="example-icd-10-structure"/>
+    <w:bookmarkEnd w:id="80"/>
+    <w:bookmarkStart w:id="81" w:name="example-icd-10-structure"/>
     <w:p>
       <w:pPr>
         <w:pStyle w:val="Heading2"/>
@@ -5467,7 +6058,7 @@
         <w:pStyle w:val="Compact"/>
         <w:numPr>
           <w:ilvl w:val="0"/>
-          <w:numId w:val="1067"/>
+          <w:numId w:val="1076"/>
         </w:numPr>
       </w:pPr>
       <w:r>
@@ -5479,7 +6070,7 @@
         <w:pStyle w:val="Compact"/>
         <w:numPr>
           <w:ilvl w:val="0"/>
-          <w:numId w:val="1067"/>
+          <w:numId w:val="1076"/>
         </w:numPr>
       </w:pPr>
       <w:r>
@@ -5491,7 +6082,7 @@
         <w:pStyle w:val="Compact"/>
         <w:numPr>
           <w:ilvl w:val="0"/>
-          <w:numId w:val="1067"/>
+          <w:numId w:val="1076"/>
         </w:numPr>
       </w:pPr>
       <w:r>
@@ -5765,8 +6356,8 @@
         <w:t xml:space="preserve">L)</w:t>
       </w:r>
     </w:p>
-    <w:bookmarkEnd w:id="76"/>
-    <w:bookmarkStart w:id="77" w:name="example-select-a-diagnosis-group"/>
+    <w:bookmarkEnd w:id="81"/>
+    <w:bookmarkStart w:id="82" w:name="example-select-a-diagnosis-group"/>
     <w:p>
       <w:pPr>
         <w:pStyle w:val="Heading2"/>
@@ -5780,7 +6371,7 @@
         <w:pStyle w:val="Compact"/>
         <w:numPr>
           <w:ilvl w:val="0"/>
-          <w:numId w:val="1068"/>
+          <w:numId w:val="1077"/>
         </w:numPr>
       </w:pPr>
       <w:r>
@@ -5801,7 +6392,7 @@
         <w:pStyle w:val="Compact"/>
         <w:numPr>
           <w:ilvl w:val="0"/>
-          <w:numId w:val="1068"/>
+          <w:numId w:val="1077"/>
         </w:numPr>
       </w:pPr>
       <w:r>
@@ -5830,7 +6421,7 @@
         <w:pStyle w:val="Compact"/>
         <w:numPr>
           <w:ilvl w:val="0"/>
-          <w:numId w:val="1069"/>
+          <w:numId w:val="1078"/>
         </w:numPr>
       </w:pPr>
       <w:r>
@@ -5845,7 +6436,7 @@
         <w:pStyle w:val="Compact"/>
         <w:numPr>
           <w:ilvl w:val="0"/>
-          <w:numId w:val="1069"/>
+          <w:numId w:val="1078"/>
         </w:numPr>
       </w:pPr>
       <w:r>
@@ -5860,7 +6451,7 @@
         <w:pStyle w:val="Compact"/>
         <w:numPr>
           <w:ilvl w:val="0"/>
-          <w:numId w:val="1069"/>
+          <w:numId w:val="1078"/>
         </w:numPr>
       </w:pPr>
       <w:r>
@@ -5883,7 +6474,7 @@
         <w:pStyle w:val="Compact"/>
         <w:numPr>
           <w:ilvl w:val="0"/>
-          <w:numId w:val="1070"/>
+          <w:numId w:val="1079"/>
         </w:numPr>
       </w:pPr>
       <w:r>
@@ -5898,7 +6489,7 @@
         <w:pStyle w:val="Compact"/>
         <w:numPr>
           <w:ilvl w:val="0"/>
-          <w:numId w:val="1070"/>
+          <w:numId w:val="1079"/>
         </w:numPr>
       </w:pPr>
       <w:r>
@@ -5908,8 +6499,8 @@
         <w:t xml:space="preserve">I22</w:t>
       </w:r>
     </w:p>
-    <w:bookmarkEnd w:id="77"/>
-    <w:bookmarkStart w:id="78" w:name="atc-code-structure"/>
+    <w:bookmarkEnd w:id="82"/>
+    <w:bookmarkStart w:id="83" w:name="atc-code-structure"/>
     <w:p>
       <w:pPr>
         <w:pStyle w:val="Heading2"/>
@@ -5922,7 +6513,7 @@
       <w:pPr>
         <w:numPr>
           <w:ilvl w:val="0"/>
-          <w:numId w:val="1071"/>
+          <w:numId w:val="1080"/>
         </w:numPr>
       </w:pPr>
       <w:r>
@@ -5942,7 +6533,7 @@
       <w:pPr>
         <w:numPr>
           <w:ilvl w:val="0"/>
-          <w:numId w:val="1071"/>
+          <w:numId w:val="1080"/>
         </w:numPr>
       </w:pPr>
       <w:r>
@@ -5959,7 +6550,7 @@
       <w:pPr>
         <w:numPr>
           <w:ilvl w:val="0"/>
-          <w:numId w:val="1071"/>
+          <w:numId w:val="1080"/>
         </w:numPr>
       </w:pPr>
       <w:r>
@@ -5979,7 +6570,7 @@
       <w:pPr>
         <w:numPr>
           <w:ilvl w:val="0"/>
-          <w:numId w:val="1071"/>
+          <w:numId w:val="1080"/>
         </w:numPr>
       </w:pPr>
       <w:r>
@@ -5990,7 +6581,7 @@
       <w:pPr>
         <w:numPr>
           <w:ilvl w:val="0"/>
-          <w:numId w:val="1071"/>
+          <w:numId w:val="1080"/>
         </w:numPr>
       </w:pPr>
       <w:r>
@@ -6001,7 +6592,7 @@
       <w:pPr>
         <w:numPr>
           <w:ilvl w:val="0"/>
-          <w:numId w:val="1071"/>
+          <w:numId w:val="1080"/>
         </w:numPr>
       </w:pPr>
       <w:r>
@@ -6051,7 +6642,7 @@
       <w:pPr>
         <w:numPr>
           <w:ilvl w:val="0"/>
-          <w:numId w:val="1071"/>
+          <w:numId w:val="1080"/>
         </w:numPr>
       </w:pPr>
       <w:r>
@@ -6067,8 +6658,8 @@
         <w:t xml:space="preserve">&lt;NA&gt;</w:t>
       </w:r>
     </w:p>
-    <w:bookmarkEnd w:id="78"/>
-    <w:bookmarkStart w:id="79" w:name="implementations"/>
+    <w:bookmarkEnd w:id="83"/>
+    <w:bookmarkStart w:id="84" w:name="implementations"/>
     <w:p>
       <w:pPr>
         <w:pStyle w:val="Heading2"/>
@@ -6082,7 +6673,7 @@
         <w:pStyle w:val="Compact"/>
         <w:numPr>
           <w:ilvl w:val="0"/>
-          <w:numId w:val="1072"/>
+          <w:numId w:val="1081"/>
         </w:numPr>
       </w:pPr>
       <w:r>
@@ -6109,7 +6700,7 @@
         <w:pStyle w:val="Compact"/>
         <w:numPr>
           <w:ilvl w:val="1"/>
-          <w:numId w:val="1073"/>
+          <w:numId w:val="1082"/>
         </w:numPr>
       </w:pPr>
       <w:r>
@@ -6145,15 +6736,15 @@
         <w:pStyle w:val="Compact"/>
         <w:numPr>
           <w:ilvl w:val="0"/>
-          <w:numId w:val="1072"/>
+          <w:numId w:val="1081"/>
         </w:numPr>
       </w:pPr>
       <w:r>
         <w:t xml:space="preserve">Stringfish seems technically sperior but is less maintained (more of a hobby project).</w:t>
       </w:r>
     </w:p>
-    <w:bookmarkEnd w:id="79"/>
-    <w:bookmarkStart w:id="81" w:name="common-mistakes"/>
+    <w:bookmarkEnd w:id="84"/>
+    <w:bookmarkStart w:id="86" w:name="common-mistakes"/>
     <w:p>
       <w:pPr>
         <w:pStyle w:val="Heading2"/>
@@ -6167,7 +6758,7 @@
         <w:pStyle w:val="Compact"/>
         <w:numPr>
           <w:ilvl w:val="0"/>
-          <w:numId w:val="1074"/>
+          <w:numId w:val="1083"/>
         </w:numPr>
       </w:pPr>
       <w:r>
@@ -6194,11 +6785,11 @@
         <w:pStyle w:val="Compact"/>
         <w:numPr>
           <w:ilvl w:val="1"/>
-          <w:numId w:val="1075"/>
-        </w:numPr>
-      </w:pPr>
-      <w:r>
-        <w:t xml:space="preserve">This is even forgotten in the</w:t>
+          <w:numId w:val="1084"/>
+        </w:numPr>
+      </w:pPr>
+      <w:r>
+        <w:t xml:space="preserve">This is problematic even in the</w:t>
       </w:r>
       <w:r>
         <w:t xml:space="preserve"> </w:t>
@@ -6218,7 +6809,7 @@
       <w:r>
         <w:t xml:space="preserve"> </w:t>
       </w:r>
-      <w:hyperlink r:id="rId80">
+      <w:hyperlink r:id="rId85">
         <w:r>
           <w:rPr>
             <w:rStyle w:val="Hyperlink"/>
@@ -6235,7 +6826,7 @@
         <w:pStyle w:val="Compact"/>
         <w:numPr>
           <w:ilvl w:val="0"/>
-          <w:numId w:val="1074"/>
+          <w:numId w:val="1083"/>
         </w:numPr>
       </w:pPr>
       <w:r>
@@ -6256,7 +6847,7 @@
         <w:pStyle w:val="Compact"/>
         <w:numPr>
           <w:ilvl w:val="0"/>
-          <w:numId w:val="1074"/>
+          <w:numId w:val="1083"/>
         </w:numPr>
       </w:pPr>
       <w:r>
@@ -6277,7 +6868,7 @@
         <w:pStyle w:val="Compact"/>
         <w:numPr>
           <w:ilvl w:val="0"/>
-          <w:numId w:val="1074"/>
+          <w:numId w:val="1083"/>
         </w:numPr>
       </w:pPr>
       <w:r>
@@ -6311,8 +6902,8 @@
         <w:t xml:space="preserve">)</w:t>
       </w:r>
     </w:p>
-    <w:bookmarkEnd w:id="81"/>
-    <w:bookmarkStart w:id="82" w:name="standardised-groupings"/>
+    <w:bookmarkEnd w:id="86"/>
+    <w:bookmarkStart w:id="87" w:name="standardised-groupings"/>
     <w:p>
       <w:pPr>
         <w:pStyle w:val="Heading2"/>
@@ -6334,7 +6925,7 @@
         <w:pStyle w:val="Compact"/>
         <w:numPr>
           <w:ilvl w:val="0"/>
-          <w:numId w:val="1076"/>
+          <w:numId w:val="1085"/>
         </w:numPr>
       </w:pPr>
       <w:r>
@@ -6356,7 +6947,7 @@
         <w:pStyle w:val="Compact"/>
         <w:numPr>
           <w:ilvl w:val="0"/>
-          <w:numId w:val="1076"/>
+          <w:numId w:val="1085"/>
         </w:numPr>
       </w:pPr>
       <w:r>
@@ -6378,7 +6969,7 @@
         <w:pStyle w:val="Compact"/>
         <w:numPr>
           <w:ilvl w:val="0"/>
-          <w:numId w:val="1076"/>
+          <w:numId w:val="1085"/>
         </w:numPr>
       </w:pPr>
       <w:r>
@@ -6390,7 +6981,7 @@
         <w:pStyle w:val="Compact"/>
         <w:numPr>
           <w:ilvl w:val="0"/>
-          <w:numId w:val="1076"/>
+          <w:numId w:val="1085"/>
         </w:numPr>
       </w:pPr>
       <w:r>
@@ -6410,7 +7001,7 @@
         <w:pStyle w:val="Compact"/>
         <w:numPr>
           <w:ilvl w:val="0"/>
-          <w:numId w:val="1077"/>
+          <w:numId w:val="1086"/>
         </w:numPr>
       </w:pPr>
       <w:r>
@@ -6422,7 +7013,7 @@
         <w:pStyle w:val="Compact"/>
         <w:numPr>
           <w:ilvl w:val="0"/>
-          <w:numId w:val="1077"/>
+          <w:numId w:val="1086"/>
         </w:numPr>
       </w:pPr>
       <w:r>
@@ -6434,7 +7025,7 @@
         <w:pStyle w:val="Compact"/>
         <w:numPr>
           <w:ilvl w:val="1"/>
-          <w:numId w:val="1078"/>
+          <w:numId w:val="1087"/>
         </w:numPr>
       </w:pPr>
       <w:r>
@@ -6446,7 +7037,7 @@
         <w:pStyle w:val="Compact"/>
         <w:numPr>
           <w:ilvl w:val="1"/>
-          <w:numId w:val="1078"/>
+          <w:numId w:val="1087"/>
         </w:numPr>
       </w:pPr>
       <w:r>
@@ -6458,15 +7049,15 @@
         <w:pStyle w:val="Compact"/>
         <w:numPr>
           <w:ilvl w:val="1"/>
-          <w:numId w:val="1078"/>
+          <w:numId w:val="1087"/>
         </w:numPr>
       </w:pPr>
       <w:r>
         <w:t xml:space="preserve">Confounding control in observational studies</w:t>
       </w:r>
     </w:p>
-    <w:bookmarkEnd w:id="82"/>
-    <w:bookmarkStart w:id="86" w:name="decoder"/>
+    <w:bookmarkEnd w:id="87"/>
+    <w:bookmarkStart w:id="91" w:name="decoder"/>
     <w:p>
       <w:pPr>
         <w:pStyle w:val="Heading2"/>
@@ -6483,7 +7074,7 @@
         <w:pStyle w:val="Compact"/>
         <w:numPr>
           <w:ilvl w:val="0"/>
-          <w:numId w:val="1079"/>
+          <w:numId w:val="1088"/>
         </w:numPr>
       </w:pPr>
       <w:r>
@@ -6510,7 +7101,7 @@
         <w:pStyle w:val="Compact"/>
         <w:numPr>
           <w:ilvl w:val="0"/>
-          <w:numId w:val="1079"/>
+          <w:numId w:val="1088"/>
         </w:numPr>
       </w:pPr>
       <w:r>
@@ -6522,7 +7113,7 @@
         <w:pStyle w:val="Compact"/>
         <w:numPr>
           <w:ilvl w:val="0"/>
-          <w:numId w:val="1079"/>
+          <w:numId w:val="1088"/>
         </w:numPr>
       </w:pPr>
       <w:r>
@@ -6579,18 +7170,18 @@
                 <wp:inline>
                   <wp:extent cx="152400" cy="152400"/>
                   <wp:effectExtent b="0" l="0" r="0" t="0"/>
-                  <wp:docPr descr="" title="" id="84" name="Picture"/>
+                  <wp:docPr descr="" title="" id="89" name="Picture"/>
                   <a:graphic>
                     <a:graphicData uri="http://schemas.openxmlformats.org/drawingml/2006/picture">
                       <pic:pic>
                         <pic:nvPicPr>
-                          <pic:cNvPr descr="/Applications/quarto/share/formats/docx/note.png" id="85" name="Picture"/>
+                          <pic:cNvPr descr="/Applications/quarto/share/formats/docx/note.png" id="90" name="Picture"/>
                           <pic:cNvPicPr>
                             <a:picLocks noChangeArrowheads="1" noChangeAspect="1"/>
                           </pic:cNvPicPr>
                         </pic:nvPicPr>
                         <pic:blipFill>
-                          <a:blip r:embed="rId83"/>
+                          <a:blip r:embed="rId88"/>
                           <a:stretch>
                             <a:fillRect/>
                           </a:stretch>
@@ -6684,8 +7275,8 @@
         </w:tc>
       </w:tr>
     </w:tbl>
-    <w:bookmarkEnd w:id="86"/>
-    <w:bookmarkStart w:id="97" w:name="coder"/>
+    <w:bookmarkEnd w:id="91"/>
+    <w:bookmarkStart w:id="102" w:name="coder"/>
     <w:p>
       <w:pPr>
         <w:pStyle w:val="Heading2"/>
@@ -6702,7 +7293,7 @@
         <w:pStyle w:val="Compact"/>
         <w:numPr>
           <w:ilvl w:val="0"/>
-          <w:numId w:val="1080"/>
+          <w:numId w:val="1089"/>
         </w:numPr>
       </w:pPr>
       <w:r>
@@ -6729,7 +7320,7 @@
         <w:pStyle w:val="Compact"/>
         <w:numPr>
           <w:ilvl w:val="0"/>
-          <w:numId w:val="1080"/>
+          <w:numId w:val="1089"/>
         </w:numPr>
       </w:pPr>
       <w:r>
@@ -6741,7 +7332,7 @@
         <w:pStyle w:val="Compact"/>
         <w:numPr>
           <w:ilvl w:val="1"/>
-          <w:numId w:val="1081"/>
+          <w:numId w:val="1090"/>
         </w:numPr>
       </w:pPr>
       <w:r>
@@ -6757,7 +7348,7 @@
         <w:pStyle w:val="Compact"/>
         <w:numPr>
           <w:ilvl w:val="1"/>
-          <w:numId w:val="1081"/>
+          <w:numId w:val="1090"/>
         </w:numPr>
       </w:pPr>
       <w:r>
@@ -6773,7 +7364,7 @@
         <w:pStyle w:val="Compact"/>
         <w:numPr>
           <w:ilvl w:val="1"/>
-          <w:numId w:val="1081"/>
+          <w:numId w:val="1090"/>
         </w:numPr>
       </w:pPr>
       <w:r>
@@ -6787,23 +7378,41 @@
       <w:r>
         <w:t xml:space="preserve">This allows:</w:t>
       </w:r>
-      <w:r>
-        <w:t xml:space="preserve"> </w:t>
-      </w:r>
-      <w:r>
-        <w:t xml:space="preserve">- Standardised comorbidity adjustment</w:t>
-      </w:r>
-      <w:r>
-        <w:t xml:space="preserve"> </w:t>
-      </w:r>
-      <w:r>
-        <w:t xml:space="preserve">- Transparent and reproducible case definitions</w:t>
-      </w:r>
-      <w:r>
-        <w:t xml:space="preserve"> </w:t>
-      </w:r>
-      <w:r>
-        <w:t xml:space="preserve">- Consistent grouping across studies</w:t>
+    </w:p>
+    <w:p>
+      <w:pPr>
+        <w:pStyle w:val="Compact"/>
+        <w:numPr>
+          <w:ilvl w:val="0"/>
+          <w:numId w:val="1091"/>
+        </w:numPr>
+      </w:pPr>
+      <w:r>
+        <w:t xml:space="preserve">Standardised comorbidity adjustment</w:t>
+      </w:r>
+    </w:p>
+    <w:p>
+      <w:pPr>
+        <w:pStyle w:val="Compact"/>
+        <w:numPr>
+          <w:ilvl w:val="0"/>
+          <w:numId w:val="1091"/>
+        </w:numPr>
+      </w:pPr>
+      <w:r>
+        <w:t xml:space="preserve">(Sort of/relatively …) transparent and reproducible case definitions</w:t>
+      </w:r>
+    </w:p>
+    <w:p>
+      <w:pPr>
+        <w:pStyle w:val="Compact"/>
+        <w:numPr>
+          <w:ilvl w:val="0"/>
+          <w:numId w:val="1091"/>
+        </w:numPr>
+      </w:pPr>
+      <w:r>
+        <w:t xml:space="preserve">Consistent grouping across studies (hopefully)</w:t>
       </w:r>
     </w:p>
     <w:p>
@@ -6813,8 +7422,8 @@
         </w:pict>
       </w:r>
     </w:p>
-    <w:bookmarkStart w:id="96" w:name="refs"/>
-    <w:bookmarkStart w:id="88" w:name="ref-alharbi2021"/>
+    <w:bookmarkStart w:id="101" w:name="refs"/>
+    <w:bookmarkStart w:id="93" w:name="ref-alharbi2021"/>
     <w:p>
       <w:pPr>
         <w:pStyle w:val="Bibliography"/>
@@ -6853,7 +7462,7 @@
       <w:r>
         <w:t xml:space="preserve"> </w:t>
       </w:r>
-      <w:hyperlink r:id="rId87">
+      <w:hyperlink r:id="rId92">
         <w:r>
           <w:rPr>
             <w:rStyle w:val="Hyperlink"/>
@@ -6865,8 +7474,8 @@
         <w:t xml:space="preserve">.</w:t>
       </w:r>
     </w:p>
-    <w:bookmarkEnd w:id="88"/>
-    <w:bookmarkStart w:id="90" w:name="ref-bindel2025"/>
+    <w:bookmarkEnd w:id="93"/>
+    <w:bookmarkStart w:id="95" w:name="ref-bindel2025"/>
     <w:p>
       <w:pPr>
         <w:pStyle w:val="Bibliography"/>
@@ -6896,7 +7505,7 @@
       <w:r>
         <w:t xml:space="preserve"> </w:t>
       </w:r>
-      <w:hyperlink r:id="rId89">
+      <w:hyperlink r:id="rId94">
         <w:r>
           <w:rPr>
             <w:rStyle w:val="Hyperlink"/>
@@ -6908,8 +7517,8 @@
         <w:t xml:space="preserve">.</w:t>
       </w:r>
     </w:p>
-    <w:bookmarkEnd w:id="90"/>
-    <w:bookmarkStart w:id="92" w:name="ref-nelson2024"/>
+    <w:bookmarkEnd w:id="95"/>
+    <w:bookmarkStart w:id="97" w:name="ref-nelson2024"/>
     <w:p>
       <w:pPr>
         <w:pStyle w:val="Bibliography"/>
@@ -6942,7 +7551,7 @@
       <w:r>
         <w:t xml:space="preserve"> </w:t>
       </w:r>
-      <w:hyperlink r:id="rId91">
+      <w:hyperlink r:id="rId96">
         <w:r>
           <w:rPr>
             <w:rStyle w:val="Hyperlink"/>
@@ -6954,8 +7563,8 @@
         <w:t xml:space="preserve">.</w:t>
       </w:r>
     </w:p>
-    <w:bookmarkEnd w:id="92"/>
-    <w:bookmarkStart w:id="93" w:name="ref-nguyen2022a"/>
+    <w:bookmarkEnd w:id="97"/>
+    <w:bookmarkStart w:id="98" w:name="ref-nguyen2022a"/>
     <w:p>
       <w:pPr>
         <w:pStyle w:val="Bibliography"/>
@@ -6977,8 +7586,8 @@
         <w:t xml:space="preserve">. First edition. Beijing Boston Farnham Sebastopol Tokyo: O’Reilly.</w:t>
       </w:r>
     </w:p>
-    <w:bookmarkEnd w:id="93"/>
-    <w:bookmarkStart w:id="95" w:name="ref-wickham"/>
+    <w:bookmarkEnd w:id="98"/>
+    <w:bookmarkStart w:id="100" w:name="ref-wickham"/>
     <w:p>
       <w:pPr>
         <w:pStyle w:val="Bibliography"/>
@@ -6995,7 +7604,7 @@
       <w:r>
         <w:t xml:space="preserve"> </w:t>
       </w:r>
-      <w:hyperlink r:id="rId94">
+      <w:hyperlink r:id="rId99">
         <w:r>
           <w:rPr>
             <w:rStyle w:val="Hyperlink"/>
@@ -7007,10 +7616,10 @@
         <w:t xml:space="preserve">.</w:t>
       </w:r>
     </w:p>
-    <w:bookmarkEnd w:id="95"/>
-    <w:bookmarkEnd w:id="96"/>
-    <w:bookmarkEnd w:id="97"/>
-    <w:bookmarkEnd w:id="98"/>
+    <w:bookmarkEnd w:id="100"/>
+    <w:bookmarkEnd w:id="101"/>
+    <w:bookmarkEnd w:id="102"/>
+    <w:bookmarkEnd w:id="103"/>
     <w:sectPr>
       <w:footnotePr>
         <w:numRestart w:val="eachSect"/>
@@ -7468,6 +8077,36 @@
     <w:abstractNumId w:val="991"/>
   </w:num>
   <w:num w:numId="1081">
+    <w:abstractNumId w:val="991"/>
+  </w:num>
+  <w:num w:numId="1082">
+    <w:abstractNumId w:val="991"/>
+  </w:num>
+  <w:num w:numId="1083">
+    <w:abstractNumId w:val="991"/>
+  </w:num>
+  <w:num w:numId="1084">
+    <w:abstractNumId w:val="991"/>
+  </w:num>
+  <w:num w:numId="1085">
+    <w:abstractNumId w:val="991"/>
+  </w:num>
+  <w:num w:numId="1086">
+    <w:abstractNumId w:val="991"/>
+  </w:num>
+  <w:num w:numId="1087">
+    <w:abstractNumId w:val="991"/>
+  </w:num>
+  <w:num w:numId="1088">
+    <w:abstractNumId w:val="991"/>
+  </w:num>
+  <w:num w:numId="1089">
+    <w:abstractNumId w:val="991"/>
+  </w:num>
+  <w:num w:numId="1090">
+    <w:abstractNumId w:val="991"/>
+  </w:num>
+  <w:num w:numId="1091">
     <w:abstractNumId w:val="991"/>
   </w:num>
 </w:numbering>
